--- a/data/SP_Порядок_проработки_развилок_и_гипотез_2025_10_09.docx
+++ b/data/SP_Порядок_проработки_развилок_и_гипотез_2025_10_09.docx
@@ -4,4379 +4,6 @@
   <w:body>
     <w:p>
       <w:pPr>
-        <w:pStyle w:val="1-"/>
-        <w:jc w:val="center"/>
-        <w:rPr>
-          <w:color w:val="auto"/>
-        </w:rPr>
-      </w:pPr>
-      <w:r>
-        <w:rPr>
-          <w:color w:val="auto"/>
-        </w:rPr>
-        <w:t>ФИНАНСОВЫЕ СИТУАЦИИ</w:t>
-      </w:r>
-    </w:p>
-    <w:p>
-      <w:pPr>
-        <w:pStyle w:val="1"/>
-      </w:pPr>
-      <w:r>
-        <w:t>РЫНОК ПАДАЕТ, ВЫРУЧКА КОМПАНИИ РАСТЕТ</w:t>
-      </w:r>
-    </w:p>
-    <w:p>
-      <w:pPr>
-        <w:spacing w:beforeLines="60" w:before="144" w:afterLines="60" w:after="144"/>
-      </w:pPr>
-      <w:r>
-        <w:rPr>
-          <w:b/>
-          <w:bCs/>
-        </w:rPr>
-        <w:t>ОПИСАНИЕ</w:t>
-      </w:r>
-      <w:r>
-        <w:t>: компания усиливает позиции за сч</w:t>
-      </w:r>
-      <w:r>
-        <w:t>е</w:t>
-      </w:r>
-      <w:r>
-        <w:t>т эффективной стратегии и захвата доли конкурентов.</w:t>
-      </w:r>
-    </w:p>
-    <w:p>
-      <w:pPr>
-        <w:spacing w:beforeLines="60" w:before="144" w:afterLines="60" w:after="144"/>
-      </w:pPr>
-      <w:r>
-        <w:rPr>
-          <w:b/>
-          <w:bCs/>
-        </w:rPr>
-        <w:t>ГИПОТЕЗЫ</w:t>
-      </w:r>
-      <w:r>
-        <w:t>:</w:t>
-      </w:r>
-    </w:p>
-    <w:p>
-      <w:pPr>
-        <w:pStyle w:val="-0"/>
-      </w:pPr>
-      <w:bookmarkStart w:id="0" w:name="_Hlk208394007"/>
-      <w:r>
-        <w:t>У КОМПАНИИ СИЛЬНОЕ УТП ИЛИ ВЫГОДНАЯ ЦЕНОВАЯ ПОЗИЦИЯ</w:t>
-      </w:r>
-    </w:p>
-    <w:bookmarkEnd w:id="0"/>
-    <w:p>
-      <w:pPr>
-        <w:rPr>
-          <w:i/>
-          <w:iCs/>
-        </w:rPr>
-      </w:pPr>
-      <w:r>
-        <w:rPr>
-          <w:i/>
-          <w:iCs/>
-        </w:rPr>
-        <w:t>Источники для проверки гипотезы:</w:t>
-      </w:r>
-    </w:p>
-    <w:p>
-      <w:pPr>
-        <w:pStyle w:val="Bullets"/>
-      </w:pPr>
-      <w:r>
-        <w:t>Финансовые отчеты компании и конкурентов</w:t>
-      </w:r>
-    </w:p>
-    <w:p>
-      <w:pPr>
-        <w:pStyle w:val="Bullets"/>
-      </w:pPr>
-      <w:r>
-        <w:t>Отраслевые обзоры независимых агентств</w:t>
-      </w:r>
-    </w:p>
-    <w:p>
-      <w:pPr>
-        <w:pStyle w:val="Bullets"/>
-      </w:pPr>
-      <w:r>
-        <w:t>Интервью экспертов и топ-менеджмента компании</w:t>
-      </w:r>
-    </w:p>
-    <w:p>
-      <w:pPr>
-        <w:spacing w:beforeLines="60" w:before="144" w:afterLines="60" w:after="144"/>
-      </w:pPr>
-      <w:r>
-        <w:t>Признаки</w:t>
-      </w:r>
-      <w:r>
-        <w:t xml:space="preserve"> подтверждения гипотезы:</w:t>
-      </w:r>
-    </w:p>
-    <w:p>
-      <w:pPr>
-        <w:pStyle w:val="Bullets"/>
-      </w:pPr>
-      <w:r>
-        <w:t xml:space="preserve">Сравнение скорости роста выручки </w:t>
-      </w:r>
-    </w:p>
-    <w:p>
-      <w:pPr>
-        <w:pStyle w:val="Bullets"/>
-      </w:pPr>
-      <w:r>
-        <w:t xml:space="preserve">Сравнение уровней маржи: валовая, продаж, </w:t>
-      </w:r>
-      <w:r>
-        <w:rPr>
-          <w:lang w:val="en-US"/>
-        </w:rPr>
-        <w:t>EBITDA</w:t>
-      </w:r>
-      <w:r>
-        <w:t xml:space="preserve"> </w:t>
-      </w:r>
-    </w:p>
-    <w:p>
-      <w:pPr>
-        <w:pStyle w:val="Bullets"/>
-      </w:pPr>
-      <w:r>
-        <w:t>Сравнение цен на продукцию с конкурентами</w:t>
-      </w:r>
-    </w:p>
-    <w:p>
-      <w:pPr>
-        <w:pStyle w:val="Bullets"/>
-      </w:pPr>
-      <w:proofErr w:type="spellStart"/>
-      <w:r>
-        <w:t>Парсинг</w:t>
-      </w:r>
-      <w:proofErr w:type="spellEnd"/>
-      <w:r>
-        <w:t xml:space="preserve"> интервью экспертов рынка</w:t>
-      </w:r>
-    </w:p>
-    <w:p>
-      <w:pPr>
-        <w:spacing w:beforeLines="60" w:before="144" w:afterLines="60" w:after="144"/>
-      </w:pPr>
-      <w:r>
-        <w:t>Алгоритм подтверждения гипотезы:</w:t>
-      </w:r>
-    </w:p>
-    <w:p>
-      <w:pPr>
-        <w:pStyle w:val="Bullets"/>
-      </w:pPr>
-      <w:r>
-        <w:t>Компания с сильным УТП показывает либо более высокие темпы роста, чем конкуренты; либо более высокую маржинальность на всех уровнях; либо может достигать более высокие цены на свою продукцию</w:t>
-      </w:r>
-    </w:p>
-    <w:p>
-      <w:pPr>
-        <w:pStyle w:val="Bullets"/>
-      </w:pPr>
-      <w:r>
-        <w:t>Необходимо сравнить указанные выше показатели с динамикой ближайших (сопоставимых по размеру) конкурентов</w:t>
-      </w:r>
-      <w:r>
-        <w:t>. Эти показатели есть в отчетах (в основном, по МСФО)</w:t>
-      </w:r>
-    </w:p>
-    <w:p>
-      <w:pPr>
-        <w:pStyle w:val="Bullets"/>
-      </w:pPr>
-      <w:proofErr w:type="spellStart"/>
-      <w:r>
-        <w:t>Парсинг</w:t>
-      </w:r>
-      <w:proofErr w:type="spellEnd"/>
-      <w:r>
-        <w:t xml:space="preserve"> новостной информации позволяет получить дополнительное подтверждающее мнение от экспертов рынка</w:t>
-      </w:r>
-    </w:p>
-    <w:p>
-      <w:pPr>
-        <w:spacing w:beforeLines="60" w:before="144" w:afterLines="60" w:after="144"/>
-      </w:pPr>
-      <w:r>
-        <w:t>Вопросы для обсуждения</w:t>
-      </w:r>
-      <w:r>
-        <w:rPr>
-          <w:lang w:val="en-US"/>
-        </w:rPr>
-        <w:t xml:space="preserve"> /</w:t>
-      </w:r>
-      <w:r>
-        <w:t xml:space="preserve"> уточнения:</w:t>
-      </w:r>
-    </w:p>
-    <w:p>
-      <w:pPr>
-        <w:pStyle w:val="Bullets"/>
-      </w:pPr>
-      <w:r>
-        <w:t>В чем заключается ваше УТП? Чем оно отличается от того, что уже есть на рынке?</w:t>
-      </w:r>
-    </w:p>
-    <w:p>
-      <w:pPr>
-        <w:pStyle w:val="Bullets"/>
-      </w:pPr>
-      <w:r>
-        <w:t>Насколько устойчиво ваше ценовое предложение? Есть ли риск, что конкуренты быстро скопируют ваш успех?</w:t>
-      </w:r>
-    </w:p>
-    <w:p>
-      <w:pPr>
-        <w:pStyle w:val="Bullets"/>
-      </w:pPr>
-      <w:r>
-        <w:t xml:space="preserve">Какие планы по развитию и укреплению УТП? </w:t>
-      </w:r>
-    </w:p>
-    <w:p>
-      <w:pPr>
-        <w:pStyle w:val="Bullets"/>
-      </w:pPr>
-      <w:r>
-        <w:t xml:space="preserve">За счет чего вы находитесь в более выгодной ценовой позиции? Сколько это может продолжаться </w:t>
-      </w:r>
-      <w:r>
-        <w:t xml:space="preserve">по </w:t>
-      </w:r>
-      <w:r>
-        <w:t xml:space="preserve">времени? </w:t>
-      </w:r>
-    </w:p>
-    <w:p>
-      <w:pPr>
-        <w:pStyle w:val="-0"/>
-      </w:pPr>
-      <w:bookmarkStart w:id="1" w:name="_Hlk208394014"/>
-      <w:r>
-        <w:t>ЭФФЕКТИВНЫЙ МАРКЕТИНГ / ДИСТРИБУЦИЯ</w:t>
-      </w:r>
-      <w:bookmarkEnd w:id="1"/>
-    </w:p>
-    <w:p>
-      <w:pPr>
-        <w:rPr>
-          <w:i/>
-          <w:iCs/>
-        </w:rPr>
-      </w:pPr>
-      <w:r>
-        <w:rPr>
-          <w:i/>
-          <w:iCs/>
-        </w:rPr>
-        <w:t>Источники для проверки гипотезы:</w:t>
-      </w:r>
-    </w:p>
-    <w:p>
-      <w:pPr>
-        <w:pStyle w:val="Bullets"/>
-      </w:pPr>
-      <w:r>
-        <w:t>Финансовые отчеты компании и конкурентов</w:t>
-      </w:r>
-    </w:p>
-    <w:p>
-      <w:pPr>
-        <w:pStyle w:val="Bullets"/>
-      </w:pPr>
-      <w:r>
-        <w:t>Отраслевые обзоры независимых агентств</w:t>
-      </w:r>
-    </w:p>
-    <w:p>
-      <w:pPr>
-        <w:pStyle w:val="Bullets"/>
-      </w:pPr>
-      <w:r>
-        <w:t>Интервью экспертов и топ-менеджмента компании</w:t>
-      </w:r>
-    </w:p>
-    <w:p>
-      <w:pPr>
-        <w:pStyle w:val="Bullets"/>
-      </w:pPr>
-      <w:r>
-        <w:t>Сайт компании</w:t>
-      </w:r>
-    </w:p>
-    <w:p>
-      <w:pPr>
-        <w:keepNext/>
-        <w:spacing w:beforeLines="60" w:before="144" w:afterLines="60" w:after="144"/>
-      </w:pPr>
-      <w:r>
-        <w:lastRenderedPageBreak/>
-        <w:t>Признаки</w:t>
-      </w:r>
-      <w:r>
-        <w:t xml:space="preserve"> подтверждения гипотезы:</w:t>
-      </w:r>
-    </w:p>
-    <w:p>
-      <w:pPr>
-        <w:pStyle w:val="Bullets"/>
-      </w:pPr>
-      <w:r>
-        <w:t>Сравнение маржи</w:t>
-      </w:r>
-      <w:r>
-        <w:t xml:space="preserve"> </w:t>
-      </w:r>
-      <w:r>
-        <w:t>продаж</w:t>
-      </w:r>
-      <w:r>
-        <w:t xml:space="preserve"> </w:t>
-      </w:r>
-    </w:p>
-    <w:p>
-      <w:pPr>
-        <w:pStyle w:val="Bullets"/>
-      </w:pPr>
-      <w:r>
-        <w:t>Меньше доля</w:t>
-      </w:r>
-      <w:r>
-        <w:t xml:space="preserve"> в выручке</w:t>
-      </w:r>
-      <w:r>
-        <w:t xml:space="preserve"> статьи «затраты на продажу и маркетинг» (формулировки могут отличаться в разных финансовых отчетах) </w:t>
-      </w:r>
-    </w:p>
-    <w:p>
-      <w:pPr>
-        <w:pStyle w:val="Bullets"/>
-      </w:pPr>
-      <w:r>
-        <w:t>Число регионов присутствия (</w:t>
-      </w:r>
-      <w:r>
-        <w:t>сайт компании;</w:t>
-      </w:r>
-      <w:r>
-        <w:t xml:space="preserve"> чем больше, тем лучше)</w:t>
-      </w:r>
-    </w:p>
-    <w:p>
-      <w:pPr>
-        <w:spacing w:beforeLines="60" w:before="144" w:afterLines="60" w:after="144"/>
-      </w:pPr>
-      <w:r>
-        <w:t>Алгоритм подтверждения гипотезы:</w:t>
-      </w:r>
-    </w:p>
-    <w:p>
-      <w:pPr>
-        <w:pStyle w:val="Bullets"/>
-      </w:pPr>
-      <w:r>
-        <w:t>Последовательно сравниваем указанные выше показатели с ближайшими конкурентами. Эти показатели есть в отчетах (в основном, по МСФО), либо на сайте компании</w:t>
-      </w:r>
-    </w:p>
-    <w:p>
-      <w:pPr>
-        <w:spacing w:beforeLines="60" w:before="144" w:afterLines="60" w:after="144"/>
-      </w:pPr>
-      <w:r>
-        <w:t>Вопросы для обсуждения</w:t>
-      </w:r>
-      <w:r>
-        <w:rPr>
-          <w:lang w:val="en-US"/>
-        </w:rPr>
-        <w:t xml:space="preserve"> /</w:t>
-      </w:r>
-      <w:r>
-        <w:t xml:space="preserve"> уточнения:</w:t>
-      </w:r>
-    </w:p>
-    <w:p>
-      <w:pPr>
-        <w:pStyle w:val="Bullets"/>
-      </w:pPr>
-      <w:r>
-        <w:t>Какие каналы продаж/маркетинга показали наибольшую эффективность в последние 6–12 мес.?</w:t>
-      </w:r>
-    </w:p>
-    <w:p>
-      <w:pPr>
-        <w:pStyle w:val="Bullets"/>
-      </w:pPr>
-      <w:r>
-        <w:t>Какие ресурсы вы готовы выделить для масштабирования?</w:t>
-      </w:r>
-    </w:p>
-    <w:p>
-      <w:pPr>
-        <w:pStyle w:val="Bullets"/>
-      </w:pPr>
-      <w:r>
-        <w:t xml:space="preserve">Какая доля роста выручки приходится на новых клиентов </w:t>
-      </w:r>
-      <w:proofErr w:type="spellStart"/>
-      <w:r>
-        <w:t>vs</w:t>
-      </w:r>
-      <w:proofErr w:type="spellEnd"/>
-      <w:r>
-        <w:t xml:space="preserve"> рост от существующих?</w:t>
-      </w:r>
-    </w:p>
-    <w:p>
-      <w:pPr>
-        <w:pStyle w:val="Bullets"/>
-      </w:pPr>
-      <w:r>
-        <w:t>Какой LTV и CAC у новых каналов - сохраняется ли рентабельность при наращивании вложений?</w:t>
-      </w:r>
-    </w:p>
-    <w:p>
-      <w:pPr>
-        <w:pStyle w:val="-0"/>
-      </w:pPr>
-      <w:bookmarkStart w:id="2" w:name="_Hlk208394022"/>
-      <w:r>
-        <w:t>ОСЛАБЛЕНИЕ КОНКУРЕНТОВ (ВЫХОД С РЫНКА, КРИЗИС)</w:t>
-      </w:r>
-    </w:p>
-    <w:bookmarkEnd w:id="2"/>
-    <w:p>
-      <w:pPr>
-        <w:rPr>
-          <w:i/>
-          <w:iCs/>
-        </w:rPr>
-      </w:pPr>
-      <w:r>
-        <w:rPr>
-          <w:i/>
-          <w:iCs/>
-        </w:rPr>
-        <w:t>Источники для проверки гипотезы:</w:t>
-      </w:r>
-    </w:p>
-    <w:p>
-      <w:pPr>
-        <w:pStyle w:val="Bullets"/>
-      </w:pPr>
-      <w:r>
-        <w:t>Финансовые отчеты конкурентов</w:t>
-      </w:r>
-    </w:p>
-    <w:p>
-      <w:pPr>
-        <w:pStyle w:val="Bullets"/>
-      </w:pPr>
-      <w:r>
-        <w:t>Новостные сайты</w:t>
-      </w:r>
-    </w:p>
-    <w:p>
-      <w:pPr>
-        <w:pStyle w:val="Bullets"/>
-      </w:pPr>
-      <w:r>
-        <w:t xml:space="preserve">Данные Сбера </w:t>
-      </w:r>
-    </w:p>
-    <w:p>
-      <w:pPr>
-        <w:spacing w:beforeLines="60" w:before="144" w:afterLines="60" w:after="144"/>
-      </w:pPr>
-      <w:r>
-        <w:t>Признаки</w:t>
-      </w:r>
-      <w:r>
-        <w:t xml:space="preserve"> подтверждения гипотезы:</w:t>
-      </w:r>
-    </w:p>
-    <w:p>
-      <w:pPr>
-        <w:pStyle w:val="Bullets"/>
-      </w:pPr>
-      <w:r>
-        <w:t>Низкая</w:t>
-      </w:r>
-      <w:r>
-        <w:t xml:space="preserve"> </w:t>
-      </w:r>
-      <w:r>
-        <w:t>маржа</w:t>
-      </w:r>
-      <w:r>
-        <w:t xml:space="preserve"> продаж </w:t>
-      </w:r>
-      <w:r>
-        <w:t xml:space="preserve">и </w:t>
-      </w:r>
-      <w:r>
-        <w:rPr>
-          <w:lang w:val="en-US"/>
-        </w:rPr>
-        <w:t>EBITDA</w:t>
-      </w:r>
-      <w:r>
-        <w:t>, или отрицательная зона</w:t>
-      </w:r>
-    </w:p>
-    <w:p>
-      <w:pPr>
-        <w:pStyle w:val="Bullets"/>
-      </w:pPr>
-      <w:r>
-        <w:t xml:space="preserve">Нехватка </w:t>
-      </w:r>
-      <w:r>
-        <w:rPr>
-          <w:lang w:val="en-US"/>
-        </w:rPr>
-        <w:t>EBITDA</w:t>
-      </w:r>
-      <w:r>
-        <w:t xml:space="preserve"> для покрытия процентов по кредитам</w:t>
-      </w:r>
-    </w:p>
-    <w:p>
-      <w:pPr>
-        <w:pStyle w:val="Bullets"/>
-      </w:pPr>
-      <w:r>
-        <w:t>Новости о корпоративных конфликтах</w:t>
-      </w:r>
-    </w:p>
-    <w:p>
-      <w:pPr>
-        <w:pStyle w:val="Bullets"/>
-      </w:pPr>
-      <w:r>
-        <w:t>Новости о реструктуризации, банкротстве</w:t>
-      </w:r>
-    </w:p>
-    <w:p>
-      <w:pPr>
-        <w:pStyle w:val="Bullets"/>
-      </w:pPr>
-      <w:r>
-        <w:t xml:space="preserve">Снижение выручки конкурентов или рост медленнее рынка </w:t>
-      </w:r>
-    </w:p>
-    <w:p>
-      <w:pPr>
-        <w:spacing w:beforeLines="60" w:before="144" w:afterLines="60" w:after="144"/>
-      </w:pPr>
-      <w:r>
-        <w:t>Алгоритм подтверждения гипотезы:</w:t>
-      </w:r>
-    </w:p>
-    <w:p>
-      <w:pPr>
-        <w:pStyle w:val="Bullets"/>
-      </w:pPr>
-      <w:r>
-        <w:t>Вначале анализируем отчеты по МСФО, сравниваем показатели</w:t>
-      </w:r>
-    </w:p>
-    <w:p>
-      <w:pPr>
-        <w:pStyle w:val="Bullets"/>
-      </w:pPr>
-      <w:r>
-        <w:t xml:space="preserve">Далее </w:t>
-      </w:r>
-      <w:proofErr w:type="spellStart"/>
-      <w:r>
-        <w:t>парсим</w:t>
-      </w:r>
-      <w:proofErr w:type="spellEnd"/>
-      <w:r>
-        <w:t xml:space="preserve"> новости о </w:t>
-      </w:r>
-      <w:proofErr w:type="spellStart"/>
-      <w:r>
-        <w:t>корп</w:t>
-      </w:r>
-      <w:proofErr w:type="spellEnd"/>
-      <w:r>
-        <w:t xml:space="preserve"> конфликтах и прочих негативных событиях у конкурентов</w:t>
-      </w:r>
-    </w:p>
-    <w:p>
-      <w:pPr>
-        <w:pStyle w:val="Bullets"/>
-      </w:pPr>
-      <w:r>
-        <w:t>Конкурентов подбираем либо больших по размеру, либо сопоставимых. Мелких конкурентов не смотрим</w:t>
-      </w:r>
-    </w:p>
-    <w:p>
-      <w:pPr>
-        <w:spacing w:beforeLines="60" w:before="144" w:afterLines="60" w:after="144"/>
-      </w:pPr>
-      <w:r>
-        <w:t>Вопросы для обсуждения</w:t>
-      </w:r>
-      <w:r>
-        <w:rPr>
-          <w:lang w:val="en-US"/>
-        </w:rPr>
-        <w:t xml:space="preserve"> /</w:t>
-      </w:r>
-      <w:r>
-        <w:t xml:space="preserve"> уточнения:</w:t>
-      </w:r>
-    </w:p>
-    <w:p>
-      <w:pPr>
-        <w:pStyle w:val="Bullets"/>
-      </w:pPr>
-      <w:r>
-        <w:t>Наблюдали ли вы сокращение активности ключевых конкурентов (уход с рынка, снижение рекламного бюджета)?</w:t>
-      </w:r>
-    </w:p>
-    <w:p>
-      <w:pPr>
-        <w:pStyle w:val="Bullets"/>
-      </w:pPr>
-      <w:r>
-        <w:t>Какие сегменты освободились (география, ценовой коридор, продукт)? Занял ли их кто-то из конкурентов?</w:t>
-      </w:r>
-    </w:p>
-    <w:p>
-      <w:pPr>
-        <w:pStyle w:val="Bullets"/>
-      </w:pPr>
-      <w:r>
-        <w:lastRenderedPageBreak/>
-        <w:t>Есть ли риск возобновления активности конкурентов и как это повлияет на ваши темпы роста?</w:t>
-      </w:r>
-    </w:p>
-    <w:p>
-      <w:pPr>
-        <w:keepNext/>
-        <w:spacing w:beforeLines="60" w:before="144" w:afterLines="60" w:after="144"/>
-      </w:pPr>
-      <w:r>
-        <w:t>Возможные действия:</w:t>
-      </w:r>
-    </w:p>
-    <w:p>
-      <w:pPr>
-        <w:pStyle w:val="Bullets"/>
-      </w:pPr>
-      <w:r>
-        <w:t>Продолжить укреплять долю — масштабировать успешные каналы</w:t>
-      </w:r>
-    </w:p>
-    <w:p>
-      <w:pPr>
-        <w:pStyle w:val="Bullets"/>
-      </w:pPr>
-      <w:r>
-        <w:t>Инвестировать в продукт / бренд, пока рынок слаб</w:t>
-      </w:r>
-    </w:p>
-    <w:p>
-      <w:pPr>
-        <w:pStyle w:val="Bullets"/>
-      </w:pPr>
-      <w:r>
-        <w:t>Изучить возможности консолидации рынка</w:t>
-      </w:r>
-    </w:p>
-    <w:p>
-      <w:pPr>
-        <w:pStyle w:val="1"/>
-      </w:pPr>
-      <w:r>
-        <w:t>РЫНОК РАСТЕТ, ВЫРУЧКА КОМПАНИИ ПАДАЕТ</w:t>
-      </w:r>
-    </w:p>
-    <w:p>
-      <w:pPr>
-        <w:spacing w:beforeLines="60" w:before="144" w:afterLines="60" w:after="144"/>
-      </w:pPr>
-      <w:r>
-        <w:rPr>
-          <w:b/>
-          <w:bCs/>
-        </w:rPr>
-        <w:t>ОПИСАНИЕ</w:t>
-      </w:r>
-      <w:r>
-        <w:t>: потеря конкурентоспособности или неудачное позиционирование.</w:t>
-      </w:r>
-    </w:p>
-    <w:p>
-      <w:pPr>
-        <w:spacing w:beforeLines="60" w:before="144" w:afterLines="60" w:after="144"/>
-      </w:pPr>
-      <w:r>
-        <w:rPr>
-          <w:b/>
-          <w:bCs/>
-        </w:rPr>
-        <w:t>ГИПОТЕЗЫ</w:t>
-      </w:r>
-      <w:r>
-        <w:t>:</w:t>
-      </w:r>
-    </w:p>
-    <w:p>
-      <w:pPr>
-        <w:pStyle w:val="-0"/>
-      </w:pPr>
-      <w:bookmarkStart w:id="3" w:name="_Hlk208394046"/>
-      <w:r>
-        <w:t>УТРАТА КОНКУРЕНТНЫХ ПРЕИМУЩЕСТВ (ЦЕНА, КАЧЕСТВО, СЕРВИС)</w:t>
-      </w:r>
-    </w:p>
-    <w:bookmarkEnd w:id="3"/>
-    <w:p>
-      <w:pPr>
-        <w:spacing w:beforeLines="60" w:before="144" w:afterLines="60" w:after="144"/>
-        <w:rPr>
-          <w:i/>
-        </w:rPr>
-      </w:pPr>
-      <w:r>
-        <w:rPr>
-          <w:i/>
-        </w:rPr>
-        <w:t>Источники для проверки гипотезы:</w:t>
-      </w:r>
-    </w:p>
-    <w:p>
-      <w:pPr>
-        <w:pStyle w:val="Bullets"/>
-      </w:pPr>
-      <w:r>
-        <w:t>Финансовые отчеты компании и конкурентов</w:t>
-      </w:r>
-    </w:p>
-    <w:p>
-      <w:pPr>
-        <w:pStyle w:val="Bullets"/>
-      </w:pPr>
-      <w:r>
-        <w:t>Отраслевые обзоры независимых агентств</w:t>
-      </w:r>
-    </w:p>
-    <w:p>
-      <w:pPr>
-        <w:pStyle w:val="Bullets"/>
-      </w:pPr>
-      <w:r>
-        <w:t>Интервью экспертов и топ-менеджмента компании</w:t>
-      </w:r>
-    </w:p>
-    <w:p>
-      <w:pPr>
-        <w:pStyle w:val="Bullets"/>
-      </w:pPr>
-      <w:r>
-        <w:t>Порталы-</w:t>
-      </w:r>
-      <w:proofErr w:type="spellStart"/>
-      <w:r>
-        <w:t>отзовики</w:t>
-      </w:r>
-      <w:proofErr w:type="spellEnd"/>
-    </w:p>
-    <w:p>
-      <w:pPr>
-        <w:spacing w:beforeLines="60" w:before="144" w:afterLines="60" w:after="144"/>
-      </w:pPr>
-      <w:r>
-        <w:t>Признаки</w:t>
-      </w:r>
-      <w:r>
-        <w:t xml:space="preserve"> подтверждения гипотезы:</w:t>
-      </w:r>
-    </w:p>
-    <w:p>
-      <w:pPr>
-        <w:pStyle w:val="Bullets"/>
-      </w:pPr>
-      <w:r>
-        <w:t>Рост цен на продукцию компании темпом ниже инфляции или снижение</w:t>
-      </w:r>
-    </w:p>
-    <w:p>
-      <w:pPr>
-        <w:pStyle w:val="Bullets"/>
-      </w:pPr>
-      <w:r>
-        <w:t>Резкий рост числа негативных отзывов на порталах-</w:t>
-      </w:r>
-      <w:proofErr w:type="spellStart"/>
-      <w:r>
-        <w:t>отзовиках</w:t>
-      </w:r>
-      <w:proofErr w:type="spellEnd"/>
-    </w:p>
-    <w:p>
-      <w:pPr>
-        <w:pStyle w:val="Bullets"/>
-      </w:pPr>
-      <w:r>
-        <w:t xml:space="preserve">Новости о претензиях со стороны контролирующих органов </w:t>
-      </w:r>
-    </w:p>
-    <w:p>
-      <w:pPr>
-        <w:spacing w:beforeLines="60" w:before="144" w:afterLines="60" w:after="144"/>
-      </w:pPr>
-      <w:r>
-        <w:t>Алгоритм подтверждения гипотезы:</w:t>
-      </w:r>
-    </w:p>
-    <w:p>
-      <w:pPr>
-        <w:pStyle w:val="Bullets"/>
-      </w:pPr>
-      <w:r>
-        <w:t>Вначале сравниваем выручку с инфляцией (из Росстата)</w:t>
-      </w:r>
-    </w:p>
-    <w:p>
-      <w:pPr>
-        <w:pStyle w:val="Bullets"/>
-      </w:pPr>
-      <w:r>
-        <w:t xml:space="preserve">Далее – </w:t>
-      </w:r>
-      <w:proofErr w:type="spellStart"/>
-      <w:r>
-        <w:t>парсим</w:t>
-      </w:r>
-      <w:proofErr w:type="spellEnd"/>
-      <w:r>
-        <w:t xml:space="preserve"> новостную информацию о компании и ее крупнейших конкурентах в регионах ее деловых интересов </w:t>
-      </w:r>
-    </w:p>
-    <w:p>
-      <w:pPr>
-        <w:spacing w:beforeLines="60" w:before="144" w:afterLines="60" w:after="144"/>
-      </w:pPr>
-      <w:r>
-        <w:t>Вопросы для обсуждения</w:t>
-      </w:r>
-      <w:r>
-        <w:t xml:space="preserve"> /</w:t>
-      </w:r>
-      <w:r>
-        <w:t xml:space="preserve"> уточнения:</w:t>
-      </w:r>
-    </w:p>
-    <w:p>
-      <w:pPr>
-        <w:pStyle w:val="Bullets"/>
-      </w:pPr>
-      <w:r>
-        <w:t>Есть ли дефицит мощностей, задержка сроков поставки?</w:t>
-      </w:r>
-    </w:p>
-    <w:p>
-      <w:pPr>
-        <w:pStyle w:val="Bullets"/>
-      </w:pPr>
-      <w:r>
-        <w:t>Как изменилась ваша доля рынка по ключевым сегментам/каналам за 6–12 мес.?</w:t>
-      </w:r>
-    </w:p>
-    <w:p>
-      <w:pPr>
-        <w:pStyle w:val="Bullets"/>
-      </w:pPr>
-      <w:r>
-        <w:t xml:space="preserve">Как распределяется отток: потеря клиентов </w:t>
-      </w:r>
-      <w:proofErr w:type="spellStart"/>
-      <w:r>
-        <w:t>vs</w:t>
-      </w:r>
-      <w:proofErr w:type="spellEnd"/>
-      <w:r>
-        <w:t xml:space="preserve"> снижение среднего чека?</w:t>
-      </w:r>
-    </w:p>
-    <w:p>
-      <w:pPr>
-        <w:pStyle w:val="Bullets"/>
-      </w:pPr>
-      <w:r>
-        <w:t>Как изменилась относительная цена и качество у конкурентов - какие их решения оказали наибольшее влияние?</w:t>
-      </w:r>
-    </w:p>
-    <w:p>
-      <w:pPr>
-        <w:pStyle w:val="-0"/>
-      </w:pPr>
-      <w:bookmarkStart w:id="4" w:name="_Hlk208394052"/>
-      <w:r>
-        <w:t>ОШИБКИ В ПОЗИЦИОНИРОВАНИИ ИЛИ МАРКЕТИНГОВОЙ СТРАТЕГИИ</w:t>
-      </w:r>
-    </w:p>
-    <w:bookmarkEnd w:id="4"/>
-    <w:p>
-      <w:pPr>
-        <w:spacing w:beforeLines="60" w:before="144" w:afterLines="60" w:after="144"/>
-        <w:rPr>
-          <w:i/>
-        </w:rPr>
-      </w:pPr>
-      <w:r>
-        <w:rPr>
-          <w:i/>
-        </w:rPr>
-        <w:t>Источники для проверки гипотезы:</w:t>
-      </w:r>
-    </w:p>
-    <w:p>
-      <w:pPr>
-        <w:pStyle w:val="Bullets"/>
-      </w:pPr>
-      <w:r>
-        <w:t>Новостные порталы</w:t>
-      </w:r>
-    </w:p>
-    <w:p>
-      <w:pPr>
-        <w:pStyle w:val="Bullets"/>
-      </w:pPr>
-      <w:r>
-        <w:t>Отчеты отраслевых агентств</w:t>
-      </w:r>
-    </w:p>
-    <w:p>
-      <w:pPr>
-        <w:spacing w:beforeLines="60" w:before="144" w:afterLines="60" w:after="144"/>
-      </w:pPr>
-      <w:r>
-        <w:t>Признаки</w:t>
-      </w:r>
-      <w:r>
-        <w:t xml:space="preserve"> подтверждения гипотезы:</w:t>
-      </w:r>
-    </w:p>
-    <w:p>
-      <w:pPr>
-        <w:pStyle w:val="Bullets"/>
-      </w:pPr>
-      <w:r>
-        <w:t>Новости о новых назначениях лидеров функций маркетинга, продаж</w:t>
-      </w:r>
-    </w:p>
-    <w:p>
-      <w:pPr>
-        <w:pStyle w:val="Bullets"/>
-      </w:pPr>
-      <w:r>
-        <w:t>Новости об уходе дистрибьюторов</w:t>
-      </w:r>
-    </w:p>
-    <w:p>
-      <w:pPr>
-        <w:pStyle w:val="Bullets"/>
-      </w:pPr>
-      <w:r>
-        <w:lastRenderedPageBreak/>
-        <w:t>Информация о ребрендинге</w:t>
-      </w:r>
-    </w:p>
-    <w:p>
-      <w:pPr>
-        <w:pStyle w:val="Bullets"/>
-      </w:pPr>
-      <w:r>
-        <w:t xml:space="preserve">Нетипично большое относительно исторических данных число акций </w:t>
-      </w:r>
-    </w:p>
-    <w:p>
-      <w:pPr>
-        <w:pStyle w:val="Bullets"/>
-      </w:pPr>
-      <w:r>
-        <w:t>Объявление о планах ребрендинга</w:t>
-      </w:r>
-    </w:p>
-    <w:p>
-      <w:pPr>
-        <w:spacing w:beforeLines="60" w:before="144" w:afterLines="60" w:after="144"/>
-      </w:pPr>
-      <w:r>
-        <w:t>Алгоритм подтверждения гипотезы:</w:t>
-      </w:r>
-    </w:p>
-    <w:p>
-      <w:pPr>
-        <w:pStyle w:val="Bullets"/>
-      </w:pPr>
-      <w:r>
-        <w:t>Как правило, данную информацию можно получить только косвенным образом, или уже в рамках личной встречи с компанией</w:t>
-      </w:r>
-    </w:p>
-    <w:p>
-      <w:pPr>
-        <w:pStyle w:val="Bullets"/>
-      </w:pPr>
-      <w:r>
-        <w:t xml:space="preserve">Соответственно, здесь помогает только </w:t>
-      </w:r>
-      <w:proofErr w:type="spellStart"/>
-      <w:r>
-        <w:t>парсинг</w:t>
-      </w:r>
-      <w:proofErr w:type="spellEnd"/>
-      <w:r>
-        <w:t xml:space="preserve"> новостей на указанные выше темы. </w:t>
-      </w:r>
-    </w:p>
-    <w:p>
-      <w:pPr>
-        <w:spacing w:beforeLines="60" w:before="144" w:afterLines="60" w:after="144"/>
-      </w:pPr>
-      <w:r>
-        <w:t>Вопросы для обсуждения</w:t>
-      </w:r>
-      <w:r>
-        <w:t xml:space="preserve"> /</w:t>
-      </w:r>
-      <w:r>
-        <w:t xml:space="preserve"> уточнения:</w:t>
-      </w:r>
-    </w:p>
-    <w:p>
-      <w:pPr>
-        <w:pStyle w:val="Bullets"/>
-      </w:pPr>
-      <w:r>
-        <w:t>Какие растущие сегменты/регионы вы не покрываете (продукт, ценовой коридор, география, канал)?</w:t>
-      </w:r>
-    </w:p>
-    <w:p>
-      <w:pPr>
-        <w:pStyle w:val="Bullets"/>
-      </w:pPr>
-      <w:r>
-        <w:t xml:space="preserve">Насколько текущая коммуникация/бренд резонирует с целевой аудиторией - есть ли признаки несоответствия сообщений и потребностей? </w:t>
-      </w:r>
-    </w:p>
-    <w:p>
-      <w:pPr>
-        <w:pStyle w:val="Bullets"/>
-      </w:pPr>
-      <w:r>
-        <w:t>Планируете ли пересмотреть ассортимент продукции, ценовую политику и каналы распространения? Если да, то как конкретно?</w:t>
-      </w:r>
-    </w:p>
-    <w:p>
-      <w:pPr>
-        <w:pStyle w:val="-0"/>
-        <w:rPr>
-          <w:bCs/>
-        </w:rPr>
-      </w:pPr>
-      <w:bookmarkStart w:id="5" w:name="_Hlk208394058"/>
-      <w:r>
-        <w:t>ОТСТАВАНИЕ ОТ ТРЕНДОВ В ПРОДУКТЕ ИЛИ КАНАЛАХ</w:t>
-      </w:r>
-    </w:p>
-    <w:bookmarkEnd w:id="5"/>
-    <w:p>
-      <w:pPr>
-        <w:spacing w:beforeLines="60" w:before="144" w:afterLines="60" w:after="144"/>
-        <w:rPr>
-          <w:i/>
-        </w:rPr>
-      </w:pPr>
-      <w:r>
-        <w:rPr>
-          <w:i/>
-        </w:rPr>
-        <w:t>Источники для проверки гипотезы:</w:t>
-      </w:r>
-    </w:p>
-    <w:p>
-      <w:pPr>
-        <w:pStyle w:val="Bullets"/>
-      </w:pPr>
-      <w:r>
-        <w:t>Финансовые отчеты компании</w:t>
-      </w:r>
-    </w:p>
-    <w:p>
-      <w:pPr>
-        <w:pStyle w:val="Bullets"/>
-      </w:pPr>
-      <w:r>
-        <w:t>Новостные порталы</w:t>
-      </w:r>
-    </w:p>
-    <w:p>
-      <w:pPr>
-        <w:pStyle w:val="Bullets"/>
-      </w:pPr>
-      <w:r>
-        <w:t>Сайты-</w:t>
-      </w:r>
-      <w:proofErr w:type="spellStart"/>
-      <w:r>
-        <w:t>отзовики</w:t>
-      </w:r>
-      <w:proofErr w:type="spellEnd"/>
-    </w:p>
-    <w:p>
-      <w:pPr>
-        <w:pStyle w:val="Bullets"/>
-      </w:pPr>
-      <w:r>
-        <w:t>Отчеты отраслевых агентств</w:t>
-      </w:r>
-    </w:p>
-    <w:p>
-      <w:pPr>
-        <w:spacing w:beforeLines="60" w:before="144" w:afterLines="60" w:after="144"/>
-      </w:pPr>
-      <w:r>
-        <w:t>Признаки</w:t>
-      </w:r>
-      <w:r>
-        <w:t xml:space="preserve"> подтверждения гипотезы:</w:t>
-      </w:r>
-    </w:p>
-    <w:p>
-      <w:pPr>
-        <w:pStyle w:val="Bullets"/>
-      </w:pPr>
-      <w:r>
-        <w:t>Увеличение расходов на маркетинг / продажи в финансовом отчете темпом, существенно опережающим инфляцию</w:t>
-      </w:r>
-    </w:p>
-    <w:p>
-      <w:pPr>
-        <w:pStyle w:val="Bullets"/>
-      </w:pPr>
-      <w:r>
-        <w:t>Аналогично: существенное отставание темпов роста таких расходов от инфляции в течение 2-3 лет назад</w:t>
-      </w:r>
-    </w:p>
-    <w:p>
-      <w:pPr>
-        <w:pStyle w:val="Bullets"/>
-      </w:pPr>
-      <w:r>
-        <w:t>Отсутствие собственного онлайн-магазина и низкая доля продаж в онлайне</w:t>
-      </w:r>
-    </w:p>
-    <w:p>
-      <w:pPr>
-        <w:pStyle w:val="Bullets"/>
-      </w:pPr>
-      <w:r>
-        <w:t>Новости о запуске новых маркетинговых программ или каналов</w:t>
-      </w:r>
-    </w:p>
-    <w:p>
-      <w:pPr>
-        <w:pStyle w:val="Bullets"/>
-      </w:pPr>
-      <w:r>
-        <w:t>Интервью с отраслевыми экспертами + иногда в отраслевых отчетах прямо пишут обзоры по компаниям</w:t>
-      </w:r>
-    </w:p>
-    <w:p>
-      <w:pPr>
-        <w:spacing w:beforeLines="60" w:before="144" w:afterLines="60" w:after="144"/>
-      </w:pPr>
-      <w:r>
-        <w:t>Алгоритм подтверждения гипотезы:</w:t>
-      </w:r>
-    </w:p>
-    <w:p>
-      <w:pPr>
-        <w:pStyle w:val="Bullets"/>
-      </w:pPr>
-      <w:r>
-        <w:t>Смотрим отчеты по МСФО и сравниваем с макроэкономической статистикой (ИПЦ)</w:t>
-      </w:r>
-    </w:p>
-    <w:p>
-      <w:pPr>
-        <w:pStyle w:val="Bullets"/>
-      </w:pPr>
-      <w:r>
-        <w:t>Проверяем сайт компании</w:t>
-      </w:r>
-    </w:p>
-    <w:p>
-      <w:pPr>
-        <w:pStyle w:val="Bullets"/>
-      </w:pPr>
-      <w:proofErr w:type="spellStart"/>
-      <w:r>
-        <w:t>Парсим</w:t>
-      </w:r>
-      <w:proofErr w:type="spellEnd"/>
-      <w:r>
-        <w:t xml:space="preserve"> новости и интервью </w:t>
-      </w:r>
-    </w:p>
-    <w:p>
-      <w:pPr>
-        <w:spacing w:beforeLines="60" w:before="144" w:afterLines="60" w:after="144"/>
-      </w:pPr>
-      <w:r>
-        <w:t>Вопросы для обсуждения</w:t>
-      </w:r>
-      <w:r>
-        <w:t xml:space="preserve"> /</w:t>
-      </w:r>
-      <w:r>
-        <w:t xml:space="preserve"> уточнения:</w:t>
-      </w:r>
-    </w:p>
-    <w:p>
-      <w:pPr>
-        <w:pStyle w:val="Bullets"/>
-      </w:pPr>
-      <w:r>
-        <w:t>Какие новые тренды/каналы появились у конкурентов, и вы их не используете?</w:t>
-      </w:r>
-    </w:p>
-    <w:p>
-      <w:pPr>
-        <w:pStyle w:val="Bullets"/>
-      </w:pPr>
-      <w:r>
-        <w:t>Как быстро вы адаптируете продуктовую линейку под меняющиеся потребности клиентов? Приведи</w:t>
-      </w:r>
-      <w:r>
-        <w:t>те</w:t>
-      </w:r>
-      <w:r>
-        <w:t xml:space="preserve"> несколько примеров из последней практики</w:t>
-      </w:r>
-    </w:p>
-    <w:p>
-      <w:pPr>
-        <w:keepNext/>
-        <w:spacing w:beforeLines="60" w:before="144" w:afterLines="60" w:after="144"/>
-      </w:pPr>
-      <w:r>
-        <w:lastRenderedPageBreak/>
-        <w:t>Возможные действия:</w:t>
-      </w:r>
-    </w:p>
-    <w:p>
-      <w:pPr>
-        <w:pStyle w:val="Bullets"/>
-      </w:pPr>
-      <w:r>
-        <w:t>Провести экспресс-аудит продаж и маркетинга</w:t>
-      </w:r>
-    </w:p>
-    <w:p>
-      <w:pPr>
-        <w:pStyle w:val="Bullets"/>
-      </w:pPr>
-      <w:r>
-        <w:t>Перезапустить продукт или запустить пилоты в новых нишах</w:t>
-      </w:r>
-    </w:p>
-    <w:p>
-      <w:pPr>
-        <w:pStyle w:val="Bullets"/>
-      </w:pPr>
-      <w:r>
-        <w:t>Пересмотреть продуктовое и ценовое предложение и каналы дистрибуции</w:t>
-      </w:r>
-    </w:p>
-    <w:p>
-      <w:pPr>
-        <w:pStyle w:val="1"/>
-      </w:pPr>
-      <w:r>
-        <w:t>ВЫРУЧКА РАСТЕТ ИЛИ СТАБИЛЬНА, А ПРИБЫЛЬ СНИЖАЕТСЯ</w:t>
-      </w:r>
-    </w:p>
-    <w:p>
-      <w:pPr>
-        <w:spacing w:beforeLines="60" w:before="144" w:afterLines="60" w:after="144"/>
-      </w:pPr>
-      <w:r>
-        <w:rPr>
-          <w:b/>
-          <w:bCs/>
-        </w:rPr>
-        <w:t>ОПИСАНИЕ</w:t>
-      </w:r>
-      <w:r>
-        <w:t>: рост внутренних затрат, снижение операционной эффективности.</w:t>
-      </w:r>
-    </w:p>
-    <w:p>
-      <w:pPr>
-        <w:spacing w:beforeLines="60" w:before="144" w:afterLines="60" w:after="144"/>
-      </w:pPr>
-      <w:r>
-        <w:rPr>
-          <w:b/>
-          <w:bCs/>
-        </w:rPr>
-        <w:t>ГИПОТЕЗЫ</w:t>
-      </w:r>
-      <w:r>
-        <w:t>:</w:t>
-      </w:r>
-    </w:p>
-    <w:p>
-      <w:pPr>
-        <w:pStyle w:val="-0"/>
-      </w:pPr>
-      <w:bookmarkStart w:id="6" w:name="_Hlk208394084"/>
-      <w:r>
-        <w:t>УДОРОЖАНИЕ СЫРЬЯ, ЛОГИСТИКИ, ФОТ</w:t>
-      </w:r>
-      <w:bookmarkEnd w:id="6"/>
-    </w:p>
-    <w:p>
-      <w:pPr>
-        <w:spacing w:beforeLines="60" w:before="144" w:afterLines="60" w:after="144"/>
-        <w:rPr>
-          <w:i/>
-        </w:rPr>
-      </w:pPr>
-      <w:r>
-        <w:rPr>
-          <w:i/>
-        </w:rPr>
-        <w:t>Источники для проверки гипотезы:</w:t>
-      </w:r>
-    </w:p>
-    <w:p>
-      <w:pPr>
-        <w:pStyle w:val="Bullets"/>
-      </w:pPr>
-      <w:r>
-        <w:t>Финансовые отчеты компании</w:t>
-      </w:r>
-    </w:p>
-    <w:p>
-      <w:pPr>
-        <w:pStyle w:val="Bullets"/>
-      </w:pPr>
-      <w:r>
-        <w:t>Отраслевые агентства</w:t>
-      </w:r>
-    </w:p>
-    <w:p>
-      <w:pPr>
-        <w:pStyle w:val="Bullets"/>
-      </w:pPr>
-      <w:r>
-        <w:t xml:space="preserve">Компании, поставщики услуг (логистика, </w:t>
-      </w:r>
-      <w:r>
-        <w:rPr>
-          <w:lang w:val="en-US"/>
-        </w:rPr>
-        <w:t>HR</w:t>
-      </w:r>
-      <w:r>
-        <w:t>)</w:t>
-      </w:r>
-    </w:p>
-    <w:p>
-      <w:pPr>
-        <w:spacing w:beforeLines="60" w:before="144" w:afterLines="60" w:after="144"/>
-      </w:pPr>
-      <w:r>
-        <w:t>Признаки</w:t>
-      </w:r>
-      <w:r>
-        <w:t xml:space="preserve"> подтверждения гипотезы:</w:t>
-      </w:r>
-    </w:p>
-    <w:p>
-      <w:pPr>
-        <w:pStyle w:val="Bullets"/>
-      </w:pPr>
-      <w:r>
-        <w:t>Снижение валовой маржи = рост расходов на сырье</w:t>
-      </w:r>
-    </w:p>
-    <w:p>
-      <w:pPr>
-        <w:pStyle w:val="Bullets"/>
-      </w:pPr>
-      <w:r>
-        <w:t>Биржевые цены на сырьевые ресурсы или индексы цен отраслевых агентств</w:t>
-      </w:r>
-    </w:p>
-    <w:p>
-      <w:pPr>
-        <w:pStyle w:val="Bullets"/>
-      </w:pPr>
-      <w:r>
-        <w:t>Рост заработных плат темпом, опережающим инфляцию (в регионе или в отрасли)</w:t>
-      </w:r>
-    </w:p>
-    <w:p>
-      <w:pPr>
-        <w:pStyle w:val="Bullets"/>
-      </w:pPr>
-      <w:r>
-        <w:t xml:space="preserve">Рост ставок фрахта: либо с сайтов логистических компаний, либо на базе отраслевых индексов (по видам транспорта) </w:t>
-      </w:r>
-    </w:p>
-    <w:p>
-      <w:pPr>
-        <w:spacing w:beforeLines="60" w:before="144" w:afterLines="60" w:after="144"/>
-      </w:pPr>
-      <w:r>
-        <w:t>Алгоритм подтверждения гипотезы:</w:t>
-      </w:r>
-    </w:p>
-    <w:p>
-      <w:pPr>
-        <w:pStyle w:val="Bullets"/>
-      </w:pPr>
-      <w:r>
-        <w:t>Проверяем маржу в отчете по МСФО</w:t>
-      </w:r>
-    </w:p>
-    <w:p>
-      <w:pPr>
-        <w:pStyle w:val="Bullets"/>
-      </w:pPr>
-      <w:r>
-        <w:t xml:space="preserve">Далее </w:t>
-      </w:r>
-      <w:proofErr w:type="spellStart"/>
-      <w:r>
-        <w:t>парсинг</w:t>
-      </w:r>
-      <w:proofErr w:type="spellEnd"/>
-      <w:r>
-        <w:t xml:space="preserve"> по ресурсам, мониторящим биржевые цены или, в дополнение, запрос цен в аналитический хаб Сбера</w:t>
-      </w:r>
-    </w:p>
-    <w:p>
-      <w:pPr>
-        <w:pStyle w:val="Bullets"/>
-      </w:pPr>
-      <w:r>
-        <w:t>Зарплаты проверяются через Росстат</w:t>
-      </w:r>
-    </w:p>
-    <w:p>
-      <w:pPr>
-        <w:pStyle w:val="Bullets"/>
-      </w:pPr>
-      <w:r>
-        <w:t xml:space="preserve">Ставки фрахта: профильные мониторинговые ресурсы и/или аналитический хаб Сбера </w:t>
-      </w:r>
-    </w:p>
-    <w:p>
-      <w:pPr>
-        <w:pStyle w:val="Bullets"/>
-      </w:pPr>
-      <w:proofErr w:type="spellStart"/>
-      <w:r>
-        <w:t>Парсим</w:t>
-      </w:r>
-      <w:proofErr w:type="spellEnd"/>
-      <w:r>
-        <w:t xml:space="preserve"> новости и интервью </w:t>
-      </w:r>
-    </w:p>
-    <w:p>
-      <w:pPr>
-        <w:spacing w:beforeLines="60" w:before="144" w:afterLines="60" w:after="144"/>
-      </w:pPr>
-      <w:r>
-        <w:t>Вопросы для обсуждения</w:t>
-      </w:r>
-      <w:r>
-        <w:t xml:space="preserve"> /</w:t>
-      </w:r>
-      <w:r>
-        <w:t xml:space="preserve"> уточнения:</w:t>
-      </w:r>
-    </w:p>
-    <w:p>
-      <w:pPr>
-        <w:pStyle w:val="Bullets"/>
-      </w:pPr>
-      <w:r>
-        <w:t>Как изменилась маржа по SKU/клиентам/каналам? Где основные потери? Изменилась ли структура себестоимости?</w:t>
-      </w:r>
-    </w:p>
-    <w:p>
-      <w:pPr>
-        <w:pStyle w:val="Bullets"/>
-      </w:pPr>
-      <w:r>
-        <w:t>Как вы переносите удорожание сырья/логистики/энергии в конечные цены?</w:t>
-      </w:r>
-    </w:p>
-    <w:p>
-      <w:pPr>
-        <w:pStyle w:val="Bullets"/>
-      </w:pPr>
-      <w:r>
-        <w:t>Как изменилась производительность (на единицу, загрузка мощностей)?</w:t>
-      </w:r>
-    </w:p>
-    <w:p>
-      <w:pPr>
-        <w:pStyle w:val="Bullets"/>
-      </w:pPr>
-      <w:r>
-        <w:t>Планируете ли оптимизировать внутренние затраты через улучшение производственных процессов или систему сквозного контроля затрат?</w:t>
-      </w:r>
-    </w:p>
-    <w:p>
-      <w:pPr>
-        <w:pStyle w:val="Bullets"/>
-      </w:pPr>
-      <w:r>
-        <w:t xml:space="preserve">Какие альтернативные поставщики или материалы вы исследовали для снижения себестоимости? </w:t>
-      </w:r>
-    </w:p>
-    <w:p>
-      <w:pPr>
-        <w:pStyle w:val="Bullets"/>
-      </w:pPr>
-      <w:r>
-        <w:t>Рассматриваете ли вы возможность вертикальной</w:t>
-      </w:r>
-      <w:r>
-        <w:t xml:space="preserve"> (обратной)</w:t>
-      </w:r>
-      <w:r>
-        <w:t xml:space="preserve"> интеграции?</w:t>
-      </w:r>
-    </w:p>
-    <w:p>
-      <w:pPr>
-        <w:pStyle w:val="-0"/>
-        <w:keepNext/>
-      </w:pPr>
-      <w:bookmarkStart w:id="7" w:name="_Hlk208394091"/>
-      <w:r>
-        <w:lastRenderedPageBreak/>
-        <w:t>УВЕЛИЧЕНИЕ БРАКА И СКЛАДСКИХ ОСТАТКОВ</w:t>
-      </w:r>
-      <w:bookmarkEnd w:id="7"/>
-    </w:p>
-    <w:p>
-      <w:pPr>
-        <w:spacing w:beforeLines="60" w:before="144" w:afterLines="60" w:after="144"/>
-        <w:rPr>
-          <w:i/>
-        </w:rPr>
-      </w:pPr>
-      <w:r>
-        <w:rPr>
-          <w:i/>
-        </w:rPr>
-        <w:t>Источники для проверки гипотезы:</w:t>
-      </w:r>
-    </w:p>
-    <w:p>
-      <w:pPr>
-        <w:pStyle w:val="Bullets"/>
-      </w:pPr>
-      <w:r>
-        <w:t>Финансовые отчеты компании</w:t>
-      </w:r>
-    </w:p>
-    <w:p>
-      <w:pPr>
-        <w:pStyle w:val="Bullets"/>
-      </w:pPr>
-      <w:r>
-        <w:t>Сайты-</w:t>
-      </w:r>
-      <w:proofErr w:type="spellStart"/>
-      <w:r>
-        <w:t>отзовики</w:t>
-      </w:r>
-      <w:proofErr w:type="spellEnd"/>
-    </w:p>
-    <w:p>
-      <w:pPr>
-        <w:spacing w:beforeLines="60" w:before="144" w:afterLines="60" w:after="144"/>
-      </w:pPr>
-      <w:r>
-        <w:t>Признаки</w:t>
-      </w:r>
-      <w:r>
-        <w:t xml:space="preserve"> подтверждения гипотезы:</w:t>
-      </w:r>
-    </w:p>
-    <w:p>
-      <w:pPr>
-        <w:pStyle w:val="Bullets"/>
-      </w:pPr>
-      <w:r>
-        <w:t>Величина складских остатков готовой продукции выше, чем в среднем по отрасли; либо выше, чем исторически у компании (в днях оборота или в % к выручке); либо поступательно растет относительно прошлых периодов</w:t>
-      </w:r>
-    </w:p>
-    <w:p>
-      <w:pPr>
-        <w:pStyle w:val="Bullets"/>
-      </w:pPr>
-      <w:r>
-        <w:t>Информация об авариях / нестандартных ситуациях на производстве</w:t>
-      </w:r>
-    </w:p>
-    <w:p>
-      <w:pPr>
-        <w:pStyle w:val="Bullets"/>
-      </w:pPr>
-      <w:r>
-        <w:t>Всплеск жалоб на сайтах-</w:t>
-      </w:r>
-      <w:proofErr w:type="spellStart"/>
-      <w:r>
-        <w:t>отзовиках</w:t>
-      </w:r>
-      <w:proofErr w:type="spellEnd"/>
-    </w:p>
-    <w:p>
-      <w:pPr>
-        <w:spacing w:beforeLines="60" w:before="144" w:afterLines="60" w:after="144"/>
-      </w:pPr>
-      <w:r>
-        <w:t>Алгоритм подтверждения гипотезы:</w:t>
-      </w:r>
-    </w:p>
-    <w:p>
-      <w:pPr>
-        <w:pStyle w:val="Bullets"/>
-      </w:pPr>
-      <w:r>
-        <w:t>В отчетах по МСФО считаем оборачиваемость, делаем сравнение</w:t>
-      </w:r>
-    </w:p>
-    <w:p>
-      <w:pPr>
-        <w:pStyle w:val="Bullets"/>
-      </w:pPr>
-      <w:r>
-        <w:t xml:space="preserve">Среднеотраслевая </w:t>
-      </w:r>
-      <w:proofErr w:type="gramStart"/>
-      <w:r>
-        <w:t>оборачиваемость может быть</w:t>
-      </w:r>
-      <w:proofErr w:type="gramEnd"/>
-      <w:r>
-        <w:t xml:space="preserve"> в отчетах профильных агентств</w:t>
-      </w:r>
-    </w:p>
-    <w:p>
-      <w:pPr>
-        <w:pStyle w:val="Bullets"/>
-      </w:pPr>
-      <w:r>
-        <w:t xml:space="preserve">Далее </w:t>
-      </w:r>
-      <w:proofErr w:type="spellStart"/>
-      <w:r>
-        <w:t>парсим</w:t>
-      </w:r>
-      <w:proofErr w:type="spellEnd"/>
-      <w:r>
-        <w:t xml:space="preserve"> информацию с сайтов-</w:t>
-      </w:r>
-      <w:proofErr w:type="spellStart"/>
-      <w:r>
-        <w:t>отзовиков</w:t>
-      </w:r>
-      <w:proofErr w:type="spellEnd"/>
-      <w:r>
-        <w:t xml:space="preserve"> </w:t>
-      </w:r>
-    </w:p>
-    <w:p>
-      <w:pPr>
-        <w:spacing w:beforeLines="60" w:before="144" w:afterLines="60" w:after="144"/>
-      </w:pPr>
-      <w:r>
-        <w:t>Вопросы для обсуждения</w:t>
-      </w:r>
-      <w:r>
-        <w:t xml:space="preserve"> /</w:t>
-      </w:r>
-      <w:r>
-        <w:t xml:space="preserve"> уточнения:</w:t>
-      </w:r>
-    </w:p>
-    <w:p>
-      <w:pPr>
-        <w:pStyle w:val="Bullets"/>
-      </w:pPr>
-      <w:r>
-        <w:t>Есть ли рост брака, возвратов, гарантийных расходов, сервисных штрафов?</w:t>
-      </w:r>
-    </w:p>
-    <w:p>
-      <w:pPr>
-        <w:pStyle w:val="Bullets"/>
-      </w:pPr>
-      <w:r>
-        <w:t xml:space="preserve">Каков уровень списаний/обесценения запасов и как он изменился? </w:t>
-      </w:r>
-    </w:p>
-    <w:p>
-      <w:pPr>
-        <w:pStyle w:val="Bullets"/>
-      </w:pPr>
-      <w:r>
-        <w:t>Какие метрики контроля качества и возвратов вы отслеживаете и где узкие места?</w:t>
-      </w:r>
-    </w:p>
-    <w:p>
-      <w:pPr>
-        <w:pStyle w:val="Bullets"/>
-      </w:pPr>
-      <w:r>
-        <w:t xml:space="preserve">Какие категории товаров обладают высокими показателями оборачиваемости? </w:t>
-      </w:r>
-    </w:p>
-    <w:p>
-      <w:pPr>
-        <w:pStyle w:val="Bullets"/>
-      </w:pPr>
-      <w:r>
-        <w:t>Проводите ли вы категоризацию и анализ затрат? Приведите примеры решений по итогам такого анализа</w:t>
-      </w:r>
-    </w:p>
-    <w:p>
-      <w:pPr>
-        <w:pStyle w:val="-0"/>
-      </w:pPr>
-      <w:bookmarkStart w:id="8" w:name="_Hlk208394098"/>
-      <w:r>
-        <w:t>СМЕЩЕНИЕ ПРОДУКТОВОГО ПОРТФЕЛЯ В СТОРОНУ НИЗКОМАРЖИНАЛЬНОГО</w:t>
-      </w:r>
-      <w:bookmarkEnd w:id="8"/>
-    </w:p>
-    <w:p>
-      <w:pPr>
-        <w:spacing w:beforeLines="60" w:before="144" w:afterLines="60" w:after="144"/>
-        <w:rPr>
-          <w:i/>
-        </w:rPr>
-      </w:pPr>
-      <w:r>
-        <w:rPr>
-          <w:i/>
-        </w:rPr>
-        <w:t>Источники для проверки гипотезы:</w:t>
-      </w:r>
-    </w:p>
-    <w:p>
-      <w:pPr>
-        <w:pStyle w:val="Bullets"/>
-      </w:pPr>
-      <w:r>
-        <w:t>Финансовые отчеты компании</w:t>
-      </w:r>
-    </w:p>
-    <w:p>
-      <w:pPr>
-        <w:spacing w:beforeLines="60" w:before="144" w:afterLines="60" w:after="144"/>
-      </w:pPr>
-      <w:r>
-        <w:t>Признаки</w:t>
-      </w:r>
-      <w:r>
-        <w:t xml:space="preserve"> подтверждения гипотезы:</w:t>
-      </w:r>
-    </w:p>
-    <w:p>
-      <w:pPr>
-        <w:pStyle w:val="Bullets"/>
-      </w:pPr>
-      <w:r>
-        <w:t>Уменьшение средней цены единицы реализованной продукции</w:t>
-      </w:r>
-    </w:p>
-    <w:p>
-      <w:pPr>
-        <w:pStyle w:val="Bullets"/>
-      </w:pPr>
-      <w:r>
-        <w:t>Снижение маржи продаж при сохранении или росте выручки (здесь помимо смещения продуктового портфеля могут быть и иные причины уменьшения)</w:t>
-      </w:r>
-    </w:p>
-    <w:p>
-      <w:pPr>
-        <w:spacing w:beforeLines="60" w:before="144" w:afterLines="60" w:after="144"/>
-      </w:pPr>
-      <w:r>
-        <w:t>Алгоритм подтверждения гипотезы:</w:t>
-      </w:r>
-    </w:p>
-    <w:p>
-      <w:pPr>
-        <w:pStyle w:val="Bullets"/>
-      </w:pPr>
-      <w:r>
-        <w:t>Расчеты на базе отчетов по МСФО и РСБУ</w:t>
-      </w:r>
-    </w:p>
-    <w:p>
-      <w:pPr>
-        <w:spacing w:beforeLines="60" w:before="144" w:afterLines="60" w:after="144"/>
-      </w:pPr>
-      <w:r>
-        <w:t>Вопросы для обсуждения</w:t>
-      </w:r>
-      <w:r>
-        <w:t xml:space="preserve"> /</w:t>
-      </w:r>
-      <w:r>
-        <w:t xml:space="preserve"> уточнения:</w:t>
-      </w:r>
-    </w:p>
-    <w:p>
-      <w:pPr>
-        <w:pStyle w:val="Bullets"/>
-      </w:pPr>
-      <w:r>
-        <w:t>Как изменилась структура продаж по маржинальности - куда сместился спрос?</w:t>
-      </w:r>
-    </w:p>
-    <w:p>
-      <w:pPr>
-        <w:pStyle w:val="Bullets"/>
-      </w:pPr>
-      <w:r>
-        <w:t>Есть ли возможность пересмотра ассортимента или изменение ценовой политики по низкомаржинальным SKU?</w:t>
-      </w:r>
-    </w:p>
-    <w:p>
-      <w:pPr>
-        <w:pStyle w:val="Bullets"/>
-      </w:pPr>
-      <w:r>
-        <w:t xml:space="preserve">Какие стимулирующие промо/каналы приводят к росту низкомаржинальных продаж и можно ли их скорректировать? </w:t>
-      </w:r>
-    </w:p>
-    <w:p>
-      <w:pPr>
-        <w:spacing w:beforeLines="60" w:before="144" w:afterLines="60" w:after="144"/>
-      </w:pPr>
-      <w:r>
-        <w:t>Возможные действия:</w:t>
-      </w:r>
-    </w:p>
-    <w:p>
-      <w:pPr>
-        <w:pStyle w:val="Bullets"/>
-      </w:pPr>
-      <w:r>
-        <w:t>Сократить маркетинговые и непроизводственные расходы</w:t>
-      </w:r>
-    </w:p>
-    <w:p>
-      <w:pPr>
-        <w:pStyle w:val="Bullets"/>
-      </w:pPr>
-      <w:r>
-        <w:lastRenderedPageBreak/>
-        <w:t>Оптимизировать процессы (</w:t>
-      </w:r>
-      <w:proofErr w:type="spellStart"/>
-      <w:r>
-        <w:t>lean</w:t>
-      </w:r>
-      <w:proofErr w:type="spellEnd"/>
-      <w:r>
-        <w:t>, 5S, устранение потерь)</w:t>
-      </w:r>
-    </w:p>
-    <w:p>
-      <w:pPr>
-        <w:pStyle w:val="Bullets"/>
-      </w:pPr>
-      <w:r>
-        <w:t xml:space="preserve">Внедрить сквозной контроль затрат </w:t>
-      </w:r>
-    </w:p>
-    <w:p>
-      <w:pPr>
-        <w:pStyle w:val="1"/>
-      </w:pPr>
-      <w:r>
-        <w:t>РОСТ ПРИБЫЛИ БЕЗ РОСТА ВЫРУЧКИ</w:t>
-      </w:r>
-    </w:p>
-    <w:p>
-      <w:pPr>
-        <w:spacing w:beforeLines="60" w:before="144" w:afterLines="60" w:after="144"/>
-      </w:pPr>
-      <w:r>
-        <w:rPr>
-          <w:b/>
-          <w:bCs/>
-        </w:rPr>
-        <w:t>ОПИСАНИЕ</w:t>
-      </w:r>
-      <w:r>
-        <w:t>: оптимизация затрат или смена фокуса на более маржинальные продукты.</w:t>
-      </w:r>
-    </w:p>
-    <w:p>
-      <w:pPr>
-        <w:spacing w:beforeLines="60" w:before="144" w:afterLines="60" w:after="144"/>
-      </w:pPr>
-      <w:r>
-        <w:rPr>
-          <w:b/>
-          <w:bCs/>
-        </w:rPr>
-        <w:t>ГИПОТЕЗЫ</w:t>
-      </w:r>
-      <w:r>
-        <w:t>:</w:t>
-      </w:r>
-    </w:p>
-    <w:p>
-      <w:pPr>
-        <w:pStyle w:val="-0"/>
-      </w:pPr>
-      <w:bookmarkStart w:id="9" w:name="_Hlk208394121"/>
-      <w:r>
-        <w:t>СОКРАЩЕНИЕ ЗАТРАТ НА ПЕРСОНАЛ, АРЕНДУ, МАРКЕТИНГ</w:t>
-      </w:r>
-    </w:p>
-    <w:bookmarkEnd w:id="9"/>
-    <w:p>
-      <w:pPr>
-        <w:spacing w:beforeLines="60" w:before="144" w:afterLines="60" w:after="144"/>
-        <w:rPr>
-          <w:i/>
-        </w:rPr>
-      </w:pPr>
-      <w:r>
-        <w:rPr>
-          <w:i/>
-        </w:rPr>
-        <w:t>Источники для проверки гипотезы:</w:t>
-      </w:r>
-    </w:p>
-    <w:p>
-      <w:pPr>
-        <w:pStyle w:val="Bullets"/>
-      </w:pPr>
-      <w:r>
-        <w:t>Финансовые отчеты компании</w:t>
-      </w:r>
-    </w:p>
-    <w:p>
-      <w:pPr>
-        <w:spacing w:beforeLines="60" w:before="144" w:afterLines="60" w:after="144"/>
-      </w:pPr>
-      <w:r>
-        <w:t>Признаки подтверждения гипотезы:</w:t>
-      </w:r>
-    </w:p>
-    <w:p>
-      <w:pPr>
-        <w:pStyle w:val="Bullets"/>
-      </w:pPr>
-      <w:r>
-        <w:t xml:space="preserve">Уменьшение соответствующих статей в абсолютном выражении или в % к выручке </w:t>
-      </w:r>
-    </w:p>
-    <w:p>
-      <w:pPr>
-        <w:spacing w:beforeLines="60" w:before="144" w:afterLines="60" w:after="144"/>
-      </w:pPr>
-      <w:r>
-        <w:t>Алгоритм подтверждения гипотезы:</w:t>
-      </w:r>
-    </w:p>
-    <w:p>
-      <w:pPr>
-        <w:pStyle w:val="Bullets"/>
-      </w:pPr>
-      <w:r>
-        <w:t>Расчеты на базе отчетов МСФО и/или РСБУ</w:t>
-      </w:r>
-    </w:p>
-    <w:p>
-      <w:pPr>
-        <w:spacing w:beforeLines="60" w:before="144" w:afterLines="60" w:after="144"/>
-      </w:pPr>
-      <w:r>
-        <w:t>Вопросы для обсуждения</w:t>
-      </w:r>
-      <w:r>
-        <w:t xml:space="preserve"> /</w:t>
-      </w:r>
-      <w:r>
-        <w:t xml:space="preserve"> уточнения:</w:t>
-      </w:r>
-    </w:p>
-    <w:p>
-      <w:pPr>
-        <w:pStyle w:val="Bullets"/>
-      </w:pPr>
-      <w:r>
-        <w:t>Были ли изменения в себестоимости продаж или операционных расходах за этот период? Насколько значимые? За счет чего?</w:t>
-      </w:r>
-    </w:p>
-    <w:p>
-      <w:pPr>
-        <w:pStyle w:val="Bullets"/>
-      </w:pPr>
-      <w:r>
-        <w:t xml:space="preserve">Какие статьи расходов были оптимизированы и каковы долговременные риски от этих сокращений? </w:t>
-      </w:r>
-    </w:p>
-    <w:p>
-      <w:pPr>
-        <w:pStyle w:val="Bullets"/>
-      </w:pPr>
-      <w:r>
-        <w:t>Снижаются ли операционные метрики (качество, скорость) вследствие сокращений?</w:t>
-      </w:r>
-    </w:p>
-    <w:p>
-      <w:pPr>
-        <w:pStyle w:val="-0"/>
-      </w:pPr>
-      <w:bookmarkStart w:id="10" w:name="_Hlk208394125"/>
-      <w:r>
-        <w:t>ПЕРЕКЛЮЧЕНИЕ С ОБЪ</w:t>
-      </w:r>
-      <w:r>
-        <w:t>Е</w:t>
-      </w:r>
-      <w:r>
-        <w:t>МОВ НА МАРЖИНАЛЬНОСТЬ</w:t>
-      </w:r>
-      <w:bookmarkEnd w:id="10"/>
-    </w:p>
-    <w:p>
-      <w:pPr>
-        <w:spacing w:beforeLines="60" w:before="144" w:afterLines="60" w:after="144"/>
-        <w:rPr>
-          <w:i/>
-        </w:rPr>
-      </w:pPr>
-      <w:r>
-        <w:rPr>
-          <w:i/>
-        </w:rPr>
-        <w:t>Источники для проверки гипотезы:</w:t>
-      </w:r>
-    </w:p>
-    <w:p>
-      <w:pPr>
-        <w:pStyle w:val="Bullets"/>
-      </w:pPr>
-      <w:r>
-        <w:t>Финансовые отчеты компании</w:t>
-      </w:r>
-    </w:p>
-    <w:p>
-      <w:pPr>
-        <w:spacing w:beforeLines="60" w:before="144" w:afterLines="60" w:after="144"/>
-      </w:pPr>
-      <w:r>
-        <w:t>Признаки подтверждения гипотезы:</w:t>
-      </w:r>
-    </w:p>
-    <w:p>
-      <w:pPr>
-        <w:pStyle w:val="Bullets"/>
-      </w:pPr>
-      <w:r>
-        <w:t>Увеличение средней цены единицы продукции</w:t>
-      </w:r>
-    </w:p>
-    <w:p>
-      <w:pPr>
-        <w:spacing w:beforeLines="60" w:before="144" w:afterLines="60" w:after="144"/>
-      </w:pPr>
-      <w:r>
-        <w:t>Алгоритм подтверждения гипотезы:</w:t>
-      </w:r>
-    </w:p>
-    <w:p>
-      <w:pPr>
-        <w:pStyle w:val="Bullets"/>
-      </w:pPr>
-      <w:r>
-        <w:t xml:space="preserve">Расчет на базе отчета по МСФО и/или РСБУ </w:t>
-      </w:r>
-    </w:p>
-    <w:p>
-      <w:pPr>
-        <w:spacing w:beforeLines="60" w:before="144" w:afterLines="60" w:after="144"/>
-      </w:pPr>
-      <w:r>
-        <w:t>Вопросы для обсуждения</w:t>
-      </w:r>
-      <w:r>
-        <w:t xml:space="preserve"> /</w:t>
-      </w:r>
-      <w:r>
-        <w:t xml:space="preserve"> уточнения:</w:t>
-      </w:r>
-    </w:p>
-    <w:p>
-      <w:pPr>
-        <w:pStyle w:val="Bullets"/>
-      </w:pPr>
-      <w:r>
-        <w:t>Изменялась ли структура продаж? Для более маржинальных продуктов/услуг или клиентов в общем объеме выручки?</w:t>
-      </w:r>
-    </w:p>
-    <w:p>
-      <w:pPr>
-        <w:pStyle w:val="Bullets"/>
-      </w:pPr>
-      <w:r>
-        <w:t>Была ли это сознательная стратегия по переориентации?</w:t>
-      </w:r>
-    </w:p>
-    <w:p>
-      <w:pPr>
-        <w:pStyle w:val="Bullets"/>
-      </w:pPr>
-      <w:r>
-        <w:t xml:space="preserve">Какой вклад в прибыль дали изменения в ценовой политике по ключевым сегментам? </w:t>
-      </w:r>
-    </w:p>
-    <w:p>
-      <w:pPr>
-        <w:pStyle w:val="-0"/>
-      </w:pPr>
-      <w:bookmarkStart w:id="11" w:name="_Hlk208394130"/>
-      <w:r>
-        <w:t>РАЗОВЫЕ ЭФФЕКТЫ — СПИСАНИЯ, РЕСТРУКТУРИЗАЦИЯ</w:t>
-      </w:r>
-    </w:p>
-    <w:bookmarkEnd w:id="11"/>
-    <w:p>
-      <w:pPr>
-        <w:spacing w:beforeLines="60" w:before="144" w:afterLines="60" w:after="144"/>
-        <w:rPr>
-          <w:i/>
-        </w:rPr>
-      </w:pPr>
-      <w:r>
-        <w:rPr>
-          <w:i/>
-        </w:rPr>
-        <w:t>Источники для проверки гипотезы:</w:t>
-      </w:r>
-    </w:p>
-    <w:p>
-      <w:pPr>
-        <w:pStyle w:val="Bullets"/>
-      </w:pPr>
-      <w:r>
-        <w:t>Финансовые отчеты компании</w:t>
-      </w:r>
-    </w:p>
-    <w:p>
-      <w:pPr>
-        <w:keepNext/>
-        <w:spacing w:beforeLines="60" w:before="144" w:afterLines="60" w:after="144"/>
-      </w:pPr>
-      <w:r>
-        <w:lastRenderedPageBreak/>
-        <w:t>Признаки подтверждения гипотезы:</w:t>
-      </w:r>
-    </w:p>
-    <w:p>
-      <w:pPr>
-        <w:pStyle w:val="Bullets"/>
-      </w:pPr>
-      <w:r>
-        <w:t>Изменения статьи «Гудвил»</w:t>
-      </w:r>
-    </w:p>
-    <w:p>
-      <w:pPr>
-        <w:pStyle w:val="Bullets"/>
-      </w:pPr>
-      <w:r>
-        <w:t>Существенное изменение статей «Внеоборотные активы»</w:t>
-      </w:r>
-    </w:p>
-    <w:p>
-      <w:pPr>
-        <w:pStyle w:val="Bullets"/>
-      </w:pPr>
-      <w:r>
-        <w:t>Капитализация процентов в сумму долга</w:t>
-      </w:r>
-    </w:p>
-    <w:p>
-      <w:pPr>
-        <w:pStyle w:val="Bullets"/>
-      </w:pPr>
-      <w:r>
-        <w:t>Списание части долга</w:t>
-      </w:r>
-    </w:p>
-    <w:p>
-      <w:pPr>
-        <w:pStyle w:val="Bullets"/>
-      </w:pPr>
-      <w:r>
-        <w:t>Списание (прощение) начисленных процентов</w:t>
-      </w:r>
-    </w:p>
-    <w:p>
-      <w:pPr>
-        <w:spacing w:beforeLines="60" w:before="144" w:afterLines="60" w:after="144"/>
-      </w:pPr>
-      <w:r>
-        <w:t>Алгоритм подтверждения гипотезы:</w:t>
-      </w:r>
-    </w:p>
-    <w:p>
-      <w:pPr>
-        <w:pStyle w:val="Bullets"/>
-      </w:pPr>
-      <w:r>
-        <w:t xml:space="preserve">Расчеты на базе отчетов по МСФО </w:t>
-      </w:r>
-    </w:p>
-    <w:p>
-      <w:pPr>
-        <w:spacing w:beforeLines="60" w:before="144" w:afterLines="60" w:after="144"/>
-      </w:pPr>
-      <w:r>
-        <w:t>Вопросы для обсуждения</w:t>
-      </w:r>
-      <w:r>
-        <w:t xml:space="preserve"> /</w:t>
-      </w:r>
-      <w:r>
-        <w:t xml:space="preserve"> уточнения:</w:t>
-      </w:r>
-    </w:p>
-    <w:p>
-      <w:pPr>
-        <w:pStyle w:val="Bullets"/>
-      </w:pPr>
-      <w:r>
-        <w:t>Были ли в отчетном периоде разовые или неоперационные доходы/расходы, которые значительно повлияли на прибыль?</w:t>
-      </w:r>
-    </w:p>
-    <w:p>
-      <w:pPr>
-        <w:pStyle w:val="Bullets"/>
-      </w:pPr>
-      <w:r>
-        <w:t xml:space="preserve">Какой у вас прогноз по повторяемости положительных эффектов? Являются ли они одноразовыми? </w:t>
-      </w:r>
-    </w:p>
-    <w:p>
-      <w:pPr>
-        <w:pStyle w:val="Bullets"/>
-      </w:pPr>
-      <w:r>
-        <w:t xml:space="preserve">Какую долю в показателе </w:t>
-      </w:r>
-      <w:r>
-        <w:rPr>
-          <w:lang w:val="en-US"/>
-        </w:rPr>
-        <w:t>EBITDA</w:t>
-      </w:r>
-      <w:r>
-        <w:t xml:space="preserve"> занимаются разовые эффекты?</w:t>
-      </w:r>
-    </w:p>
-    <w:p>
-      <w:pPr>
-        <w:spacing w:beforeLines="60" w:before="144" w:afterLines="60" w:after="144"/>
-      </w:pPr>
-      <w:r>
-        <w:t>Возможные действия:</w:t>
-      </w:r>
-    </w:p>
-    <w:p>
-      <w:pPr>
-        <w:pStyle w:val="Bullets"/>
-      </w:pPr>
-      <w:r>
-        <w:t>Закрепить достигнутый уровень эффективности, расширить применяемые практики на другие товары/категории либо виды бизнеса</w:t>
-      </w:r>
-    </w:p>
-    <w:p>
-      <w:pPr>
-        <w:pStyle w:val="Bullets"/>
-      </w:pPr>
-      <w:r>
-        <w:t>Отстроить категорийное управление по маржинальности</w:t>
-      </w:r>
-    </w:p>
-    <w:p>
-      <w:pPr>
-        <w:pStyle w:val="Bullets"/>
-      </w:pPr>
-      <w:r>
-        <w:t>Инвестировать в развитие премиального сегмента</w:t>
-      </w:r>
-    </w:p>
-    <w:p>
-      <w:pPr>
-        <w:pStyle w:val="Bullets"/>
-      </w:pPr>
-      <w:r>
-        <w:t>Разработать меры по управлению долгом</w:t>
-      </w:r>
-    </w:p>
-    <w:p>
-      <w:pPr>
-        <w:pStyle w:val="1"/>
-      </w:pPr>
-      <w:r>
-        <w:t>ЦЕНА НА РЫНКЕ РАСТЕТ, МАРЖА БИЗНЕСА ПАДАЕТ</w:t>
-      </w:r>
-    </w:p>
-    <w:p>
-      <w:pPr>
-        <w:spacing w:beforeLines="60" w:before="144" w:afterLines="60" w:after="144"/>
-      </w:pPr>
-      <w:r>
-        <w:rPr>
-          <w:b/>
-          <w:bCs/>
-        </w:rPr>
-        <w:t>ОПИСАНИЕ</w:t>
-      </w:r>
-      <w:r>
-        <w:t>: издержки растут быстрее, чем их удается переложить на клиента.</w:t>
-      </w:r>
-    </w:p>
-    <w:p>
-      <w:pPr>
-        <w:spacing w:beforeLines="60" w:before="144" w:afterLines="60" w:after="144"/>
-      </w:pPr>
-      <w:r>
-        <w:rPr>
-          <w:b/>
-          <w:bCs/>
-        </w:rPr>
-        <w:t>ГИПОТЕЗЫ</w:t>
-      </w:r>
-      <w:r>
-        <w:t>:</w:t>
-      </w:r>
-    </w:p>
-    <w:p>
-      <w:pPr>
-        <w:pStyle w:val="-0"/>
-      </w:pPr>
-      <w:bookmarkStart w:id="12" w:name="_Hlk208394149"/>
-      <w:r>
-        <w:t>РОСТ СЕБЕСТОИМОСТИ (СЫРЬ</w:t>
-      </w:r>
-      <w:r>
-        <w:t>Е</w:t>
-      </w:r>
-      <w:r>
-        <w:t>, ЛОГИСТИКА, ПЕРСОНАЛ)</w:t>
-      </w:r>
-    </w:p>
-    <w:bookmarkEnd w:id="12"/>
-    <w:p>
-      <w:pPr>
-        <w:spacing w:beforeLines="60" w:before="144" w:afterLines="60" w:after="144"/>
-        <w:rPr>
-          <w:i/>
-        </w:rPr>
-      </w:pPr>
-      <w:r>
-        <w:rPr>
-          <w:i/>
-        </w:rPr>
-        <w:t>Источники для проверки гипотезы:</w:t>
-      </w:r>
-    </w:p>
-    <w:p>
-      <w:pPr>
-        <w:pStyle w:val="Bullets"/>
-      </w:pPr>
-      <w:r>
-        <w:t>Финансовые отчеты компании</w:t>
-      </w:r>
-    </w:p>
-    <w:p>
-      <w:pPr>
-        <w:spacing w:beforeLines="60" w:before="144" w:afterLines="60" w:after="144"/>
-      </w:pPr>
-      <w:r>
-        <w:t>Признаки подтверждения гипотезы:</w:t>
-      </w:r>
-    </w:p>
-    <w:p>
-      <w:pPr>
-        <w:pStyle w:val="Bullets"/>
-      </w:pPr>
-      <w:r>
-        <w:t>Увеличение соответствующих затрат в % от выручки</w:t>
-      </w:r>
-    </w:p>
-    <w:p>
-      <w:pPr>
-        <w:spacing w:beforeLines="60" w:before="144" w:afterLines="60" w:after="144"/>
-      </w:pPr>
-      <w:r>
-        <w:t>Алгоритм подтверждения гипотезы:</w:t>
-      </w:r>
-    </w:p>
-    <w:p>
-      <w:pPr>
-        <w:pStyle w:val="Bullets"/>
-      </w:pPr>
-      <w:r>
-        <w:t xml:space="preserve">Расчеты на базе отчетов по МСФО </w:t>
-      </w:r>
-    </w:p>
-    <w:p>
-      <w:pPr>
-        <w:spacing w:beforeLines="60" w:before="144" w:afterLines="60" w:after="144"/>
-      </w:pPr>
-      <w:r>
-        <w:t>Вопросы для обсуждения</w:t>
-      </w:r>
-      <w:r>
-        <w:t xml:space="preserve"> /</w:t>
-      </w:r>
-      <w:r>
-        <w:t xml:space="preserve"> уточнения:</w:t>
-      </w:r>
-    </w:p>
-    <w:p>
-      <w:pPr>
-        <w:pStyle w:val="Bullets"/>
-      </w:pPr>
-      <w:r>
-        <w:t>Какие из статей затрат росли быстрее всего в последнее время (сырье, логистика, энергия, зарплаты)?</w:t>
-      </w:r>
-    </w:p>
-    <w:p>
-      <w:pPr>
-        <w:pStyle w:val="Bullets"/>
-      </w:pPr>
-      <w:r>
-        <w:t xml:space="preserve">Какая доля каждой статьи в себестоимости и какие из них наиболее волатильны? </w:t>
-      </w:r>
-    </w:p>
-    <w:p>
-      <w:pPr>
-        <w:pStyle w:val="Bullets"/>
-      </w:pPr>
-      <w:r>
-        <w:t>Какие контракты/процессы можно пересмотреть для снижения влияния удорожания? Какие направления возможной оптимизации вы видите?</w:t>
-      </w:r>
-    </w:p>
-    <w:p>
-      <w:pPr>
-        <w:pStyle w:val="-0"/>
-        <w:keepNext/>
-      </w:pPr>
-      <w:bookmarkStart w:id="13" w:name="_Hlk208394153"/>
-      <w:r>
-        <w:lastRenderedPageBreak/>
-        <w:t>КОНТРАКТЫ С ФИКСИРОВАННЫМИ ЦЕНАМИ</w:t>
-      </w:r>
-    </w:p>
-    <w:bookmarkEnd w:id="13"/>
-    <w:p>
-      <w:pPr>
-        <w:keepNext/>
-        <w:spacing w:beforeLines="60" w:before="144" w:afterLines="60" w:after="144"/>
-        <w:rPr>
-          <w:i/>
-        </w:rPr>
-      </w:pPr>
-      <w:r>
-        <w:rPr>
-          <w:i/>
-        </w:rPr>
-        <w:t>Источники для проверки гипотезы:</w:t>
-      </w:r>
-    </w:p>
-    <w:p>
-      <w:pPr>
-        <w:pStyle w:val="Bullets"/>
-      </w:pPr>
-      <w:r>
-        <w:t>Финансовые отчеты компании</w:t>
-      </w:r>
-    </w:p>
-    <w:p>
-      <w:pPr>
-        <w:pStyle w:val="Bullets"/>
-      </w:pPr>
-      <w:r>
-        <w:t>Новостные сайты</w:t>
-      </w:r>
-    </w:p>
-    <w:p>
-      <w:pPr>
-        <w:spacing w:beforeLines="60" w:before="144" w:afterLines="60" w:after="144"/>
-      </w:pPr>
-      <w:r>
-        <w:t>Признаки подтверждения гипотезы:</w:t>
-      </w:r>
-    </w:p>
-    <w:p>
-      <w:pPr>
-        <w:pStyle w:val="Bullets"/>
-      </w:pPr>
-      <w:r>
-        <w:t xml:space="preserve">Стабильная или медленно растущая (существенно ниже инфляции) средняя цена единицы продаваемой продукции </w:t>
-      </w:r>
-    </w:p>
-    <w:p>
-      <w:pPr>
-        <w:pStyle w:val="Bullets"/>
-      </w:pPr>
-      <w:proofErr w:type="spellStart"/>
-      <w:r>
-        <w:t>Парсинг</w:t>
-      </w:r>
-      <w:proofErr w:type="spellEnd"/>
-      <w:r>
-        <w:t xml:space="preserve"> интервью топ-менеджмента или ключевых клиентов: упоминания о наличии таких контрактов</w:t>
-      </w:r>
-    </w:p>
-    <w:p>
-      <w:pPr>
-        <w:spacing w:beforeLines="60" w:before="144" w:afterLines="60" w:after="144"/>
-      </w:pPr>
-      <w:r>
-        <w:t>Алгоритм подтверждения гипотезы:</w:t>
-      </w:r>
-    </w:p>
-    <w:p>
-      <w:pPr>
-        <w:pStyle w:val="Bullets"/>
-      </w:pPr>
-      <w:r>
-        <w:t>Расчеты на базе отчетов по МСФО, сравниваем показатели с инфляцией (Росстат)</w:t>
-      </w:r>
-    </w:p>
-    <w:p>
-      <w:pPr>
-        <w:pStyle w:val="Bullets"/>
-      </w:pPr>
-      <w:r>
-        <w:t xml:space="preserve">Далее </w:t>
-      </w:r>
-      <w:proofErr w:type="spellStart"/>
-      <w:r>
-        <w:t>парсим</w:t>
-      </w:r>
-      <w:proofErr w:type="spellEnd"/>
-      <w:r>
-        <w:t xml:space="preserve"> информацию из новостных сайтов или корпоративных журналов </w:t>
-      </w:r>
-    </w:p>
-    <w:p>
-      <w:pPr>
-        <w:spacing w:beforeLines="60" w:before="144" w:afterLines="60" w:after="144"/>
-      </w:pPr>
-      <w:r>
-        <w:t>Вопросы для обсуждения</w:t>
-      </w:r>
-      <w:r>
-        <w:t xml:space="preserve"> /</w:t>
-      </w:r>
-      <w:r>
-        <w:t xml:space="preserve"> уточнения:</w:t>
-      </w:r>
-    </w:p>
-    <w:p>
-      <w:pPr>
-        <w:pStyle w:val="Bullets"/>
-      </w:pPr>
-      <w:r>
-        <w:t>Есть ли у вас значимые долгосрочные контракты с фиксированными ценами? Есть ли риск их переоценки?</w:t>
-      </w:r>
-    </w:p>
-    <w:p>
-      <w:pPr>
-        <w:pStyle w:val="Bullets"/>
-      </w:pPr>
-      <w:r>
-        <w:t>В каких договорах возможна индексация и когда планируется следующий пересмотр?</w:t>
-      </w:r>
-    </w:p>
-    <w:p>
-      <w:pPr>
-        <w:pStyle w:val="Bullets"/>
-      </w:pPr>
-      <w:r>
-        <w:t xml:space="preserve">Можно ли предложить контрагентам варианты индексирования или частичной передачи рисков? </w:t>
-      </w:r>
-    </w:p>
-    <w:p>
-      <w:pPr>
-        <w:pStyle w:val="-0"/>
-      </w:pPr>
-      <w:bookmarkStart w:id="14" w:name="_Hlk208394156"/>
-      <w:r>
-        <w:t>СЛАБЫЙ КОНТРОЛЬ ЦЕНООБРАЗОВАНИЯ</w:t>
-      </w:r>
-    </w:p>
-    <w:bookmarkEnd w:id="14"/>
-    <w:p>
-      <w:pPr>
-        <w:spacing w:beforeLines="60" w:before="144" w:afterLines="60" w:after="144"/>
-        <w:rPr>
-          <w:i/>
-        </w:rPr>
-      </w:pPr>
-      <w:r>
-        <w:rPr>
-          <w:i/>
-        </w:rPr>
-        <w:t>Источники для проверки гипотезы:</w:t>
-      </w:r>
-    </w:p>
-    <w:p>
-      <w:pPr>
-        <w:pStyle w:val="Bullets"/>
-      </w:pPr>
-      <w:r>
-        <w:t>Финансовые отчеты компании и конкурентов</w:t>
-      </w:r>
-    </w:p>
-    <w:p>
-      <w:pPr>
-        <w:spacing w:beforeLines="60" w:before="144" w:afterLines="60" w:after="144"/>
-      </w:pPr>
-      <w:r>
-        <w:t>Признаки подтверждения гипотезы:</w:t>
-      </w:r>
-    </w:p>
-    <w:p>
-      <w:pPr>
-        <w:pStyle w:val="Bullets"/>
-      </w:pPr>
-      <w:r>
-        <w:t>Скорость роста единицы продаваемой продукции у конкурентов и компании: заметное отставание у компании</w:t>
-      </w:r>
-    </w:p>
-    <w:p>
-      <w:pPr>
-        <w:pStyle w:val="Bullets"/>
-      </w:pPr>
-      <w:r>
-        <w:t>Скорость роста выручки у компании заметно медленнее, чем у большинства конкурентов</w:t>
-      </w:r>
-    </w:p>
-    <w:p>
-      <w:pPr>
-        <w:spacing w:beforeLines="60" w:before="144" w:afterLines="60" w:after="144"/>
-      </w:pPr>
-      <w:r>
-        <w:t>Алгоритм подтверждения гипотезы:</w:t>
-      </w:r>
-    </w:p>
-    <w:p>
-      <w:pPr>
-        <w:pStyle w:val="Bullets"/>
-      </w:pPr>
-      <w:r>
-        <w:t xml:space="preserve">Расчеты на базе отчетов по МСФО </w:t>
-      </w:r>
-      <w:r>
-        <w:t>компании и конкурентов</w:t>
-      </w:r>
-    </w:p>
-    <w:p>
-      <w:pPr>
-        <w:pStyle w:val="Bullets"/>
-      </w:pPr>
-      <w:r>
-        <w:t>Вопросы для обсуждения</w:t>
-      </w:r>
-      <w:r>
-        <w:t xml:space="preserve"> /</w:t>
-      </w:r>
-      <w:r>
-        <w:t xml:space="preserve"> уточнения:</w:t>
-      </w:r>
-    </w:p>
-    <w:p>
-      <w:pPr>
-        <w:pStyle w:val="Bullets"/>
-      </w:pPr>
-      <w:r>
-        <w:t>Замеряли ли вы метрики операционной эффективности? Как они изменились?</w:t>
-      </w:r>
-    </w:p>
-    <w:p>
-      <w:pPr>
-        <w:pStyle w:val="Bullets"/>
-      </w:pPr>
-      <w:r>
-        <w:t>Производили ли вы корректировку цен? В связи с чем?</w:t>
-      </w:r>
-      <w:r>
-        <w:t xml:space="preserve"> В ответ на действия конкурентов или из-за роста затрат компании?</w:t>
-      </w:r>
-    </w:p>
-    <w:p>
-      <w:pPr>
-        <w:pStyle w:val="Bullets"/>
-      </w:pPr>
-      <w:r>
-        <w:t xml:space="preserve">Есть ли политика ценообразования (ценовые коридоры, скидочные правила) и соблюдается ли она на практике? </w:t>
-      </w:r>
-    </w:p>
-    <w:p>
-      <w:pPr>
-        <w:spacing w:beforeLines="60" w:before="144" w:afterLines="60" w:after="144"/>
-      </w:pPr>
-      <w:r>
-        <w:t>Возможные действия:</w:t>
-      </w:r>
-    </w:p>
-    <w:p>
-      <w:pPr>
-        <w:pStyle w:val="Bullets"/>
-      </w:pPr>
-      <w:r>
-        <w:t>Пересмотреть условия контрактов, индексировать цены</w:t>
-      </w:r>
-    </w:p>
-    <w:p>
-      <w:pPr>
-        <w:pStyle w:val="Bullets"/>
-      </w:pPr>
-      <w:r>
-        <w:t>Внедрить динамическое ценообразование</w:t>
-      </w:r>
-    </w:p>
-    <w:p>
-      <w:pPr>
-        <w:pStyle w:val="Bullets"/>
-      </w:pPr>
-      <w:r>
-        <w:t>Запустить собственное производство</w:t>
-      </w:r>
-    </w:p>
-    <w:p>
-      <w:pPr>
-        <w:pStyle w:val="1"/>
-      </w:pPr>
-      <w:r>
-        <w:lastRenderedPageBreak/>
-        <w:t>ДЕНЕЖНЫЙ ПОТОК ОТРИЦАТЕЛЬНЫЙ, НЕСМОТРЯ НА ПРИБЫЛЬ</w:t>
-      </w:r>
-    </w:p>
-    <w:p>
-      <w:pPr>
-        <w:spacing w:beforeLines="60" w:before="144" w:afterLines="60" w:after="144"/>
-      </w:pPr>
-      <w:r>
-        <w:rPr>
-          <w:b/>
-          <w:bCs/>
-        </w:rPr>
-        <w:t>ОПИСАНИЕ</w:t>
-      </w:r>
-      <w:r>
-        <w:t>: проблемы с управлением оборотным капиталом.</w:t>
-      </w:r>
-    </w:p>
-    <w:p>
-      <w:pPr>
-        <w:spacing w:beforeLines="60" w:before="144" w:afterLines="60" w:after="144"/>
-      </w:pPr>
-      <w:r>
-        <w:rPr>
-          <w:b/>
-          <w:bCs/>
-        </w:rPr>
-        <w:t>ГИПОТЕЗЫ</w:t>
-      </w:r>
-      <w:r>
-        <w:t>:</w:t>
-      </w:r>
-    </w:p>
-    <w:p>
-      <w:pPr>
-        <w:pStyle w:val="-0"/>
-      </w:pPr>
-      <w:bookmarkStart w:id="15" w:name="_Hlk208394174"/>
-      <w:r>
-        <w:t>РОСТ ДЕБИТОРСКОЙ ЗАДОЛЖЕННОСТИ</w:t>
-      </w:r>
-      <w:bookmarkEnd w:id="15"/>
-    </w:p>
-    <w:p>
-      <w:pPr>
-        <w:spacing w:beforeLines="60" w:before="144" w:afterLines="60" w:after="144"/>
-        <w:rPr>
-          <w:i/>
-        </w:rPr>
-      </w:pPr>
-      <w:r>
-        <w:rPr>
-          <w:i/>
-        </w:rPr>
-        <w:t>Источники для проверки гипотезы:</w:t>
-      </w:r>
-    </w:p>
-    <w:p>
-      <w:pPr>
-        <w:pStyle w:val="Bullets"/>
-      </w:pPr>
-      <w:r>
-        <w:t>Финансовые отчеты компании</w:t>
-      </w:r>
-    </w:p>
-    <w:p>
-      <w:pPr>
-        <w:spacing w:beforeLines="60" w:before="144" w:afterLines="60" w:after="144"/>
-      </w:pPr>
-      <w:r>
-        <w:t>Признаки подтверждения гипотезы:</w:t>
-      </w:r>
-    </w:p>
-    <w:p>
-      <w:pPr>
-        <w:pStyle w:val="Bullets"/>
-      </w:pPr>
-      <w:r>
-        <w:t xml:space="preserve">Рост ДЗ в днях оборота или в % к выручке </w:t>
-      </w:r>
-    </w:p>
-    <w:p>
-      <w:pPr>
-        <w:pStyle w:val="Bullets"/>
-      </w:pPr>
-      <w:r>
-        <w:t>Поступательный рост данного показателя относительно нескольких предыдущих лет</w:t>
-      </w:r>
-      <w:r>
-        <w:t>, либо большой разовый рост [обычно, вследствие получения какого-то крупного контракта]</w:t>
-      </w:r>
-    </w:p>
-    <w:p>
-      <w:pPr>
-        <w:spacing w:beforeLines="60" w:before="144" w:afterLines="60" w:after="144"/>
-      </w:pPr>
-      <w:r>
-        <w:t>Алгоритм подтверждения гипотезы:</w:t>
-      </w:r>
-    </w:p>
-    <w:p>
-      <w:pPr>
-        <w:pStyle w:val="Bullets"/>
-      </w:pPr>
-      <w:r>
-        <w:t xml:space="preserve">Расчеты на базе отчетов по МСФО </w:t>
-      </w:r>
-    </w:p>
-    <w:p>
-      <w:pPr>
-        <w:spacing w:beforeLines="60" w:before="144" w:afterLines="60" w:after="144"/>
-      </w:pPr>
-      <w:r>
-        <w:t>Вопросы для обсуждения</w:t>
-      </w:r>
-      <w:r>
-        <w:t xml:space="preserve"> /</w:t>
-      </w:r>
-      <w:r>
-        <w:t xml:space="preserve"> уточнения:</w:t>
-      </w:r>
-    </w:p>
-    <w:p>
-      <w:pPr>
-        <w:pStyle w:val="Bullets"/>
-      </w:pPr>
-      <w:r>
-        <w:t>Как изменилась оборачиваемость дебиторской и кредиторской задолженности, запасов за последние 6-12 месяцев? За счет чего?</w:t>
-      </w:r>
-    </w:p>
-    <w:p>
-      <w:pPr>
-        <w:pStyle w:val="Bullets"/>
-      </w:pPr>
-      <w:r>
-        <w:t>Доля просроченной/спорной дебиторской задолженности? Есть ли у вас скоринг клиентов и лимиты для них? Рассматриваете ли возможность ужесточения политики?</w:t>
-      </w:r>
-    </w:p>
-    <w:p>
-      <w:pPr>
-        <w:pStyle w:val="Bullets"/>
-      </w:pPr>
-      <w:r>
-        <w:t>Какие меры по управлению дебиторской задолженностью вы планируете принимать? Какие эффекты ожидаете получить?</w:t>
-      </w:r>
-    </w:p>
-    <w:p>
-      <w:pPr>
-        <w:pStyle w:val="-0"/>
-      </w:pPr>
-      <w:bookmarkStart w:id="16" w:name="_Hlk208394179"/>
-      <w:r>
-        <w:t>РОСТ ЗАПАСОВ</w:t>
-      </w:r>
-    </w:p>
-    <w:bookmarkEnd w:id="16"/>
-    <w:p>
-      <w:pPr>
-        <w:spacing w:beforeLines="60" w:before="144" w:afterLines="60" w:after="144"/>
-        <w:rPr>
-          <w:i/>
-        </w:rPr>
-      </w:pPr>
-      <w:r>
-        <w:rPr>
-          <w:i/>
-        </w:rPr>
-        <w:t>Источники для проверки гипотезы:</w:t>
-      </w:r>
-    </w:p>
-    <w:p>
-      <w:pPr>
-        <w:pStyle w:val="Bullets"/>
-      </w:pPr>
-      <w:r>
-        <w:t>Финансовые отчеты компании</w:t>
-      </w:r>
-    </w:p>
-    <w:p>
-      <w:pPr>
-        <w:spacing w:beforeLines="60" w:before="144" w:afterLines="60" w:after="144"/>
-      </w:pPr>
-      <w:r>
-        <w:t>Признаки подтверждения гипотезы:</w:t>
-      </w:r>
-    </w:p>
-    <w:p>
-      <w:pPr>
-        <w:pStyle w:val="Bullets"/>
-      </w:pPr>
-      <w:r>
-        <w:t>Аналогично дебиторской задолженности, только по статям «запасы» готовой продукции, незавершенного производства, сырья. По каждой статьи буду свои причины возникновения проблем, которые далее уточняются в вопросах на встрече</w:t>
-      </w:r>
-    </w:p>
-    <w:p>
-      <w:pPr>
-        <w:spacing w:beforeLines="60" w:before="144" w:afterLines="60" w:after="144"/>
-      </w:pPr>
-      <w:r>
-        <w:t>Алгоритм подтверждения гипотезы:</w:t>
-      </w:r>
-    </w:p>
-    <w:p>
-      <w:pPr>
-        <w:pStyle w:val="Bullets"/>
-      </w:pPr>
-      <w:r>
-        <w:t xml:space="preserve">Расчеты на базе отчетов по МСФО </w:t>
-      </w:r>
-    </w:p>
-    <w:p>
-      <w:pPr>
-        <w:spacing w:beforeLines="60" w:before="144" w:afterLines="60" w:after="144"/>
-      </w:pPr>
-      <w:r>
-        <w:t>Вопросы для обсуждения</w:t>
-      </w:r>
-      <w:r>
-        <w:t xml:space="preserve"> /</w:t>
-      </w:r>
-      <w:r>
-        <w:t xml:space="preserve"> уточнения:</w:t>
-      </w:r>
-    </w:p>
-    <w:p>
-      <w:pPr>
-        <w:pStyle w:val="Bullets"/>
-      </w:pPr>
-      <w:r>
-        <w:t>Растут ли запасы, нет ли их устаревания? Как организована система управления запасами?</w:t>
-      </w:r>
-    </w:p>
-    <w:p>
-      <w:pPr>
-        <w:pStyle w:val="Bullets"/>
-      </w:pPr>
-      <w:r>
-        <w:t xml:space="preserve">Какой процент запасов заморожен в неликвидах и как часто проводится ревизия по годности/востребованности? </w:t>
-      </w:r>
-    </w:p>
-    <w:p>
-      <w:pPr>
-        <w:pStyle w:val="Bullets"/>
-      </w:pPr>
-      <w:r>
-        <w:t>Рассматривали ли вы динамическое управление запасами или программы распродаж для высвобождения CF?</w:t>
-      </w:r>
-    </w:p>
-    <w:p>
-      <w:pPr>
-        <w:keepNext/>
-        <w:spacing w:beforeLines="60" w:before="144" w:afterLines="60" w:after="144"/>
-      </w:pPr>
-      <w:r>
-        <w:lastRenderedPageBreak/>
-        <w:t>Возможные действия:</w:t>
-      </w:r>
-    </w:p>
-    <w:p>
-      <w:pPr>
-        <w:pStyle w:val="Bullets"/>
-      </w:pPr>
-      <w:r>
-        <w:t xml:space="preserve">Ужесточить политику по работе с </w:t>
-      </w:r>
-      <w:r>
-        <w:t>дебиторской</w:t>
-      </w:r>
-      <w:r>
-        <w:t xml:space="preserve"> задолженностью, внедрить практику управления запасами</w:t>
-      </w:r>
-    </w:p>
-    <w:p>
-      <w:pPr>
-        <w:pStyle w:val="Bullets"/>
-      </w:pPr>
-      <w:r>
-        <w:t xml:space="preserve">Внедрить систему планирования </w:t>
-      </w:r>
-      <w:proofErr w:type="spellStart"/>
-      <w:r>
-        <w:t>cash</w:t>
-      </w:r>
-      <w:proofErr w:type="spellEnd"/>
-      <w:r>
-        <w:t xml:space="preserve"> </w:t>
-      </w:r>
-      <w:proofErr w:type="spellStart"/>
-      <w:r>
-        <w:t>flow</w:t>
-      </w:r>
-      <w:proofErr w:type="spellEnd"/>
-      <w:r>
-        <w:t xml:space="preserve"> и управления оборотным капиталом</w:t>
-      </w:r>
-    </w:p>
-    <w:p>
-      <w:pPr>
-        <w:pStyle w:val="Bullets"/>
-      </w:pPr>
-      <w:r>
-        <w:t>Пересмотреть инвестиционную стратегию</w:t>
-      </w:r>
-    </w:p>
-    <w:p>
-      <w:pPr>
-        <w:pStyle w:val="1"/>
-      </w:pPr>
-      <w:r>
-        <w:t>ВЫСОКАЯ РЕНТАБЕЛЬНОСТЬ, НО НИЗКАЯ ЛИКВИДНОСТЬ</w:t>
-      </w:r>
-    </w:p>
-    <w:p>
-      <w:pPr>
-        <w:spacing w:beforeLines="60" w:before="144" w:afterLines="60" w:after="144"/>
-      </w:pPr>
-      <w:r>
-        <w:rPr>
-          <w:b/>
-          <w:bCs/>
-        </w:rPr>
-        <w:t>ОПИСАНИЕ</w:t>
-      </w:r>
-      <w:r>
-        <w:t>: прибыль заморожена в активах (недвижимость, оборудование и пр.).</w:t>
-      </w:r>
-    </w:p>
-    <w:p>
-      <w:pPr>
-        <w:spacing w:beforeLines="60" w:before="144" w:afterLines="60" w:after="144"/>
-      </w:pPr>
-      <w:r>
-        <w:rPr>
-          <w:b/>
-          <w:bCs/>
-        </w:rPr>
-        <w:t>ГИПОТЕЗЫ</w:t>
-      </w:r>
-      <w:r>
-        <w:t>:</w:t>
-      </w:r>
-    </w:p>
-    <w:p>
-      <w:pPr>
-        <w:pStyle w:val="-0"/>
-      </w:pPr>
-      <w:bookmarkStart w:id="17" w:name="_Hlk208394204"/>
-      <w:r>
-        <w:t>ОТСУТСТВИЕ КОНТРОЛЯ ЗА ДЕНЕЖНОЙ ПОЗИЦИЕЙ</w:t>
-      </w:r>
-      <w:bookmarkEnd w:id="17"/>
-    </w:p>
-    <w:p>
-      <w:pPr>
-        <w:spacing w:beforeLines="60" w:before="144" w:afterLines="60" w:after="144"/>
-        <w:rPr>
-          <w:i/>
-        </w:rPr>
-      </w:pPr>
-      <w:r>
-        <w:rPr>
-          <w:i/>
-        </w:rPr>
-        <w:t>Источники для проверки гипотезы:</w:t>
-      </w:r>
-    </w:p>
-    <w:p>
-      <w:pPr>
-        <w:pStyle w:val="Bullets"/>
-      </w:pPr>
-      <w:r>
-        <w:t>Финансовые отчеты компании</w:t>
-      </w:r>
-    </w:p>
-    <w:p>
-      <w:pPr>
-        <w:spacing w:beforeLines="60" w:before="144" w:afterLines="60" w:after="144"/>
-      </w:pPr>
-      <w:r>
-        <w:t>Признаки подтверждения гипотезы:</w:t>
-      </w:r>
-    </w:p>
-    <w:p>
-      <w:pPr>
-        <w:pStyle w:val="Bullets"/>
-      </w:pPr>
-      <w:r>
-        <w:t>Существенное увеличение статей оборотного капитала: запасы, незавершенное производство, дебиторская задолженность; авансы поставщикам</w:t>
-      </w:r>
-    </w:p>
-    <w:p>
-      <w:pPr>
-        <w:pStyle w:val="Bullets"/>
-      </w:pPr>
-      <w:r>
-        <w:t>Существенное снижение статьи «кредиторская задолженность»</w:t>
-      </w:r>
-    </w:p>
-    <w:p>
-      <w:pPr>
-        <w:pStyle w:val="Bullets"/>
-      </w:pPr>
-      <w:r>
-        <w:t>Денежный поток от операционной деятельности меньше, чем денежный отток по инвестиционной деятельности и/или финансовой</w:t>
-      </w:r>
-    </w:p>
-    <w:p>
-      <w:pPr>
-        <w:spacing w:beforeLines="60" w:before="144" w:afterLines="60" w:after="144"/>
-      </w:pPr>
-      <w:r>
-        <w:t>Алгоритм подтверждения гипотезы:</w:t>
-      </w:r>
-    </w:p>
-    <w:p>
-      <w:pPr>
-        <w:pStyle w:val="Bullets"/>
-      </w:pPr>
-      <w:r>
-        <w:t xml:space="preserve">Расчеты на базе отчетов по МСФО </w:t>
-      </w:r>
-    </w:p>
-    <w:p>
-      <w:pPr>
-        <w:spacing w:beforeLines="60" w:before="144" w:afterLines="60" w:after="144"/>
-      </w:pPr>
-      <w:r>
-        <w:t>Вопросы для обсуждения</w:t>
-      </w:r>
-      <w:r>
-        <w:t xml:space="preserve"> /</w:t>
-      </w:r>
-      <w:r>
-        <w:t xml:space="preserve"> уточнения:</w:t>
-      </w:r>
-    </w:p>
-    <w:p>
-      <w:pPr>
-        <w:pStyle w:val="Bullets"/>
-      </w:pPr>
-      <w:r>
-        <w:t>Где замораживается оборотный капитал (дебиторская задолженность или запасы)?</w:t>
-      </w:r>
-    </w:p>
-    <w:p>
-      <w:pPr>
-        <w:pStyle w:val="Bullets"/>
-      </w:pPr>
-      <w:r>
-        <w:t xml:space="preserve">Есть ли еженедельный/ежедневный </w:t>
-      </w:r>
-      <w:proofErr w:type="spellStart"/>
-      <w:r>
-        <w:t>cash-flow</w:t>
-      </w:r>
-      <w:proofErr w:type="spellEnd"/>
-      <w:r>
-        <w:t xml:space="preserve"> прогноз? </w:t>
-      </w:r>
-    </w:p>
-    <w:p>
-      <w:pPr>
-        <w:pStyle w:val="Bullets"/>
-      </w:pPr>
-      <w:r>
-        <w:t>Какие лимиты денежных средств вы держите на случай просадок?</w:t>
-      </w:r>
-    </w:p>
-    <w:p>
-      <w:pPr>
-        <w:pStyle w:val="-0"/>
-      </w:pPr>
-      <w:bookmarkStart w:id="18" w:name="_Hlk208394209"/>
-      <w:r>
-        <w:t>ИНВЕСТИЦИИ БЕЗ РАСЧ</w:t>
-      </w:r>
-      <w:r>
-        <w:t>Е</w:t>
-      </w:r>
-      <w:r>
-        <w:t>ТА НА ВОЗВРАТ</w:t>
-      </w:r>
-      <w:bookmarkEnd w:id="18"/>
-    </w:p>
-    <w:p>
-      <w:pPr>
-        <w:spacing w:beforeLines="60" w:before="144" w:afterLines="60" w:after="144"/>
-        <w:rPr>
-          <w:i/>
-        </w:rPr>
-      </w:pPr>
-      <w:r>
-        <w:rPr>
-          <w:i/>
-        </w:rPr>
-        <w:t>Источники для проверки гипотезы:</w:t>
-      </w:r>
-    </w:p>
-    <w:p>
-      <w:pPr>
-        <w:pStyle w:val="Bullets"/>
-      </w:pPr>
-      <w:r>
-        <w:t>Финансовые отчеты компании</w:t>
-      </w:r>
-    </w:p>
-    <w:p>
-      <w:pPr>
-        <w:pStyle w:val="Bullets"/>
-      </w:pPr>
-      <w:r>
-        <w:t>Интервью топ-менеджмента</w:t>
-      </w:r>
-    </w:p>
-    <w:p>
-      <w:pPr>
-        <w:spacing w:beforeLines="60" w:before="144" w:afterLines="60" w:after="144"/>
-      </w:pPr>
-      <w:r>
-        <w:t>Признаки подтверждения гипотезы:</w:t>
-      </w:r>
-    </w:p>
-    <w:p>
-      <w:pPr>
-        <w:pStyle w:val="Bullets"/>
-      </w:pPr>
-      <w:r>
-        <w:t>Увеличение инвестиций во внеоборотные средства на фоне</w:t>
-      </w:r>
-      <w:r>
-        <w:t xml:space="preserve"> </w:t>
-      </w:r>
-      <w:r>
-        <w:t xml:space="preserve">высоких процентных ставок: реальная </w:t>
-      </w:r>
-      <w:r>
-        <w:t xml:space="preserve">процентная </w:t>
-      </w:r>
-      <w:r>
-        <w:t xml:space="preserve">ставка от 6-8 </w:t>
-      </w:r>
-      <w:proofErr w:type="spellStart"/>
-      <w:r>
-        <w:t>п.п</w:t>
-      </w:r>
-      <w:proofErr w:type="spellEnd"/>
-      <w:r>
-        <w:t>.</w:t>
-      </w:r>
-    </w:p>
-    <w:p>
-      <w:pPr>
-        <w:pStyle w:val="Bullets"/>
-      </w:pPr>
-      <w:r>
-        <w:t xml:space="preserve">Информация из интервью топ-менеджмента об инвестициях в проектах с </w:t>
-      </w:r>
-      <w:r>
-        <w:rPr>
-          <w:lang w:val="en-US"/>
-        </w:rPr>
-        <w:t>IRR</w:t>
-      </w:r>
-      <w:r>
-        <w:t xml:space="preserve"> менее </w:t>
-      </w:r>
-      <w:r>
-        <w:t>15-</w:t>
-      </w:r>
-      <w:r>
-        <w:t>20%</w:t>
-      </w:r>
-    </w:p>
-    <w:p>
-      <w:pPr>
-        <w:spacing w:beforeLines="60" w:before="144" w:afterLines="60" w:after="144"/>
-      </w:pPr>
-      <w:r>
-        <w:t>Алгоритм подтверждения гипотезы:</w:t>
-      </w:r>
-    </w:p>
-    <w:p>
-      <w:pPr>
-        <w:pStyle w:val="Bullets"/>
-      </w:pPr>
-      <w:r>
-        <w:t xml:space="preserve">Смотрим динамику по статьям внеоборотных средств на базе отчетов по МСФО </w:t>
-      </w:r>
-    </w:p>
-    <w:p>
-      <w:pPr>
-        <w:pStyle w:val="Bullets"/>
-      </w:pPr>
-      <w:r>
-        <w:t>Реальную ставку считаем как «номинальная процентная ставка по кредиту минус инфляция (обычно ИПЦ)»</w:t>
-      </w:r>
-    </w:p>
-    <w:p>
-      <w:pPr>
-        <w:pStyle w:val="Bullets"/>
-      </w:pPr>
-      <w:r>
-        <w:t xml:space="preserve">Смотрим бизнес-план по </w:t>
-      </w:r>
-      <w:proofErr w:type="spellStart"/>
-      <w:r>
-        <w:t>инвест</w:t>
-      </w:r>
-      <w:proofErr w:type="spellEnd"/>
-      <w:r>
-        <w:t xml:space="preserve"> проекту, если направлялся в банк</w:t>
-      </w:r>
-    </w:p>
-    <w:p>
-      <w:pPr>
-        <w:pStyle w:val="Bullets"/>
-      </w:pPr>
-      <w:proofErr w:type="spellStart"/>
-      <w:r>
-        <w:lastRenderedPageBreak/>
-        <w:t>Парсим</w:t>
-      </w:r>
-      <w:proofErr w:type="spellEnd"/>
-      <w:r>
-        <w:t xml:space="preserve"> новости</w:t>
-      </w:r>
-    </w:p>
-    <w:p>
-      <w:pPr>
-        <w:spacing w:beforeLines="60" w:before="144" w:afterLines="60" w:after="144"/>
-      </w:pPr>
-      <w:r>
-        <w:t>Вопросы для обсуждения</w:t>
-      </w:r>
-      <w:r>
-        <w:t xml:space="preserve"> /</w:t>
-      </w:r>
-      <w:r>
-        <w:t xml:space="preserve"> уточнения:</w:t>
-      </w:r>
-    </w:p>
-    <w:p>
-      <w:pPr>
-        <w:pStyle w:val="Bullets"/>
-      </w:pPr>
-      <w:r>
-        <w:t>Какие текущие инвестиции не дают ожидаемого возврата и через какой срок ожидается окупаемость?</w:t>
-      </w:r>
-    </w:p>
-    <w:p>
-      <w:pPr>
-        <w:pStyle w:val="Bullets"/>
-      </w:pPr>
-      <w:r>
-        <w:t>Как оценивалась привлекательность инвестпроектов при принятии решения?</w:t>
-      </w:r>
-    </w:p>
-    <w:p>
-      <w:pPr>
-        <w:pStyle w:val="Bullets"/>
-      </w:pPr>
-      <w:r>
-        <w:t xml:space="preserve">Проводится ли оценка фактических показателей? </w:t>
-      </w:r>
-    </w:p>
-    <w:p>
-      <w:pPr>
-        <w:pStyle w:val="Bullets"/>
-      </w:pPr>
-      <w:r>
-        <w:t>Рассматривали ли вы временное замораживание CAPEX или продажу активов для восстановления ликвидности?</w:t>
-      </w:r>
-    </w:p>
-    <w:p>
-      <w:pPr>
-        <w:spacing w:beforeLines="60" w:before="144" w:afterLines="60" w:after="144"/>
-      </w:pPr>
-      <w:r>
-        <w:t>Возможные действия:</w:t>
-      </w:r>
-    </w:p>
-    <w:p>
-      <w:pPr>
-        <w:pStyle w:val="Bullets"/>
-      </w:pPr>
-      <w:r>
-        <w:t xml:space="preserve">Продать часть активов </w:t>
-      </w:r>
-    </w:p>
-    <w:p>
-      <w:pPr>
-        <w:pStyle w:val="Bullets"/>
-      </w:pPr>
-      <w:r>
-        <w:t>Оптимизировать структуру капитала</w:t>
-      </w:r>
-    </w:p>
-    <w:p>
-      <w:pPr>
-        <w:pStyle w:val="Bullets"/>
-      </w:pPr>
-      <w:r>
-        <w:t xml:space="preserve">Внедрить </w:t>
-      </w:r>
-      <w:r>
-        <w:t>KPI</w:t>
-      </w:r>
-      <w:r>
-        <w:t xml:space="preserve"> по денежному циклу</w:t>
-      </w:r>
-    </w:p>
-    <w:p>
-      <w:pPr>
-        <w:pStyle w:val="1"/>
-      </w:pPr>
-      <w:r>
-        <w:t>КУРС ВАЛЮТ МЕНЯЕТСЯ, ЧТО ПРИВОДИТ К РЕЗКОМУ РОСТУ ЗАТРАТ</w:t>
-      </w:r>
-    </w:p>
-    <w:p>
-      <w:pPr>
-        <w:spacing w:beforeLines="60" w:before="144" w:afterLines="60" w:after="144"/>
-      </w:pPr>
-      <w:r>
-        <w:rPr>
-          <w:b/>
-          <w:bCs/>
-        </w:rPr>
-        <w:t>ОПИСАНИЕ</w:t>
-      </w:r>
-      <w:r>
-        <w:t>: зависимость от импорта без хеджирования рисков.</w:t>
-      </w:r>
-    </w:p>
-    <w:p>
-      <w:pPr>
-        <w:spacing w:beforeLines="60" w:before="144" w:afterLines="60" w:after="144"/>
-      </w:pPr>
-      <w:r>
-        <w:rPr>
-          <w:b/>
-          <w:bCs/>
-        </w:rPr>
-        <w:t>ГИПОТЕЗЫ</w:t>
-      </w:r>
-      <w:r>
-        <w:t>:</w:t>
-      </w:r>
-    </w:p>
-    <w:p>
-      <w:pPr>
-        <w:pStyle w:val="-0"/>
-      </w:pPr>
-      <w:bookmarkStart w:id="19" w:name="_Hlk208394227"/>
-      <w:r>
-        <w:t>ВАЛЮТНЫЕ ЗАКУПКИ БЕЗ ХЕДЖИРОВАНИЯ</w:t>
-      </w:r>
-    </w:p>
-    <w:bookmarkEnd w:id="19"/>
-    <w:p>
-      <w:pPr>
-        <w:spacing w:beforeLines="60" w:before="144" w:afterLines="60" w:after="144"/>
-        <w:rPr>
-          <w:i/>
-        </w:rPr>
-      </w:pPr>
-      <w:r>
-        <w:rPr>
-          <w:i/>
-        </w:rPr>
-        <w:t>Источники для проверки гипотезы:</w:t>
-      </w:r>
-    </w:p>
-    <w:p>
-      <w:pPr>
-        <w:pStyle w:val="Bullets"/>
-      </w:pPr>
-      <w:r>
-        <w:t>Финансовые отчеты компании</w:t>
-      </w:r>
-    </w:p>
-    <w:p>
-      <w:pPr>
-        <w:pStyle w:val="Bullets"/>
-      </w:pPr>
-      <w:r>
-        <w:t>Банк России</w:t>
-      </w:r>
-    </w:p>
-    <w:p>
-      <w:pPr>
-        <w:pStyle w:val="Bullets"/>
-      </w:pPr>
-      <w:r>
-        <w:t>Отраслевые агентства</w:t>
-      </w:r>
-    </w:p>
-    <w:p>
-      <w:pPr>
-        <w:spacing w:beforeLines="60" w:before="144" w:afterLines="60" w:after="144"/>
-      </w:pPr>
-      <w:r>
-        <w:t>Признаки подтверждения гипотезы:</w:t>
-      </w:r>
-    </w:p>
-    <w:p>
-      <w:pPr>
-        <w:pStyle w:val="Bullets"/>
-      </w:pPr>
-      <w:r>
-        <w:t>Отсутствие форвардных или иных хеджирующих контрактов на валютный курс</w:t>
-      </w:r>
-    </w:p>
-    <w:p>
-      <w:pPr>
-        <w:pStyle w:val="Bullets"/>
-      </w:pPr>
-      <w:r>
-        <w:t>Зависимость отрасли от импорта сырья (в отчетах отраслевых агентств)</w:t>
-      </w:r>
-    </w:p>
-    <w:p>
-      <w:pPr>
-        <w:pStyle w:val="Bullets"/>
-      </w:pPr>
-      <w:r>
-        <w:t>Негативная динамика курса рубля в отчетном периоде</w:t>
-      </w:r>
-    </w:p>
-    <w:p>
-      <w:pPr>
-        <w:spacing w:beforeLines="60" w:before="144" w:afterLines="60" w:after="144"/>
-      </w:pPr>
-      <w:r>
-        <w:t>Алгоритм подтверждения гипотезы:</w:t>
-      </w:r>
-    </w:p>
-    <w:p>
-      <w:pPr>
-        <w:pStyle w:val="Bullets"/>
-      </w:pPr>
-      <w:r>
-        <w:t>Смотрим комментарии в отчетах</w:t>
-      </w:r>
-      <w:r>
-        <w:t xml:space="preserve"> по МСФО </w:t>
-      </w:r>
-      <w:r>
-        <w:t>по хеджированию</w:t>
-      </w:r>
-    </w:p>
-    <w:p>
-      <w:pPr>
-        <w:pStyle w:val="Bullets"/>
-      </w:pPr>
-      <w:r>
-        <w:t>В отчетах агентств или аналитическом хабе берем долю импорта сырья в отрасли. Альтернативно, можно посмотреть импорт через статистику ФТС. Потребление сырья либо есть в отчетах агентств, либо может быть рассчитано на основе удельных норм расхода</w:t>
-      </w:r>
-    </w:p>
-    <w:p>
-      <w:pPr>
-        <w:pStyle w:val="Bullets"/>
-      </w:pPr>
-      <w:r>
-        <w:t>Динамика курса берется с сайта Банка России</w:t>
-      </w:r>
-    </w:p>
-    <w:p>
-      <w:pPr>
-        <w:spacing w:beforeLines="60" w:before="144" w:afterLines="60" w:after="144"/>
-      </w:pPr>
-      <w:r>
-        <w:t>Вопросы для обсуждения</w:t>
-      </w:r>
-      <w:r>
-        <w:t xml:space="preserve"> /</w:t>
-      </w:r>
-      <w:r>
-        <w:t xml:space="preserve"> уточнения:</w:t>
-      </w:r>
-    </w:p>
-    <w:p>
-      <w:pPr>
-        <w:pStyle w:val="Bullets"/>
-      </w:pPr>
-      <w:r>
-        <w:t>Какая доля валютной составляющей в себестоимости и операционных расходах? В какой валюте происходят оплаты поставщикам?</w:t>
-      </w:r>
-    </w:p>
-    <w:p>
-      <w:pPr>
-        <w:pStyle w:val="Bullets"/>
-      </w:pPr>
-      <w:r>
-        <w:t>Утверждена ли политика хеджирования валютных рисков и какой статус текущего портфеля хеджей? Используются ли методы сценарного планирования в компании?</w:t>
-      </w:r>
-    </w:p>
-    <w:p>
-      <w:pPr>
-        <w:pStyle w:val="Bullets"/>
-      </w:pPr>
-      <w:r>
-        <w:lastRenderedPageBreak/>
-        <w:t xml:space="preserve">Какие быстрые меры по снижению валютного риска возможны (переговоры о валюте контрактов, переключение на локальных поставщиков)? </w:t>
-      </w:r>
-    </w:p>
-    <w:p>
-      <w:pPr>
-        <w:pStyle w:val="-0"/>
-      </w:pPr>
-      <w:bookmarkStart w:id="20" w:name="_Hlk208394232"/>
-      <w:r>
-        <w:t>ВАЛЮТНЫЕ КРЕДИТЫ С ПЕРЕОЦЕНКОЙ</w:t>
-      </w:r>
-    </w:p>
-    <w:bookmarkEnd w:id="20"/>
-    <w:p>
-      <w:pPr>
-        <w:spacing w:beforeLines="60" w:before="144" w:afterLines="60" w:after="144"/>
-        <w:rPr>
-          <w:i/>
-        </w:rPr>
-      </w:pPr>
-      <w:r>
-        <w:rPr>
-          <w:i/>
-        </w:rPr>
-        <w:t>Источники для проверки гипотезы:</w:t>
-      </w:r>
-    </w:p>
-    <w:p>
-      <w:pPr>
-        <w:pStyle w:val="Bullets"/>
-      </w:pPr>
-      <w:r>
-        <w:t>Финансовые отчеты компании</w:t>
-      </w:r>
-    </w:p>
-    <w:p>
-      <w:pPr>
-        <w:pStyle w:val="Bullets"/>
-      </w:pPr>
-      <w:r>
-        <w:t>Банк России</w:t>
-      </w:r>
-    </w:p>
-    <w:p>
-      <w:r>
-        <w:t>Признаки подтверждения гипотезы:</w:t>
-      </w:r>
-    </w:p>
-    <w:p>
-      <w:pPr>
-        <w:pStyle w:val="Bullets"/>
-      </w:pPr>
-      <w:r>
-        <w:t>Существенный объем активов или пассивов, номинированных в валюте</w:t>
-      </w:r>
-    </w:p>
-    <w:p>
-      <w:pPr>
-        <w:pStyle w:val="Bullets"/>
-      </w:pPr>
-      <w:r>
-        <w:t>Негативная динамика курса рубля в отчетном периоде</w:t>
-      </w:r>
-    </w:p>
-    <w:p>
-      <w:pPr>
-        <w:spacing w:beforeLines="60" w:before="144" w:afterLines="60" w:after="144"/>
-      </w:pPr>
-      <w:r>
-        <w:t>Алгоритм подтверждения гипотезы:</w:t>
-      </w:r>
-    </w:p>
-    <w:p>
-      <w:pPr>
-        <w:pStyle w:val="Bullets"/>
-      </w:pPr>
-      <w:r>
-        <w:t xml:space="preserve">Расчеты на базе отчетов по МСФО </w:t>
-      </w:r>
-    </w:p>
-    <w:p>
-      <w:pPr>
-        <w:pStyle w:val="Bullets"/>
-      </w:pPr>
-      <w:r>
-        <w:t>Курс рубля на сайте Банка России</w:t>
-      </w:r>
-    </w:p>
-    <w:p>
-      <w:pPr>
-        <w:spacing w:beforeLines="60" w:before="144" w:afterLines="60" w:after="144"/>
-      </w:pPr>
-      <w:r>
-        <w:t>Вопросы для обсуждения</w:t>
-      </w:r>
-      <w:r>
-        <w:t xml:space="preserve"> /</w:t>
-      </w:r>
-      <w:r>
-        <w:t xml:space="preserve"> уточнения:</w:t>
-      </w:r>
-    </w:p>
-    <w:p>
-      <w:pPr>
-        <w:pStyle w:val="Bullets"/>
-      </w:pPr>
-      <w:r>
-        <w:t>Доля валютных кредитов в балансе и как часто происходит переоценка?</w:t>
-      </w:r>
-    </w:p>
-    <w:p>
-      <w:pPr>
-        <w:pStyle w:val="Bullets"/>
-      </w:pPr>
-      <w:r>
-        <w:t xml:space="preserve">Как изменение курса влияет на процентные расходы и ковенанты по долгам? </w:t>
-      </w:r>
-    </w:p>
-    <w:p>
-      <w:pPr>
-        <w:pStyle w:val="Bullets"/>
-      </w:pPr>
-      <w:r>
-        <w:t>Есть ли опции рефинансирования или перекредитования в локальной валюте?</w:t>
-      </w:r>
-    </w:p>
-    <w:p>
-      <w:pPr>
-        <w:pStyle w:val="-0"/>
-      </w:pPr>
-      <w:bookmarkStart w:id="21" w:name="_Hlk208394235"/>
-      <w:r>
-        <w:t>ОТСУТСТВИЕ ПОЛИТИКИ УПРАВЛЕНИЯ РИСКАМИ</w:t>
-      </w:r>
-    </w:p>
-    <w:bookmarkEnd w:id="21"/>
-    <w:p>
-      <w:pPr>
-        <w:spacing w:beforeLines="60" w:before="144" w:afterLines="60" w:after="144"/>
-        <w:rPr>
-          <w:i/>
-        </w:rPr>
-      </w:pPr>
-      <w:r>
-        <w:rPr>
-          <w:i/>
-        </w:rPr>
-        <w:t>Источники для проверки гипотезы:</w:t>
-      </w:r>
-    </w:p>
-    <w:p>
-      <w:pPr>
-        <w:pStyle w:val="Bullets"/>
-      </w:pPr>
-      <w:r>
-        <w:t>Финансовые отчеты компании</w:t>
-      </w:r>
-    </w:p>
-    <w:p>
-      <w:pPr>
-        <w:spacing w:beforeLines="60" w:before="144" w:afterLines="60" w:after="144"/>
-      </w:pPr>
-      <w:r>
-        <w:t>Признаки подтверждения гипотезы:</w:t>
-      </w:r>
-    </w:p>
-    <w:p>
-      <w:pPr>
-        <w:pStyle w:val="Bullets"/>
-      </w:pPr>
-      <w:r>
-        <w:t>Отсутствие упоминания о политике управления рисками в финансовых отчетах</w:t>
-      </w:r>
-    </w:p>
-    <w:p>
-      <w:pPr>
-        <w:spacing w:beforeLines="60" w:before="144" w:afterLines="60" w:after="144"/>
-      </w:pPr>
-      <w:r>
-        <w:t>Алгоритм подтверждения гипотезы:</w:t>
-      </w:r>
-    </w:p>
-    <w:p>
-      <w:pPr>
-        <w:pStyle w:val="Bullets"/>
-      </w:pPr>
-      <w:r>
-        <w:t>Смотрим в комментариях к отчету по МСФО в разделе «управление рисками» или аналогичном</w:t>
-      </w:r>
-    </w:p>
-    <w:p>
-      <w:pPr>
-        <w:spacing w:beforeLines="60" w:before="144" w:afterLines="60" w:after="144"/>
-      </w:pPr>
-      <w:r>
-        <w:t>Вопросы для обсуждения</w:t>
-      </w:r>
-      <w:r>
-        <w:t xml:space="preserve"> /</w:t>
-      </w:r>
-      <w:r>
-        <w:t xml:space="preserve"> уточнения:</w:t>
-      </w:r>
-    </w:p>
-    <w:p>
-      <w:pPr>
-        <w:pStyle w:val="Bullets"/>
-      </w:pPr>
-      <w:r>
-        <w:t>Есть ли политика по управлению финансовыми рисками (валютным, процентным и т.д.)?</w:t>
-      </w:r>
-    </w:p>
-    <w:p>
-      <w:pPr>
-        <w:pStyle w:val="Bullets"/>
-      </w:pPr>
-      <w:r>
-        <w:t xml:space="preserve">Проводились ли стресс-тесты на валютные шоки и какие сценарии прорабатывались? </w:t>
-      </w:r>
-    </w:p>
-    <w:p>
-      <w:pPr>
-        <w:pStyle w:val="Bullets"/>
-      </w:pPr>
-      <w:r>
-        <w:t>Кто отвечает в компании за риск-менеджмент и как быстро принимаются решения по корректировке позиций?</w:t>
-      </w:r>
-    </w:p>
-    <w:p>
-      <w:pPr>
-        <w:spacing w:beforeLines="60" w:before="144" w:afterLines="60" w:after="144"/>
-      </w:pPr>
-      <w:r>
-        <w:t>Возможные действия:</w:t>
-      </w:r>
-    </w:p>
-    <w:p>
-      <w:pPr>
-        <w:pStyle w:val="Bullets"/>
-      </w:pPr>
-      <w:r>
-        <w:t>Закрыть открытые валютные позиции</w:t>
-      </w:r>
-    </w:p>
-    <w:p>
-      <w:pPr>
-        <w:pStyle w:val="Bullets"/>
-      </w:pPr>
-      <w:r>
-        <w:t>Внедрить практики сценарного планирования</w:t>
-      </w:r>
-    </w:p>
-    <w:p>
-      <w:pPr>
-        <w:pStyle w:val="1"/>
-      </w:pPr>
-      <w:r>
-        <w:lastRenderedPageBreak/>
-        <w:t>СЕЗОННЫЕ СКАЧКИ ПРИБЫЛИ</w:t>
-      </w:r>
-    </w:p>
-    <w:p>
-      <w:pPr>
-        <w:keepNext/>
-        <w:spacing w:beforeLines="60" w:before="144" w:afterLines="60" w:after="144"/>
-      </w:pPr>
-      <w:r>
-        <w:rPr>
-          <w:b/>
-          <w:bCs/>
-        </w:rPr>
-        <w:t>ОПИСАНИЕ</w:t>
-      </w:r>
-      <w:r>
-        <w:t>: неэффективное управление затратами (закупки + ФОТ).</w:t>
-      </w:r>
-    </w:p>
-    <w:p>
-      <w:pPr>
-        <w:keepNext/>
-        <w:spacing w:beforeLines="60" w:before="144" w:afterLines="60" w:after="144"/>
-      </w:pPr>
-      <w:r>
-        <w:rPr>
-          <w:b/>
-          <w:bCs/>
-        </w:rPr>
-        <w:t>ГИПОТЕЗЫ</w:t>
-      </w:r>
-      <w:r>
-        <w:t>:</w:t>
-      </w:r>
-    </w:p>
-    <w:p>
-      <w:pPr>
-        <w:pStyle w:val="-0"/>
-      </w:pPr>
-      <w:bookmarkStart w:id="22" w:name="_Hlk208394286"/>
-      <w:r>
-        <w:t xml:space="preserve">ПРОДУКТОВЫЙ ПОРТФЕЛЬ НЕ СБАЛАНСИРОВАН </w:t>
-      </w:r>
-    </w:p>
-    <w:bookmarkEnd w:id="22"/>
-    <w:p>
-      <w:pPr>
-        <w:spacing w:beforeLines="60" w:before="144" w:afterLines="60" w:after="144"/>
-        <w:rPr>
-          <w:i/>
-        </w:rPr>
-      </w:pPr>
-      <w:r>
-        <w:rPr>
-          <w:i/>
-        </w:rPr>
-        <w:t>Источники для проверки гипотезы:</w:t>
-      </w:r>
-    </w:p>
-    <w:p>
-      <w:pPr>
-        <w:pStyle w:val="Bullets"/>
-      </w:pPr>
-      <w:r>
-        <w:t>Финансовые отчеты компании</w:t>
-      </w:r>
-    </w:p>
-    <w:p>
-      <w:pPr>
-        <w:spacing w:beforeLines="60" w:before="144" w:afterLines="60" w:after="144"/>
-      </w:pPr>
-      <w:r>
-        <w:t>Признаки подтверждения гипотезы:</w:t>
-      </w:r>
-    </w:p>
-    <w:p>
-      <w:pPr>
-        <w:pStyle w:val="Bullets"/>
-      </w:pPr>
-      <w:r>
-        <w:t xml:space="preserve">Высокая сезонность выручки между кварталами на историческом интервале от 3 лет </w:t>
-      </w:r>
-    </w:p>
-    <w:p>
-      <w:pPr>
-        <w:spacing w:beforeLines="60" w:before="144" w:afterLines="60" w:after="144"/>
-      </w:pPr>
-      <w:r>
-        <w:t>Алгоритм подтверждения гипотезы:</w:t>
-      </w:r>
-    </w:p>
-    <w:p>
-      <w:pPr>
-        <w:pStyle w:val="Bullets"/>
-      </w:pPr>
-      <w:r>
-        <w:t>Расчеты на базе квартальных отчетов по МСФО в течение нескольких лет. Расчет исторической сезонности продаж</w:t>
-      </w:r>
-    </w:p>
-    <w:p>
-      <w:pPr>
-        <w:spacing w:beforeLines="60" w:before="144" w:afterLines="60" w:after="144"/>
-      </w:pPr>
-      <w:r>
-        <w:t>Вопросы для обсуждения</w:t>
-      </w:r>
-      <w:r>
-        <w:t xml:space="preserve"> /</w:t>
-      </w:r>
-      <w:r>
-        <w:t xml:space="preserve"> уточнения:</w:t>
-      </w:r>
-    </w:p>
-    <w:p>
-      <w:pPr>
-        <w:pStyle w:val="Bullets"/>
-      </w:pPr>
-      <w:r>
-        <w:t>Как распределяются выручка и маржа по месяцам? Где пики/провалы и почему?</w:t>
-      </w:r>
-    </w:p>
-    <w:p>
-      <w:pPr>
-        <w:pStyle w:val="Bullets"/>
-      </w:pPr>
-      <w:r>
-        <w:t>Есть ли внесезонные предложения товаров для выравнивания загрузки и CF? Рассматриваете ли возможность создания продукта с увеличенным сроком годности? Что это может быть за продукт?</w:t>
-      </w:r>
-    </w:p>
-    <w:p>
-      <w:pPr>
-        <w:pStyle w:val="Bullets"/>
-      </w:pPr>
-      <w:r>
-        <w:t xml:space="preserve">Какие продукты наиболее зависимы от сезона и можно ли их заменить/дополнить линейкой вне сезона? </w:t>
-      </w:r>
-    </w:p>
-    <w:p>
-      <w:pPr>
-        <w:pStyle w:val="-0"/>
-      </w:pPr>
-      <w:bookmarkStart w:id="23" w:name="_Hlk208394290"/>
-      <w:r>
-        <w:t>НЕЭФФЕКТИВНОЕ УПРАВЛЕНИЕ ЗАТРАТАМИ</w:t>
-      </w:r>
-    </w:p>
-    <w:bookmarkEnd w:id="23"/>
-    <w:p>
-      <w:pPr>
-        <w:spacing w:beforeLines="60" w:before="144" w:afterLines="60" w:after="144"/>
-        <w:rPr>
-          <w:i/>
-        </w:rPr>
-      </w:pPr>
-      <w:r>
-        <w:rPr>
-          <w:i/>
-        </w:rPr>
-        <w:t>Источники для проверки гипотезы:</w:t>
-      </w:r>
-    </w:p>
-    <w:p>
-      <w:pPr>
-        <w:pStyle w:val="Bullets"/>
-      </w:pPr>
-      <w:r>
-        <w:t>Финансовые отчеты компании</w:t>
-      </w:r>
-      <w:r>
-        <w:t xml:space="preserve"> и конкурентов</w:t>
-      </w:r>
-    </w:p>
-    <w:p>
-      <w:pPr>
-        <w:spacing w:beforeLines="60" w:before="144" w:afterLines="60" w:after="144"/>
-      </w:pPr>
-      <w:r>
-        <w:t>Признаки подтверждения гипотезы:</w:t>
-      </w:r>
-    </w:p>
-    <w:p>
-      <w:pPr>
-        <w:pStyle w:val="Bullets"/>
-      </w:pPr>
-      <w:r>
-        <w:t xml:space="preserve">Маржа валовая (сырье), продаж (коммерческие расходы), </w:t>
-      </w:r>
-      <w:r>
-        <w:rPr>
-          <w:lang w:val="en-US"/>
-        </w:rPr>
-        <w:t>EBITDA</w:t>
-      </w:r>
-      <w:r>
-        <w:t xml:space="preserve"> (общие </w:t>
-      </w:r>
-      <w:r>
-        <w:t>и административные</w:t>
-      </w:r>
-      <w:r>
-        <w:t xml:space="preserve"> расходы) ниже средней по отрасли </w:t>
-      </w:r>
-    </w:p>
-    <w:p>
-      <w:pPr>
-        <w:spacing w:beforeLines="60" w:before="144" w:afterLines="60" w:after="144"/>
-      </w:pPr>
-      <w:r>
-        <w:t>Алгоритм подтверждения гипотезы:</w:t>
-      </w:r>
-    </w:p>
-    <w:p>
-      <w:pPr>
-        <w:pStyle w:val="Bullets"/>
-      </w:pPr>
-      <w:r>
-        <w:t xml:space="preserve">Расчеты на базе отчетов по МСФО </w:t>
-      </w:r>
-    </w:p>
-    <w:p>
-      <w:pPr>
-        <w:spacing w:beforeLines="60" w:before="144" w:afterLines="60" w:after="144"/>
-      </w:pPr>
-      <w:r>
-        <w:t>Вопросы для обсуждения</w:t>
-      </w:r>
-      <w:r>
-        <w:t xml:space="preserve"> /</w:t>
-      </w:r>
-      <w:r>
-        <w:t xml:space="preserve"> уточнения:</w:t>
-      </w:r>
-    </w:p>
-    <w:p>
-      <w:pPr>
-        <w:pStyle w:val="Bullets"/>
-      </w:pPr>
-      <w:r>
-        <w:t>Насколько гибок производственный/логистический контур компании? Какая доля постоянных затрат внутри года?</w:t>
-      </w:r>
-    </w:p>
-    <w:p>
-      <w:pPr>
-        <w:pStyle w:val="Bullets"/>
-      </w:pPr>
-      <w:r>
-        <w:t>Какие меры принимаются для управления затратами в низкий сезон (сокращение переменных затрат, временные контракты)?</w:t>
-      </w:r>
-    </w:p>
-    <w:p>
-      <w:pPr>
-        <w:pStyle w:val="Bullets"/>
-      </w:pPr>
-      <w:r>
-        <w:t xml:space="preserve">Есть ли сценарии сокращения постоянных затрат без потери уровня сервиса? </w:t>
-      </w:r>
-    </w:p>
-    <w:p>
-      <w:pPr>
-        <w:pStyle w:val="-0"/>
-      </w:pPr>
-      <w:bookmarkStart w:id="24" w:name="_Hlk208394293"/>
-      <w:r>
-        <w:t>СЛАБОЕ ПЛАНИРОВАНИЕ ПРОИЗВОДСТВЕННО-СБЫТОВОГО ЦИКЛА</w:t>
-      </w:r>
-    </w:p>
-    <w:bookmarkEnd w:id="24"/>
-    <w:p>
-      <w:pPr>
-        <w:spacing w:beforeLines="60" w:before="144" w:afterLines="60" w:after="144"/>
-        <w:rPr>
-          <w:i/>
-        </w:rPr>
-      </w:pPr>
-      <w:r>
-        <w:rPr>
-          <w:i/>
-        </w:rPr>
-        <w:t>Источники для проверки гипотезы:</w:t>
-      </w:r>
-    </w:p>
-    <w:p>
-      <w:pPr>
-        <w:pStyle w:val="Bullets"/>
-      </w:pPr>
-      <w:r>
-        <w:t>Финансовые отчеты компании и конкурентов</w:t>
-      </w:r>
-    </w:p>
-    <w:p>
-      <w:pPr>
-        <w:spacing w:beforeLines="60" w:before="144" w:afterLines="60" w:after="144"/>
-      </w:pPr>
-      <w:r>
-        <w:t>Признаки подтверждения гипотезы:</w:t>
-      </w:r>
-    </w:p>
-    <w:p>
-      <w:pPr>
-        <w:pStyle w:val="Bullets"/>
-      </w:pPr>
-      <w:r>
-        <w:lastRenderedPageBreak/>
-        <w:t>Продажи существенно более изменчивы, чем в среднем по отрасли (более ярко проявляется сезонность, т.к. отклонения между продажами в отдельные кварталы года)</w:t>
-      </w:r>
-    </w:p>
-    <w:p>
-      <w:pPr>
-        <w:spacing w:beforeLines="60" w:before="144" w:afterLines="60" w:after="144"/>
-      </w:pPr>
-      <w:r>
-        <w:t>Алгоритм подтверждения гипотезы:</w:t>
-      </w:r>
-    </w:p>
-    <w:p>
-      <w:pPr>
-        <w:pStyle w:val="Bullets"/>
-      </w:pPr>
-      <w:r>
-        <w:t>Прирост продаж компании отстает от конкурентов, падение, наоборот, выше</w:t>
-      </w:r>
-      <w:r>
-        <w:t xml:space="preserve"> </w:t>
-      </w:r>
-    </w:p>
-    <w:p>
-      <w:pPr>
-        <w:pStyle w:val="Bullets"/>
-      </w:pPr>
-      <w:r>
-        <w:t>Ситуация повторяется систематически</w:t>
-      </w:r>
-    </w:p>
-    <w:p>
-      <w:pPr>
-        <w:spacing w:beforeLines="60" w:before="144" w:afterLines="60" w:after="144"/>
-      </w:pPr>
-      <w:r>
-        <w:t>Вопросы для обсуждения</w:t>
-      </w:r>
-      <w:r>
-        <w:t xml:space="preserve"> /</w:t>
-      </w:r>
-      <w:r>
-        <w:t xml:space="preserve"> уточнения:</w:t>
-      </w:r>
-    </w:p>
-    <w:p>
-      <w:pPr>
-        <w:pStyle w:val="Bullets"/>
-      </w:pPr>
-      <w:r>
-        <w:t>Как вы управляете предзаказами, запасами, чтобы сглаживать сезонные дефициты?</w:t>
-      </w:r>
-    </w:p>
-    <w:p>
-      <w:pPr>
-        <w:pStyle w:val="Bullets"/>
-      </w:pPr>
-      <w:r>
-        <w:t>Как планируется ликвидность на пики?</w:t>
-      </w:r>
-    </w:p>
-    <w:p>
-      <w:pPr>
-        <w:pStyle w:val="Bullets"/>
-      </w:pPr>
-      <w:r>
-        <w:t>Используются ли прогностические модели спроса и S&amp;OP для сезонного планирования</w:t>
-      </w:r>
-      <w:r>
-        <w:t xml:space="preserve">? Замеряете ли вы точность планирования? Какая она сейчас? Что делаете для повышения ее уровня? </w:t>
-      </w:r>
-    </w:p>
-    <w:p>
-      <w:pPr>
-        <w:spacing w:beforeLines="60" w:before="144" w:afterLines="60" w:after="144"/>
-      </w:pPr>
-      <w:r>
-        <w:t>Возможные действия:</w:t>
-      </w:r>
-    </w:p>
-    <w:p>
-      <w:pPr>
-        <w:pStyle w:val="Bullets"/>
-      </w:pPr>
-      <w:r>
-        <w:t>Создать продукт с более длительным сроком годности</w:t>
-      </w:r>
-    </w:p>
-    <w:p>
-      <w:pPr>
-        <w:pStyle w:val="Bullets"/>
-      </w:pPr>
-      <w:r>
-        <w:t>Перестроить планирование закупок и производства под сезонность</w:t>
-      </w:r>
-    </w:p>
-    <w:p>
-      <w:pPr>
-        <w:pStyle w:val="Bullets"/>
-      </w:pPr>
-      <w:r>
-        <w:t>Разработать сезонные предложения</w:t>
-      </w:r>
-      <w:r>
-        <w:br w:type="page"/>
-      </w:r>
-    </w:p>
-    <w:p>
-      <w:pPr>
         <w:pStyle w:val="Heading"/>
         <w:rPr>
           <w:sz w:val="24"/>
@@ -4388,7 +15,6 @@
           <w:sz w:val="24"/>
           <w:szCs w:val="24"/>
         </w:rPr>
-        <w:lastRenderedPageBreak/>
         <w:t>КОНКУРЕНТНЫЕ СИТУАЦИИ</w:t>
       </w:r>
     </w:p>
@@ -4438,12 +64,12 @@
       <w:pPr>
         <w:pStyle w:val="-0"/>
       </w:pPr>
-      <w:bookmarkStart w:id="25" w:name="_Hlk208394313"/>
+      <w:bookmarkStart w:id="0" w:name="_Hlk208394313"/>
       <w:r>
         <w:t>НИЗКИЕ ВХОДНЫЕ БАРЬЕРЫ (ТЕХНОЛОГИЧЕСКИЕ, ЦЕНОВЫЕ, ЮРИДИЧЕСКИЕ)</w:t>
       </w:r>
     </w:p>
-    <w:bookmarkEnd w:id="25"/>
+    <w:bookmarkEnd w:id="0"/>
     <w:p>
       <w:pPr>
         <w:spacing w:beforeLines="60" w:before="144" w:afterLines="60" w:after="144"/>
@@ -4526,15 +152,7 @@
         <w:pStyle w:val="Bullets"/>
       </w:pPr>
       <w:r>
-        <w:t xml:space="preserve">В документах </w:t>
-      </w:r>
-      <w:proofErr w:type="spellStart"/>
-      <w:r>
-        <w:t>парсим</w:t>
-      </w:r>
-      <w:proofErr w:type="spellEnd"/>
-      <w:r>
-        <w:t xml:space="preserve"> информацию по указанным выше темам</w:t>
+        <w:t>В документах парсим информацию по указанным выше темам</w:t>
       </w:r>
     </w:p>
     <w:p>
@@ -4572,34 +190,18 @@
         <w:pStyle w:val="Bullets"/>
       </w:pPr>
       <w:r>
-        <w:t xml:space="preserve">Есть ли у вас сценарии повышения </w:t>
-      </w:r>
-      <w:proofErr w:type="spellStart"/>
-      <w:r>
-        <w:t>switching</w:t>
-      </w:r>
-      <w:proofErr w:type="spellEnd"/>
-      <w:r>
-        <w:t xml:space="preserve"> </w:t>
-      </w:r>
-      <w:proofErr w:type="spellStart"/>
-      <w:r>
-        <w:t>cost</w:t>
-      </w:r>
-      <w:proofErr w:type="spellEnd"/>
-      <w:r>
-        <w:t xml:space="preserve"> для клиентов?</w:t>
+        <w:t>Есть ли у вас сценарии повышения switching cost для клиентов?</w:t>
       </w:r>
     </w:p>
     <w:p>
       <w:pPr>
         <w:pStyle w:val="-0"/>
       </w:pPr>
-      <w:bookmarkStart w:id="26" w:name="_Hlk208394317"/>
+      <w:bookmarkStart w:id="1" w:name="_Hlk208394317"/>
       <w:r>
         <w:t>НОВЫЕ ИГРОКИ ПРЕДЛАГАЮТ ИННОВАЦИИ, КОТОРЫХ НЕТ У ЛИДЕРА</w:t>
       </w:r>
-      <w:bookmarkEnd w:id="26"/>
+      <w:bookmarkEnd w:id="1"/>
     </w:p>
     <w:p>
       <w:pPr>
@@ -4692,15 +294,7 @@
         <w:pStyle w:val="Bullets"/>
       </w:pPr>
       <w:r>
-        <w:t xml:space="preserve">В документах </w:t>
-      </w:r>
-      <w:proofErr w:type="spellStart"/>
-      <w:r>
-        <w:t>парсим</w:t>
-      </w:r>
-      <w:proofErr w:type="spellEnd"/>
-      <w:r>
-        <w:t xml:space="preserve"> информацию по указанным выше темам</w:t>
+        <w:t>В документах парсим информацию по указанным выше темам</w:t>
       </w:r>
     </w:p>
     <w:p>
@@ -4754,12 +348,12 @@
       <w:pPr>
         <w:pStyle w:val="-0"/>
       </w:pPr>
-      <w:bookmarkStart w:id="27" w:name="_Hlk208394323"/>
+      <w:bookmarkStart w:id="2" w:name="_Hlk208394323"/>
       <w:r>
         <w:t>ОТСУТСТВИЕ КРЕПКИХ КАНАЛОВ УДЕРЖАНИЯ КЛИЕНТОВ (ПРОГРАММЫ ЛОЯЛЬНОСТИ, SWITCHING COST)</w:t>
       </w:r>
     </w:p>
-    <w:bookmarkEnd w:id="27"/>
+    <w:bookmarkEnd w:id="2"/>
     <w:p>
       <w:pPr>
         <w:spacing w:beforeLines="60" w:before="144" w:afterLines="60" w:after="144"/>
@@ -4813,16 +407,11 @@
       <w:pPr>
         <w:pStyle w:val="Bullets"/>
       </w:pPr>
-      <w:proofErr w:type="spellStart"/>
       <w:r>
         <w:t>П</w:t>
       </w:r>
       <w:r>
-        <w:t>арсим</w:t>
-      </w:r>
-      <w:proofErr w:type="spellEnd"/>
-      <w:r>
-        <w:t xml:space="preserve"> информацию с сайта </w:t>
+        <w:t xml:space="preserve">арсим информацию с сайта </w:t>
       </w:r>
     </w:p>
     <w:p>
@@ -4888,21 +477,8 @@
         <w:pStyle w:val="Bullets"/>
       </w:pPr>
       <w:r>
-        <w:t xml:space="preserve">Провести анализ конкурентных предложений и усилить </w:t>
-      </w:r>
-      <w:proofErr w:type="spellStart"/>
-      <w:r>
-        <w:t>value</w:t>
-      </w:r>
-      <w:proofErr w:type="spellEnd"/>
-      <w:r>
-        <w:t xml:space="preserve"> </w:t>
-      </w:r>
-      <w:proofErr w:type="spellStart"/>
-      <w:r>
-        <w:t>proposition</w:t>
-      </w:r>
-      <w:proofErr w:type="spellEnd"/>
+        <w:t>Провести анализ конкурентных предложений и усилить value proposition</w:t>
+      </w:r>
     </w:p>
     <w:p>
       <w:pPr>
@@ -4962,7 +538,7 @@
       <w:pPr>
         <w:pStyle w:val="-0"/>
       </w:pPr>
-      <w:bookmarkStart w:id="28" w:name="_Hlk208394348"/>
+      <w:bookmarkStart w:id="3" w:name="_Hlk208394348"/>
       <w:r>
         <w:t>УКРУПНЕНИЕ КОНКУРЕНТОВ ДА</w:t>
       </w:r>
@@ -4976,7 +552,7 @@
         <w:t>ЦЕНАМ</w:t>
       </w:r>
     </w:p>
-    <w:bookmarkEnd w:id="28"/>
+    <w:bookmarkEnd w:id="3"/>
     <w:p>
       <w:pPr>
         <w:spacing w:beforeLines="60" w:before="144" w:afterLines="60" w:after="144"/>
@@ -5028,23 +604,7 @@
         <w:pStyle w:val="Bullets"/>
       </w:pPr>
       <w:r>
-        <w:t xml:space="preserve">Индекс </w:t>
-      </w:r>
-      <w:proofErr w:type="spellStart"/>
-      <w:r>
-        <w:t>Херфиндаля</w:t>
-      </w:r>
-      <w:proofErr w:type="spellEnd"/>
-      <w:r>
-        <w:t xml:space="preserve"> – </w:t>
-      </w:r>
-      <w:proofErr w:type="spellStart"/>
-      <w:r>
-        <w:t>Хиршмана</w:t>
-      </w:r>
-      <w:proofErr w:type="spellEnd"/>
-      <w:r>
-        <w:t xml:space="preserve"> от 1000 – 1800 (умеренный уровень консолидации отрасли), 1800 и выше (высокий уровень)</w:t>
+        <w:t>Индекс Херфиндаля – Хиршмана от 1000 – 1800 (умеренный уровень консолидации отрасли), 1800 и выше (высокий уровень)</w:t>
       </w:r>
     </w:p>
     <w:p>
@@ -5070,23 +630,7 @@
         <w:pStyle w:val="Bullets"/>
       </w:pPr>
       <w:r>
-        <w:t xml:space="preserve">Из отчетов отраслевых агентств делаем расчет индекса </w:t>
-      </w:r>
-      <w:proofErr w:type="spellStart"/>
-      <w:r>
-        <w:t>Херфиндаля</w:t>
-      </w:r>
-      <w:proofErr w:type="spellEnd"/>
-      <w:r>
-        <w:t xml:space="preserve"> – </w:t>
-      </w:r>
-      <w:proofErr w:type="spellStart"/>
-      <w:r>
-        <w:t>Хиршмана</w:t>
-      </w:r>
-      <w:proofErr w:type="spellEnd"/>
-      <w:r>
-        <w:t xml:space="preserve"> по соответствующей формуле</w:t>
+        <w:t>Из отчетов отраслевых агентств делаем расчет индекса Херфиндаля – Хиршмана по соответствующей формуле</w:t>
       </w:r>
     </w:p>
     <w:p>
@@ -5131,11 +675,11 @@
       <w:pPr>
         <w:pStyle w:val="-0"/>
       </w:pPr>
-      <w:bookmarkStart w:id="29" w:name="_Hlk208394352"/>
+      <w:bookmarkStart w:id="4" w:name="_Hlk208394352"/>
       <w:r>
         <w:t xml:space="preserve">КОНКУРЕНТЫ ПОЛУЧАЮТ ЭФФЕКТ МАСШТАБА </w:t>
       </w:r>
-      <w:bookmarkEnd w:id="29"/>
+      <w:bookmarkEnd w:id="4"/>
     </w:p>
     <w:p>
       <w:pPr>
@@ -5180,23 +724,7 @@
         <w:pStyle w:val="Bullets"/>
       </w:pPr>
       <w:r>
-        <w:t xml:space="preserve">Индекс </w:t>
-      </w:r>
-      <w:proofErr w:type="spellStart"/>
-      <w:r>
-        <w:t>Херфиндаля</w:t>
-      </w:r>
-      <w:proofErr w:type="spellEnd"/>
-      <w:r>
-        <w:t xml:space="preserve"> – </w:t>
-      </w:r>
-      <w:proofErr w:type="spellStart"/>
-      <w:r>
-        <w:t>Хиршмана</w:t>
-      </w:r>
-      <w:proofErr w:type="spellEnd"/>
-      <w:r>
-        <w:t xml:space="preserve"> от 1000 – 1800 (умеренный уровень консолидации отрасли), 1800 и выше (высокий уровень)</w:t>
+        <w:t>Индекс Херфиндаля – Хиршмана от 1000 – 1800 (умеренный уровень консолидации отрасли), 1800 и выше (высокий уровень)</w:t>
       </w:r>
     </w:p>
     <w:p>
@@ -5220,23 +748,7 @@
         <w:pStyle w:val="Bullets"/>
       </w:pPr>
       <w:r>
-        <w:t xml:space="preserve">Из отчетов отраслевых агентств делаем расчет индекса </w:t>
-      </w:r>
-      <w:proofErr w:type="spellStart"/>
-      <w:r>
-        <w:t>Херфиндаля</w:t>
-      </w:r>
-      <w:proofErr w:type="spellEnd"/>
-      <w:r>
-        <w:t xml:space="preserve"> – </w:t>
-      </w:r>
-      <w:proofErr w:type="spellStart"/>
-      <w:r>
-        <w:t>Хиршмана</w:t>
-      </w:r>
-      <w:proofErr w:type="spellEnd"/>
-      <w:r>
-        <w:t xml:space="preserve"> по соответствующей формуле</w:t>
+        <w:t>Из отчетов отраслевых агентств делаем расчет индекса Херфиндаля – Хиршмана по соответствующей формуле</w:t>
       </w:r>
     </w:p>
     <w:p>
@@ -5345,12 +857,12 @@
       <w:pPr>
         <w:pStyle w:val="-0"/>
       </w:pPr>
-      <w:bookmarkStart w:id="30" w:name="_Hlk208394372"/>
+      <w:bookmarkStart w:id="5" w:name="_Hlk208394372"/>
       <w:r>
         <w:t>КОНКУРЕНТ ПРИМЕНЯЕТ СТРАТЕГИЮ ЗАХВАТА ДОЛИ РЫНКА</w:t>
       </w:r>
     </w:p>
-    <w:bookmarkEnd w:id="30"/>
+    <w:bookmarkEnd w:id="5"/>
     <w:p>
       <w:pPr>
         <w:spacing w:beforeLines="60" w:before="144" w:afterLines="60" w:after="144"/>
@@ -5466,13 +978,8 @@
       <w:pPr>
         <w:pStyle w:val="Bullets"/>
       </w:pPr>
-      <w:proofErr w:type="spellStart"/>
-      <w:r>
-        <w:t>Парсим</w:t>
-      </w:r>
-      <w:proofErr w:type="spellEnd"/>
-      <w:r>
-        <w:t xml:space="preserve"> прайс-листы на сайтах конкурентов </w:t>
+      <w:r>
+        <w:t xml:space="preserve">Парсим прайс-листы на сайтах конкурентов </w:t>
       </w:r>
     </w:p>
     <w:p>
@@ -5508,12 +1015,12 @@
       <w:pPr>
         <w:pStyle w:val="-0"/>
       </w:pPr>
-      <w:bookmarkStart w:id="31" w:name="_Hlk208394377"/>
+      <w:bookmarkStart w:id="6" w:name="_Hlk208394377"/>
       <w:r>
         <w:t>ИЗМЕНЕНИЕ ЦЕНОВОЙ ПОЛИТИКИ КРУПНЫХ ИГРОКОВ (НАПРИМЕР, СТМ)</w:t>
       </w:r>
     </w:p>
-    <w:bookmarkEnd w:id="31"/>
+    <w:bookmarkEnd w:id="6"/>
     <w:p>
       <w:pPr>
         <w:spacing w:beforeLines="60" w:before="144" w:afterLines="60" w:after="144"/>
@@ -5606,15 +1113,7 @@
       </w:pPr>
       <w:r>
         <w:lastRenderedPageBreak/>
-        <w:t xml:space="preserve">СТМ: обычно пишут в комментариях к отчетам по МСФО или же </w:t>
-      </w:r>
-      <w:proofErr w:type="spellStart"/>
-      <w:r>
-        <w:t>парсится</w:t>
-      </w:r>
-      <w:proofErr w:type="spellEnd"/>
-      <w:r>
-        <w:t xml:space="preserve"> информация </w:t>
+        <w:t xml:space="preserve">СТМ: обычно пишут в комментариях к отчетам по МСФО или же парсится информация </w:t>
       </w:r>
       <w:r>
         <w:t>с сайта</w:t>
@@ -5652,23 +1151,7 @@
         <w:pStyle w:val="Bullets"/>
       </w:pPr>
       <w:r>
-        <w:t xml:space="preserve">Рассматривали ли вы изменение упаковки/ассортимента или запуск </w:t>
-      </w:r>
-      <w:proofErr w:type="spellStart"/>
-      <w:r>
-        <w:t>private</w:t>
-      </w:r>
-      <w:proofErr w:type="spellEnd"/>
-      <w:r>
-        <w:t xml:space="preserve"> </w:t>
-      </w:r>
-      <w:proofErr w:type="spellStart"/>
-      <w:r>
-        <w:t>label</w:t>
-      </w:r>
-      <w:proofErr w:type="spellEnd"/>
-      <w:r>
-        <w:t xml:space="preserve">/собственной линии как ответ? </w:t>
+        <w:t xml:space="preserve">Рассматривали ли вы изменение упаковки/ассортимента или запуск private label/собственной линии как ответ? </w:t>
       </w:r>
     </w:p>
     <w:p>
@@ -5745,12 +1228,12 @@
       <w:pPr>
         <w:pStyle w:val="-0"/>
       </w:pPr>
-      <w:bookmarkStart w:id="32" w:name="_Hlk208394397"/>
+      <w:bookmarkStart w:id="7" w:name="_Hlk208394397"/>
       <w:r>
         <w:t>СНИЖЕНИЕ ПОТРЕБЛЕНИЯ ИЛИ РОСТ ЧИСЛА ИГРОКОВ</w:t>
       </w:r>
     </w:p>
-    <w:bookmarkEnd w:id="32"/>
+    <w:bookmarkEnd w:id="7"/>
     <w:p>
       <w:pPr>
         <w:spacing w:beforeLines="60" w:before="144" w:afterLines="60" w:after="144"/>
@@ -5932,12 +1415,12 @@
       <w:pPr>
         <w:pStyle w:val="-0"/>
       </w:pPr>
-      <w:bookmarkStart w:id="33" w:name="_Hlk208394401"/>
+      <w:bookmarkStart w:id="8" w:name="_Hlk208394401"/>
       <w:r>
         <w:t>СТАГНАЦИЯ РЫНКА (МАКРОЭКОНОМИЧЕСКИЕ ПРИЧИНЫ)</w:t>
       </w:r>
     </w:p>
-    <w:bookmarkEnd w:id="33"/>
+    <w:bookmarkEnd w:id="8"/>
     <w:p>
       <w:pPr>
         <w:spacing w:beforeLines="60" w:before="144" w:afterLines="60" w:after="144"/>
@@ -6055,12 +1538,12 @@
       <w:pPr>
         <w:pStyle w:val="-0"/>
       </w:pPr>
-      <w:bookmarkStart w:id="34" w:name="_Hlk208394406"/>
+      <w:bookmarkStart w:id="9" w:name="_Hlk208394406"/>
       <w:r>
         <w:t>ОТСУТСТВИЕ ДИФФЕРЕНЦИАЦИИ ПРОДУКТОВ</w:t>
       </w:r>
     </w:p>
-    <w:bookmarkEnd w:id="34"/>
+    <w:bookmarkEnd w:id="9"/>
     <w:p>
       <w:pPr>
         <w:spacing w:beforeLines="60" w:before="144" w:afterLines="60" w:after="144"/>
@@ -6177,28 +1660,15 @@
       </w:pPr>
       <w:r>
         <w:lastRenderedPageBreak/>
-        <w:t xml:space="preserve">Далее </w:t>
-      </w:r>
-      <w:proofErr w:type="spellStart"/>
-      <w:r>
-        <w:t>парсим</w:t>
-      </w:r>
-      <w:proofErr w:type="spellEnd"/>
-      <w:r>
-        <w:t xml:space="preserve"> прайс-листы компаний, берем динамику биржевых цен, делаем расчет «выручка / производство в натуральном выражении» по компаниям. Сравниваем их, смотрим, есть ли различие свыше 10-20%. Если есть, значит дифференциация имеет место</w:t>
-      </w:r>
-    </w:p>
-    <w:p>
-      <w:pPr>
-        <w:pStyle w:val="Bullets"/>
-      </w:pPr>
-      <w:proofErr w:type="spellStart"/>
-      <w:r>
-        <w:t>Парсим</w:t>
-      </w:r>
-      <w:proofErr w:type="spellEnd"/>
-      <w:r>
-        <w:t xml:space="preserve"> информацию из </w:t>
+        <w:t>Далее парсим прайс-листы компаний, берем динамику биржевых цен, делаем расчет «выручка / производство в натуральном выражении» по компаниям. Сравниваем их, смотрим, есть ли различие свыше 10-20%. Если есть, значит дифференциация имеет место</w:t>
+      </w:r>
+    </w:p>
+    <w:p>
+      <w:pPr>
+        <w:pStyle w:val="Bullets"/>
+      </w:pPr>
+      <w:r>
+        <w:t xml:space="preserve">Парсим информацию из </w:t>
       </w:r>
       <w:r>
         <w:t>бизнес-планов</w:t>
@@ -6212,23 +1682,7 @@
         <w:pStyle w:val="Bullets"/>
       </w:pPr>
       <w:r>
-        <w:t xml:space="preserve">Из отчетов отраслевых агентств делаем расчет индекса </w:t>
-      </w:r>
-      <w:proofErr w:type="spellStart"/>
-      <w:r>
-        <w:t>Херфиндаля</w:t>
-      </w:r>
-      <w:proofErr w:type="spellEnd"/>
-      <w:r>
-        <w:t xml:space="preserve"> – </w:t>
-      </w:r>
-      <w:proofErr w:type="spellStart"/>
-      <w:r>
-        <w:t>Хиршмана</w:t>
-      </w:r>
-      <w:proofErr w:type="spellEnd"/>
-      <w:r>
-        <w:t xml:space="preserve"> по соответствующей формуле</w:t>
+        <w:t>Из отчетов отраслевых агентств делаем расчет индекса Херфиндаля – Хиршмана по соответствующей формуле</w:t>
       </w:r>
     </w:p>
     <w:p>
@@ -6372,7 +1826,7 @@
       <w:pPr>
         <w:pStyle w:val="-0"/>
       </w:pPr>
-      <w:bookmarkStart w:id="35" w:name="_Hlk208394423"/>
+      <w:bookmarkStart w:id="10" w:name="_Hlk208394423"/>
       <w:r>
         <w:t>УВЕЛИЧЕНИЕ ОБЪ</w:t>
       </w:r>
@@ -6383,7 +1837,7 @@
         <w:t>МОВ БЕЗ АДАПТАЦИИ ПРОЦЕССОВ КОНТРОЛЯ КАЧЕСТВА</w:t>
       </w:r>
     </w:p>
-    <w:bookmarkEnd w:id="35"/>
+    <w:bookmarkEnd w:id="10"/>
     <w:p>
       <w:pPr>
         <w:spacing w:beforeLines="60" w:before="144" w:afterLines="60" w:after="144"/>
@@ -6403,15 +1857,7 @@
         <w:pStyle w:val="Bullets"/>
       </w:pPr>
       <w:r>
-        <w:t>Сайты-</w:t>
-      </w:r>
-      <w:proofErr w:type="spellStart"/>
-      <w:r>
-        <w:t>отзовики</w:t>
-      </w:r>
-      <w:proofErr w:type="spellEnd"/>
-      <w:r>
-        <w:t xml:space="preserve"> </w:t>
+        <w:t xml:space="preserve">Сайты-отзовики </w:t>
       </w:r>
     </w:p>
     <w:p>
@@ -6474,13 +1920,8 @@
       <w:pPr>
         <w:pStyle w:val="Bullets"/>
       </w:pPr>
-      <w:proofErr w:type="spellStart"/>
-      <w:r>
-        <w:t>Парсим</w:t>
-      </w:r>
-      <w:proofErr w:type="spellEnd"/>
-      <w:r>
-        <w:t xml:space="preserve"> информацию из источников. Чем больше негативных отзывов и новостей, тем острее проблема </w:t>
+      <w:r>
+        <w:t xml:space="preserve">Парсим информацию из источников. Чем больше негативных отзывов и новостей, тем острее проблема </w:t>
       </w:r>
     </w:p>
     <w:p>
@@ -6522,12 +1963,12 @@
       <w:pPr>
         <w:pStyle w:val="-0"/>
       </w:pPr>
-      <w:bookmarkStart w:id="36" w:name="_Hlk208394427"/>
+      <w:bookmarkStart w:id="11" w:name="_Hlk208394427"/>
       <w:r>
         <w:t>ДЕФИЦИТ ОБУЧЕННОГО ПЕРСОНАЛА, ВЫСОКАЯ ТЕКУЧЕСТЬ</w:t>
       </w:r>
     </w:p>
-    <w:bookmarkEnd w:id="36"/>
+    <w:bookmarkEnd w:id="11"/>
     <w:p>
       <w:pPr>
         <w:spacing w:beforeLines="60" w:before="144" w:afterLines="60" w:after="144"/>
@@ -6563,14 +2004,12 @@
       <w:r>
         <w:t xml:space="preserve"> платформы (</w:t>
       </w:r>
-      <w:proofErr w:type="spellStart"/>
       <w:r>
         <w:rPr>
           <w:lang w:val="en-US"/>
         </w:rPr>
         <w:t>HeadHunter</w:t>
       </w:r>
-      <w:proofErr w:type="spellEnd"/>
       <w:r>
         <w:t xml:space="preserve"> и аналоги) </w:t>
       </w:r>
@@ -6588,15 +2027,7 @@
         <w:pStyle w:val="Bullets"/>
       </w:pPr>
       <w:r>
-        <w:t>В интервью топ-</w:t>
-      </w:r>
-      <w:proofErr w:type="spellStart"/>
-      <w:r>
-        <w:t>менедджмента</w:t>
-      </w:r>
-      <w:proofErr w:type="spellEnd"/>
-      <w:r>
-        <w:t xml:space="preserve"> компаний отрасли высока частота жалоб на дефицит персонала</w:t>
+        <w:t>В интервью топ-менедджмента компаний отрасли высока частота жалоб на дефицит персонала</w:t>
       </w:r>
     </w:p>
     <w:p>
@@ -6627,13 +2058,8 @@
       <w:pPr>
         <w:pStyle w:val="Bullets"/>
       </w:pPr>
-      <w:proofErr w:type="spellStart"/>
-      <w:r>
-        <w:t>Парсим</w:t>
-      </w:r>
-      <w:proofErr w:type="spellEnd"/>
-      <w:r>
-        <w:t xml:space="preserve"> информацию из источников.</w:t>
+      <w:r>
+        <w:t>Парсим информацию из источников.</w:t>
       </w:r>
     </w:p>
     <w:p>
@@ -6643,14 +2069,12 @@
       <w:r>
         <w:t xml:space="preserve">Проверяем исторические тренды по вакансиям компании и отрасли + есть отраслевые отчеты что происходит в отраслях у </w:t>
       </w:r>
-      <w:proofErr w:type="spellStart"/>
       <w:r>
         <w:rPr>
           <w:lang w:val="en-US"/>
         </w:rPr>
         <w:t>HeadHunter</w:t>
       </w:r>
-      <w:proofErr w:type="spellEnd"/>
       <w:r>
         <w:t>’</w:t>
       </w:r>
@@ -6753,29 +2177,8 @@
         <w:pStyle w:val="Bullets"/>
       </w:pPr>
       <w:r>
-        <w:t xml:space="preserve">Ввести контроль качества на критических этапах, </w:t>
-      </w:r>
-      <w:proofErr w:type="spellStart"/>
-      <w:r>
-        <w:t>lean</w:t>
-      </w:r>
-      <w:proofErr w:type="spellEnd"/>
-      <w:r>
-        <w:t xml:space="preserve"> </w:t>
-      </w:r>
-      <w:proofErr w:type="spellStart"/>
-      <w:r>
-        <w:t>six</w:t>
-      </w:r>
-      <w:proofErr w:type="spellEnd"/>
-      <w:r>
-        <w:t xml:space="preserve"> </w:t>
-      </w:r>
-      <w:proofErr w:type="spellStart"/>
-      <w:r>
-        <w:t>sigma</w:t>
-      </w:r>
-      <w:proofErr w:type="spellEnd"/>
+        <w:t>Ввести контроль качества на критических этапах, lean six sigma</w:t>
+      </w:r>
     </w:p>
     <w:p>
       <w:pPr>
@@ -6835,12 +2238,12 @@
       <w:pPr>
         <w:pStyle w:val="-0"/>
       </w:pPr>
-      <w:bookmarkStart w:id="37" w:name="_Hlk208394444"/>
+      <w:bookmarkStart w:id="12" w:name="_Hlk208394444"/>
       <w:r>
         <w:t>ОТСУТСТВИЕ АВТОМАТИЗАЦИИ, РУЧНОЙ ТРУД</w:t>
       </w:r>
     </w:p>
-    <w:bookmarkEnd w:id="37"/>
+    <w:bookmarkEnd w:id="12"/>
     <w:p>
       <w:pPr>
         <w:spacing w:beforeLines="60" w:before="144" w:afterLines="60" w:after="144"/>
@@ -6934,12 +2337,12 @@
       <w:pPr>
         <w:pStyle w:val="-0"/>
       </w:pPr>
-      <w:bookmarkStart w:id="38" w:name="_Hlk208394447"/>
+      <w:bookmarkStart w:id="13" w:name="_Hlk208394447"/>
       <w:r>
         <w:t>ЧАСТЫЕ ПРОСТОИ ОБОРУДОВАНИЯ ИЛИ ПЕРСОНАЛА</w:t>
       </w:r>
     </w:p>
-    <w:bookmarkEnd w:id="38"/>
+    <w:bookmarkEnd w:id="13"/>
     <w:p>
       <w:pPr>
         <w:spacing w:beforeLines="60" w:before="144" w:afterLines="60" w:after="144"/>
@@ -7024,16 +2427,11 @@
       <w:pPr>
         <w:pStyle w:val="Bullets"/>
       </w:pPr>
-      <w:proofErr w:type="spellStart"/>
       <w:r>
         <w:t>П</w:t>
       </w:r>
       <w:r>
-        <w:t>арсинг</w:t>
-      </w:r>
-      <w:proofErr w:type="spellEnd"/>
-      <w:r>
-        <w:t xml:space="preserve"> новостной информации по нестандартным отпускам, в т.ч. в отчетах отраслевых агентств</w:t>
+        <w:t>арсинг новостной информации по нестандартным отпускам, в т.ч. в отчетах отраслевых агентств</w:t>
       </w:r>
       <w:r>
         <w:t xml:space="preserve"> </w:t>
@@ -7100,12 +2498,12 @@
       <w:pPr>
         <w:pStyle w:val="-0"/>
       </w:pPr>
-      <w:bookmarkStart w:id="39" w:name="_Hlk208394451"/>
+      <w:bookmarkStart w:id="14" w:name="_Hlk208394451"/>
       <w:r>
         <w:t xml:space="preserve">НИЗКАЯ МОТИВАЦИЯ, ОТСУТСТВИЕ/НЕКОРРЕКТНЫЕ KPI </w:t>
       </w:r>
     </w:p>
-    <w:bookmarkEnd w:id="39"/>
+    <w:bookmarkEnd w:id="14"/>
     <w:p>
       <w:pPr>
         <w:spacing w:beforeLines="60" w:before="144" w:afterLines="60" w:after="144"/>
@@ -7125,13 +2523,8 @@
         <w:pStyle w:val="Bullets"/>
       </w:pPr>
       <w:r>
-        <w:t>Сайты-</w:t>
-      </w:r>
-      <w:proofErr w:type="spellStart"/>
-      <w:r>
-        <w:t>отзовики</w:t>
-      </w:r>
-      <w:proofErr w:type="spellEnd"/>
+        <w:t>Сайты-отзовики</w:t>
+      </w:r>
     </w:p>
     <w:p>
       <w:pPr>
@@ -7161,21 +2554,8 @@
       <w:pPr>
         <w:pStyle w:val="Bullets"/>
       </w:pPr>
-      <w:proofErr w:type="spellStart"/>
-      <w:r>
-        <w:t>Парсим</w:t>
-      </w:r>
-      <w:proofErr w:type="spellEnd"/>
-      <w:r>
-        <w:t xml:space="preserve"> информацию из сайтов-</w:t>
-      </w:r>
-      <w:proofErr w:type="spellStart"/>
-      <w:r>
-        <w:t>отзовиков</w:t>
-      </w:r>
-      <w:proofErr w:type="spellEnd"/>
-      <w:r>
-        <w:t xml:space="preserve">. Любой всплеск негативных отзывов = индикатор проблем </w:t>
+      <w:r>
+        <w:t xml:space="preserve">Парсим информацию из сайтов-отзовиков. Любой всплеск негативных отзывов = индикатор проблем </w:t>
       </w:r>
     </w:p>
     <w:p>
@@ -7309,12 +2689,12 @@
       <w:pPr>
         <w:pStyle w:val="-0"/>
       </w:pPr>
-      <w:bookmarkStart w:id="40" w:name="_Hlk208394470"/>
+      <w:bookmarkStart w:id="15" w:name="_Hlk208394470"/>
       <w:r>
         <w:t>ИСТОРИЧЕСКАЯ ЗАВИСИМОСТЬ ОТ ОДНОГО КОНТРАГЕНТА</w:t>
       </w:r>
     </w:p>
-    <w:bookmarkEnd w:id="40"/>
+    <w:bookmarkEnd w:id="15"/>
     <w:p>
       <w:pPr>
         <w:spacing w:beforeLines="60" w:before="144" w:afterLines="60" w:after="144"/>
@@ -7450,7 +2830,7 @@
       <w:pPr>
         <w:pStyle w:val="-0"/>
       </w:pPr>
-      <w:bookmarkStart w:id="41" w:name="_Hlk208394474"/>
+      <w:bookmarkStart w:id="16" w:name="_Hlk208394474"/>
       <w:r>
         <w:t xml:space="preserve">ПОСТАВЩИК НАЧАЛ ПОВЫШАТЬ ЦЕНЫ ИЗ-ЗА ДОМИНИРОВАНИЯ НА РЫНКЕ </w:t>
       </w:r>
@@ -7458,7 +2838,7 @@
         <w:t>(УНИКАЛЬНАЯ ПРОДУКЦИЯ)</w:t>
       </w:r>
     </w:p>
-    <w:bookmarkEnd w:id="41"/>
+    <w:bookmarkEnd w:id="16"/>
     <w:p>
       <w:pPr>
         <w:spacing w:beforeLines="60" w:before="144" w:afterLines="60" w:after="144"/>
@@ -7569,14 +2949,9 @@
       <w:pPr>
         <w:pStyle w:val="Bullets"/>
       </w:pPr>
-      <w:proofErr w:type="spellStart"/>
       <w:r>
         <w:lastRenderedPageBreak/>
-        <w:t>Парсим</w:t>
-      </w:r>
-      <w:proofErr w:type="spellEnd"/>
-      <w:r>
-        <w:t xml:space="preserve"> информацию из </w:t>
+        <w:t xml:space="preserve">Парсим информацию из </w:t>
       </w:r>
       <w:r>
         <w:t>бизнес-планов</w:t>
@@ -7694,12 +3069,12 @@
       <w:pPr>
         <w:pStyle w:val="-0"/>
       </w:pPr>
-      <w:bookmarkStart w:id="42" w:name="_Hlk208394494"/>
+      <w:bookmarkStart w:id="17" w:name="_Hlk208394494"/>
       <w:r>
         <w:t>ОШИБКИ В ПРОГНОЗИРОВАНИИ СПРОСА</w:t>
       </w:r>
     </w:p>
-    <w:bookmarkEnd w:id="42"/>
+    <w:bookmarkEnd w:id="17"/>
     <w:p>
       <w:pPr>
         <w:spacing w:beforeLines="60" w:before="144" w:afterLines="60" w:after="144"/>
@@ -7781,15 +3156,7 @@
         <w:pStyle w:val="Bullets"/>
       </w:pPr>
       <w:r>
-        <w:t>Отклонения в «план-факт»: информация о планах бывает в презентациях для инвесторов, а также интервью топ-менеджмента (</w:t>
-      </w:r>
-      <w:proofErr w:type="spellStart"/>
-      <w:r>
-        <w:t>парсится</w:t>
-      </w:r>
-      <w:proofErr w:type="spellEnd"/>
-      <w:r>
-        <w:t>)</w:t>
+        <w:t>Отклонения в «план-факт»: информация о планах бывает в презентациях для инвесторов, а также интервью топ-менеджмента (парсится)</w:t>
       </w:r>
     </w:p>
     <w:p>
@@ -7872,13 +3239,13 @@
       <w:pPr>
         <w:pStyle w:val="-0"/>
       </w:pPr>
-      <w:bookmarkStart w:id="43" w:name="_Hlk208394499"/>
+      <w:bookmarkStart w:id="18" w:name="_Hlk208394499"/>
       <w:r>
         <w:lastRenderedPageBreak/>
         <w:t>НЕПРОЗРАЧНОСТЬ В КОММУНИКАЦИИ МЕЖДУ СБЫТОВЫМ И ПРОИЗВОДСТВЕННЫМ БЛОКАМИ</w:t>
       </w:r>
     </w:p>
-    <w:bookmarkEnd w:id="43"/>
+    <w:bookmarkEnd w:id="18"/>
     <w:p>
       <w:pPr>
         <w:spacing w:beforeLines="60" w:before="144" w:afterLines="60" w:after="144"/>
@@ -7938,15 +3305,7 @@
         <w:pStyle w:val="Bullets"/>
       </w:pPr>
       <w:r>
-        <w:t>Отклонения в «план-факт»: информация о планах бывает в презентациях для инвесторов, а также интервью топ-менеджмента (</w:t>
-      </w:r>
-      <w:proofErr w:type="spellStart"/>
-      <w:r>
-        <w:t>парсится</w:t>
-      </w:r>
-      <w:proofErr w:type="spellEnd"/>
-      <w:r>
-        <w:t>)</w:t>
+        <w:t>Отклонения в «план-факт»: информация о планах бывает в презентациях для инвесторов, а также интервью топ-менеджмента (парсится)</w:t>
       </w:r>
     </w:p>
     <w:p>
@@ -8014,7 +3373,7 @@
       <w:pPr>
         <w:pStyle w:val="-0"/>
       </w:pPr>
-      <w:bookmarkStart w:id="44" w:name="_Hlk208394504"/>
+      <w:bookmarkStart w:id="19" w:name="_Hlk208394504"/>
       <w:r>
         <w:t>ПРОБЛЕМЫ С ЛОГИСТИКОЙ ИЛИ СЫРЬ</w:t>
       </w:r>
@@ -8025,7 +3384,7 @@
         <w:t>М</w:t>
       </w:r>
     </w:p>
-    <w:bookmarkEnd w:id="44"/>
+    <w:bookmarkEnd w:id="19"/>
     <w:p>
       <w:pPr>
         <w:spacing w:beforeLines="60" w:before="144" w:afterLines="60" w:after="144"/>
@@ -8115,15 +3474,7 @@
         <w:pStyle w:val="Bullets"/>
       </w:pPr>
       <w:r>
-        <w:t xml:space="preserve">Рассматривали ли вы </w:t>
-      </w:r>
-      <w:proofErr w:type="spellStart"/>
-      <w:r>
-        <w:t>мультисорсинг</w:t>
-      </w:r>
-      <w:proofErr w:type="spellEnd"/>
-      <w:r>
-        <w:t xml:space="preserve"> и локализацию поставок для снижения рисков?</w:t>
+        <w:t>Рассматривали ли вы мультисорсинг и локализацию поставок для снижения рисков?</w:t>
       </w:r>
     </w:p>
     <w:p>
@@ -8209,12 +3560,12 @@
       <w:pPr>
         <w:pStyle w:val="-0"/>
       </w:pPr>
-      <w:bookmarkStart w:id="45" w:name="_Hlk208394519"/>
+      <w:bookmarkStart w:id="20" w:name="_Hlk208394519"/>
       <w:r>
         <w:t>ПЛАНИРОВАНИЕ ПРОИЗВОДСТВА И ЗАКУПОК НЕ ОТРАЖАЕТ РЕАЛЬНЫЙ СПРОС</w:t>
       </w:r>
     </w:p>
-    <w:bookmarkEnd w:id="45"/>
+    <w:bookmarkEnd w:id="20"/>
     <w:p>
       <w:pPr>
         <w:spacing w:beforeLines="60" w:before="144" w:afterLines="60" w:after="144"/>
@@ -8316,12 +3667,12 @@
       <w:pPr>
         <w:pStyle w:val="-0"/>
       </w:pPr>
-      <w:bookmarkStart w:id="46" w:name="_Hlk208394522"/>
+      <w:bookmarkStart w:id="21" w:name="_Hlk208394522"/>
       <w:r>
         <w:t>ОТСУТСТВИЕ АВС/XYZ-АНАЛИЗА</w:t>
       </w:r>
     </w:p>
-    <w:bookmarkEnd w:id="46"/>
+    <w:bookmarkEnd w:id="21"/>
     <w:p>
       <w:pPr>
         <w:spacing w:beforeLines="60" w:before="144" w:afterLines="60" w:after="144"/>
@@ -8377,12 +3728,12 @@
       <w:pPr>
         <w:pStyle w:val="-0"/>
       </w:pPr>
-      <w:bookmarkStart w:id="47" w:name="_Hlk208394525"/>
+      <w:bookmarkStart w:id="22" w:name="_Hlk208394525"/>
       <w:r>
         <w:t>СЛАБАЯ СИСТЕМА ОБРАТНОЙ СВЯЗИ ОТ ПРОДАЖ</w:t>
       </w:r>
     </w:p>
-    <w:bookmarkEnd w:id="47"/>
+    <w:bookmarkEnd w:id="22"/>
     <w:p>
       <w:pPr>
         <w:spacing w:beforeLines="60" w:before="144" w:afterLines="60" w:after="144"/>
@@ -8510,7 +3861,7 @@
       <w:pPr>
         <w:pStyle w:val="-0"/>
       </w:pPr>
-      <w:bookmarkStart w:id="48" w:name="_Hlk208394542"/>
+      <w:bookmarkStart w:id="23" w:name="_Hlk208394542"/>
       <w:r>
         <w:t>ПРОДУКТ НЕ СООТВЕТСТВУЕТ ПОТРЕБНОСТЯМ ЦЕЛЕВОЙ АУДИТОРИИ</w:t>
       </w:r>
@@ -8634,7 +3985,7 @@
         <w:t>НЕДОСТАТОЧНАЯ КОММУНИКАЦИЯ С РЫНКОМ ПЕРЕД ВЫВОДОМ</w:t>
       </w:r>
     </w:p>
-    <w:bookmarkEnd w:id="48"/>
+    <w:bookmarkEnd w:id="23"/>
     <w:p>
       <w:pPr>
         <w:spacing w:beforeLines="60" w:before="144" w:afterLines="60" w:after="144"/>
@@ -8769,12 +4120,12 @@
       <w:pPr>
         <w:pStyle w:val="-0"/>
       </w:pPr>
-      <w:bookmarkStart w:id="49" w:name="_Hlk208394570"/>
+      <w:bookmarkStart w:id="24" w:name="_Hlk208394570"/>
       <w:r>
         <w:t>НОВЫЙ ПРОДУКТ ЧАСТИЧНО ДУБЛИРУЕТ СТАРЫЙ</w:t>
       </w:r>
     </w:p>
-    <w:bookmarkEnd w:id="49"/>
+    <w:bookmarkEnd w:id="24"/>
     <w:p>
       <w:pPr>
         <w:spacing w:beforeLines="60" w:before="144" w:afterLines="60" w:after="144"/>
@@ -8902,11 +4253,11 @@
       <w:pPr>
         <w:pStyle w:val="-0"/>
       </w:pPr>
-      <w:bookmarkStart w:id="50" w:name="_Hlk208394573"/>
+      <w:bookmarkStart w:id="25" w:name="_Hlk208394573"/>
       <w:r>
         <w:t>СИСТЕМА СКИДОК ИЛИ БОНУСОВ СМЕСТИЛА ФОКУС</w:t>
       </w:r>
-      <w:bookmarkEnd w:id="50"/>
+      <w:bookmarkEnd w:id="25"/>
     </w:p>
     <w:p>
       <w:pPr>
@@ -8926,29 +4277,24 @@
       <w:pPr>
         <w:pStyle w:val="Bullets"/>
       </w:pPr>
-      <w:proofErr w:type="spellStart"/>
-      <w:r>
-        <w:t>Сбераналитика</w:t>
-      </w:r>
-      <w:proofErr w:type="spellEnd"/>
+      <w:r>
+        <w:t xml:space="preserve">Сбераналитика </w:t>
+      </w:r>
+      <w:r>
+        <w:t xml:space="preserve">/ сервисы </w:t>
+      </w:r>
+      <w:r>
+        <w:t>мониторинг</w:t>
+      </w:r>
+      <w:r>
+        <w:t>а</w:t>
+      </w:r>
+      <w:r>
+        <w:t xml:space="preserve"> цен</w:t>
+      </w:r>
       <w:r>
         <w:t xml:space="preserve"> </w:t>
       </w:r>
-      <w:r>
-        <w:t xml:space="preserve">/ сервисы </w:t>
-      </w:r>
-      <w:r>
-        <w:t>мониторинг</w:t>
-      </w:r>
-      <w:r>
-        <w:t>а</w:t>
-      </w:r>
-      <w:r>
-        <w:t xml:space="preserve"> цен</w:t>
-      </w:r>
-      <w:r>
-        <w:t xml:space="preserve"> </w:t>
-      </w:r>
     </w:p>
     <w:p>
       <w:pPr>
@@ -8998,31 +4344,15 @@
         <w:pStyle w:val="Bullets"/>
       </w:pPr>
       <w:r>
-        <w:t xml:space="preserve">Также целесообразно </w:t>
-      </w:r>
-      <w:proofErr w:type="spellStart"/>
-      <w:r>
-        <w:t>парсить</w:t>
-      </w:r>
-      <w:proofErr w:type="spellEnd"/>
-      <w:r>
-        <w:t xml:space="preserve"> новости из интервью топ-менеджмента компании и конкурентов</w:t>
-      </w:r>
-    </w:p>
-    <w:p>
-      <w:pPr>
-        <w:pStyle w:val="Bullets"/>
-      </w:pPr>
-      <w:r>
-        <w:t xml:space="preserve">Возможности </w:t>
-      </w:r>
-      <w:proofErr w:type="spellStart"/>
-      <w:r>
-        <w:t>Сбераналитки</w:t>
-      </w:r>
-      <w:proofErr w:type="spellEnd"/>
-      <w:r>
-        <w:t xml:space="preserve"> необходимо уточнить отдельно. </w:t>
+        <w:t>Также целесообразно парсить новости из интервью топ-менеджмента компании и конкурентов</w:t>
+      </w:r>
+    </w:p>
+    <w:p>
+      <w:pPr>
+        <w:pStyle w:val="Bullets"/>
+      </w:pPr>
+      <w:r>
+        <w:t xml:space="preserve">Возможности Сбераналитки необходимо уточнить отдельно. </w:t>
       </w:r>
     </w:p>
     <w:p>
@@ -9155,7 +4485,7 @@
       <w:pPr>
         <w:pStyle w:val="-0"/>
       </w:pPr>
-      <w:bookmarkStart w:id="51" w:name="_Hlk208394592"/>
+      <w:bookmarkStart w:id="26" w:name="_Hlk208394592"/>
       <w:r>
         <w:t>МНОГО СОГЛАСОВАНИЙ, БЮРОКРАТИЯ</w:t>
       </w:r>
@@ -9263,7 +4593,7 @@
       <w:r>
         <w:t>НЕДОСТАТОЧНАЯ СИНХРОНИЗАЦИЯ МЕЖДУ R&amp;D, МАРКЕТИНГОМ И ПРОИЗВОДСТВОМ</w:t>
       </w:r>
-      <w:bookmarkEnd w:id="51"/>
+      <w:bookmarkEnd w:id="26"/>
     </w:p>
     <w:p>
       <w:pPr>
@@ -9292,21 +4622,8 @@
         <w:t xml:space="preserve">Есть ли единый план </w:t>
       </w:r>
       <w:r>
-        <w:t>запуска (Go-</w:t>
-      </w:r>
-      <w:proofErr w:type="spellStart"/>
-      <w:r>
-        <w:t>to</w:t>
-      </w:r>
-      <w:proofErr w:type="spellEnd"/>
-      <w:r>
-        <w:t>-</w:t>
-      </w:r>
-      <w:proofErr w:type="spellStart"/>
-      <w:r>
-        <w:t>market</w:t>
-      </w:r>
-      <w:proofErr w:type="spellEnd"/>
+        <w:t>запуска (Go-to-market</w:t>
+      </w:r>
       <w:r>
         <w:t xml:space="preserve"> стратегия</w:t>
       </w:r>
@@ -9452,7 +4769,7 @@
       <w:pPr>
         <w:pStyle w:val="-0"/>
       </w:pPr>
-      <w:bookmarkStart w:id="52" w:name="_Hlk208394605"/>
+      <w:bookmarkStart w:id="27" w:name="_Hlk208394605"/>
       <w:r>
         <w:t>ОТСУТСТВИЕ ПОНЯТНОЙ СИСТЕМЫ МОТИВАЦИИ</w:t>
       </w:r>
@@ -9571,7 +4888,7 @@
         <w:t>ПЛОХАЯ КОММУНИКАЦИЯ И ВЫСОКИЙ УРОВЕНЬ СТРЕССА</w:t>
       </w:r>
     </w:p>
-    <w:bookmarkEnd w:id="52"/>
+    <w:bookmarkEnd w:id="27"/>
     <w:p>
       <w:pPr>
         <w:spacing w:beforeLines="60" w:before="144" w:afterLines="60" w:after="144"/>
@@ -9659,15 +4976,7 @@
         <w:pStyle w:val="Bullets"/>
       </w:pPr>
       <w:r>
-        <w:t>Сайты-</w:t>
-      </w:r>
-      <w:proofErr w:type="spellStart"/>
-      <w:r>
-        <w:t>отзовики</w:t>
-      </w:r>
-      <w:proofErr w:type="spellEnd"/>
-      <w:r>
-        <w:t xml:space="preserve"> </w:t>
+        <w:t xml:space="preserve">Сайты-отзовики </w:t>
       </w:r>
     </w:p>
     <w:p>
@@ -9683,14 +4992,12 @@
       <w:r>
         <w:t xml:space="preserve"> платформы (</w:t>
       </w:r>
-      <w:proofErr w:type="spellStart"/>
       <w:r>
         <w:rPr>
           <w:lang w:val="en-US"/>
         </w:rPr>
         <w:t>HeadHunter</w:t>
       </w:r>
-      <w:proofErr w:type="spellEnd"/>
       <w:r>
         <w:t xml:space="preserve"> и аналоги) </w:t>
       </w:r>
@@ -9740,13 +5047,8 @@
       <w:pPr>
         <w:pStyle w:val="Bullets"/>
       </w:pPr>
-      <w:proofErr w:type="spellStart"/>
-      <w:r>
-        <w:t>Парсинг</w:t>
-      </w:r>
-      <w:proofErr w:type="spellEnd"/>
-      <w:r>
-        <w:t xml:space="preserve"> информации с профильных сайтов</w:t>
+      <w:r>
+        <w:t>Парсинг информации с профильных сайтов</w:t>
       </w:r>
     </w:p>
     <w:p>
@@ -9840,7 +5142,7 @@
       <w:pPr>
         <w:pStyle w:val="-0"/>
       </w:pPr>
-      <w:bookmarkStart w:id="53" w:name="_Hlk208394623"/>
+      <w:bookmarkStart w:id="28" w:name="_Hlk208394623"/>
       <w:r>
         <w:t>СТРАХ ОШИБКИ, НЕ ПОДДЕРЖИВАЕТСЯ ИНИЦИАТИВА</w:t>
       </w:r>
@@ -9954,7 +5256,7 @@
       <w:r>
         <w:t>РУКОВОДСТВО ФОКУСИРУЕТСЯ ТОЛЬКО НА ТЕКУЩЕМ БИЗНЕСЕ</w:t>
       </w:r>
-      <w:bookmarkEnd w:id="53"/>
+      <w:bookmarkEnd w:id="28"/>
     </w:p>
     <w:p>
       <w:pPr>
@@ -10026,15 +5328,7 @@
         <w:pStyle w:val="Bullets"/>
       </w:pPr>
       <w:r>
-        <w:t>Сайты-</w:t>
-      </w:r>
-      <w:proofErr w:type="spellStart"/>
-      <w:r>
-        <w:t>отзовики</w:t>
-      </w:r>
-      <w:proofErr w:type="spellEnd"/>
-      <w:r>
-        <w:t xml:space="preserve"> </w:t>
+        <w:t xml:space="preserve">Сайты-отзовики </w:t>
       </w:r>
     </w:p>
     <w:p>
@@ -10050,14 +5344,12 @@
       <w:r>
         <w:t xml:space="preserve"> платформы (</w:t>
       </w:r>
-      <w:proofErr w:type="spellStart"/>
       <w:r>
         <w:rPr>
           <w:lang w:val="en-US"/>
         </w:rPr>
         <w:t>HeadHunter</w:t>
       </w:r>
-      <w:proofErr w:type="spellEnd"/>
       <w:r>
         <w:t xml:space="preserve"> и аналоги) </w:t>
       </w:r>
@@ -10121,8 +5413,4071 @@
     </w:p>
     <w:p>
       <w:pPr>
-        <w:spacing w:beforeLines="60" w:before="144" w:afterLines="60" w:after="144"/>
-      </w:pPr>
+        <w:spacing w:before="0" w:after="160" w:line="259" w:lineRule="auto"/>
+      </w:pPr>
+      <w:r>
+        <w:br w:type="page"/>
+      </w:r>
+    </w:p>
+    <w:p>
+      <w:pPr>
+        <w:pStyle w:val="1-"/>
+        <w:jc w:val="center"/>
+        <w:rPr>
+          <w:color w:val="auto"/>
+        </w:rPr>
+      </w:pPr>
+      <w:r>
+        <w:rPr>
+          <w:color w:val="auto"/>
+        </w:rPr>
+        <w:lastRenderedPageBreak/>
+        <w:t>ФИНАНСОВЫЕ СИТУАЦИИ</w:t>
+      </w:r>
+    </w:p>
+    <w:p>
+      <w:pPr>
+        <w:pStyle w:val="1"/>
+        <w:ind w:hanging="360"/>
+      </w:pPr>
+      <w:r>
+        <w:t>РЫНОК ПАДАЕТ, ВЫРУЧКА КОМПАНИИ РАСТЕТ</w:t>
+      </w:r>
+    </w:p>
+    <w:p>
+      <w:pPr>
+        <w:spacing w:beforeLines="60" w:before="144" w:afterLines="60" w:after="144"/>
+      </w:pPr>
+      <w:r>
+        <w:rPr>
+          <w:b/>
+          <w:bCs/>
+        </w:rPr>
+        <w:t>ОПИСАНИЕ</w:t>
+      </w:r>
+      <w:r>
+        <w:t>: компания усиливает позиции за сч</w:t>
+      </w:r>
+      <w:r>
+        <w:t>е</w:t>
+      </w:r>
+      <w:r>
+        <w:t>т эффективной стратегии и захвата доли конкурентов.</w:t>
+      </w:r>
+    </w:p>
+    <w:p>
+      <w:pPr>
+        <w:spacing w:beforeLines="60" w:before="144" w:afterLines="60" w:after="144"/>
+      </w:pPr>
+      <w:r>
+        <w:rPr>
+          <w:b/>
+          <w:bCs/>
+        </w:rPr>
+        <w:t>ГИПОТЕЗЫ</w:t>
+      </w:r>
+      <w:r>
+        <w:t>:</w:t>
+      </w:r>
+    </w:p>
+    <w:p>
+      <w:pPr>
+        <w:pStyle w:val="-0"/>
+      </w:pPr>
+      <w:bookmarkStart w:id="29" w:name="_Hlk208394007"/>
+      <w:r>
+        <w:t>У КОМПАНИИ СИЛЬНОЕ УТП ИЛИ ВЫГОДНАЯ ЦЕНОВАЯ ПОЗИЦИЯ</w:t>
+      </w:r>
+    </w:p>
+    <w:bookmarkEnd w:id="29"/>
+    <w:p>
+      <w:pPr>
+        <w:rPr>
+          <w:i/>
+          <w:iCs/>
+        </w:rPr>
+      </w:pPr>
+      <w:r>
+        <w:rPr>
+          <w:i/>
+          <w:iCs/>
+        </w:rPr>
+        <w:t>Источники для проверки гипотезы:</w:t>
+      </w:r>
+    </w:p>
+    <w:p>
+      <w:pPr>
+        <w:pStyle w:val="Bullets"/>
+      </w:pPr>
+      <w:r>
+        <w:t>Финансовые отчеты компании и конкурентов</w:t>
+      </w:r>
+    </w:p>
+    <w:p>
+      <w:pPr>
+        <w:pStyle w:val="Bullets"/>
+      </w:pPr>
+      <w:r>
+        <w:t>Отраслевые обзоры независимых агентств</w:t>
+      </w:r>
+    </w:p>
+    <w:p>
+      <w:pPr>
+        <w:pStyle w:val="Bullets"/>
+      </w:pPr>
+      <w:r>
+        <w:t>Интервью экспертов и топ-менеджмента компании</w:t>
+      </w:r>
+    </w:p>
+    <w:p>
+      <w:pPr>
+        <w:spacing w:beforeLines="60" w:before="144" w:afterLines="60" w:after="144"/>
+      </w:pPr>
+      <w:r>
+        <w:t>Признаки подтверждения гипотезы:</w:t>
+      </w:r>
+    </w:p>
+    <w:p>
+      <w:pPr>
+        <w:pStyle w:val="Bullets"/>
+      </w:pPr>
+      <w:r>
+        <w:t xml:space="preserve">Сравнение скорости роста выручки </w:t>
+      </w:r>
+    </w:p>
+    <w:p>
+      <w:pPr>
+        <w:pStyle w:val="Bullets"/>
+      </w:pPr>
+      <w:r>
+        <w:t xml:space="preserve">Сравнение уровней маржи: валовая, продаж, </w:t>
+      </w:r>
+      <w:r>
+        <w:rPr>
+          <w:lang w:val="en-US"/>
+        </w:rPr>
+        <w:t>EBITDA</w:t>
+      </w:r>
+      <w:r>
+        <w:t xml:space="preserve"> </w:t>
+      </w:r>
+    </w:p>
+    <w:p>
+      <w:pPr>
+        <w:pStyle w:val="Bullets"/>
+      </w:pPr>
+      <w:r>
+        <w:t>Сравнение цен на продукцию с конкурентами</w:t>
+      </w:r>
+    </w:p>
+    <w:p>
+      <w:pPr>
+        <w:pStyle w:val="Bullets"/>
+      </w:pPr>
+      <w:r>
+        <w:t>Парсинг интервью экспертов рынка</w:t>
+      </w:r>
+    </w:p>
+    <w:p>
+      <w:pPr>
+        <w:spacing w:beforeLines="60" w:before="144" w:afterLines="60" w:after="144"/>
+      </w:pPr>
+      <w:r>
+        <w:t>Алгоритм подтверждения гипотезы:</w:t>
+      </w:r>
+    </w:p>
+    <w:p>
+      <w:pPr>
+        <w:pStyle w:val="Bullets"/>
+      </w:pPr>
+      <w:r>
+        <w:t>Компания с сильным УТП показывает либо более высокие темпы роста, чем конкуренты; либо более высокую маржинальность на всех уровнях; либо может достигать более высокие цены на свою продукцию</w:t>
+      </w:r>
+    </w:p>
+    <w:p>
+      <w:pPr>
+        <w:pStyle w:val="Bullets"/>
+      </w:pPr>
+      <w:r>
+        <w:t>Необходимо сравнить указанные выше показатели с динамикой ближайших (сопоставимых по размеру) конкурентов. Эти показатели есть в отчетах (в основном, по МСФО)</w:t>
+      </w:r>
+    </w:p>
+    <w:p>
+      <w:pPr>
+        <w:pStyle w:val="Bullets"/>
+      </w:pPr>
+      <w:r>
+        <w:t>Парсинг новостной информации позволяет получить дополнительное подтверждающее мнение от экспертов рынка</w:t>
+      </w:r>
+    </w:p>
+    <w:p>
+      <w:pPr>
+        <w:spacing w:beforeLines="60" w:before="144" w:afterLines="60" w:after="144"/>
+      </w:pPr>
+      <w:r>
+        <w:t>Вопросы для обсуждения</w:t>
+      </w:r>
+      <w:r>
+        <w:rPr>
+          <w:lang w:val="en-US"/>
+        </w:rPr>
+        <w:t xml:space="preserve"> /</w:t>
+      </w:r>
+      <w:r>
+        <w:t xml:space="preserve"> уточнения:</w:t>
+      </w:r>
+    </w:p>
+    <w:p>
+      <w:pPr>
+        <w:pStyle w:val="Bullets"/>
+      </w:pPr>
+      <w:r>
+        <w:t>В чем заключается ваше УТП? Чем оно отличается от того, что уже есть на рынке?</w:t>
+      </w:r>
+    </w:p>
+    <w:p>
+      <w:pPr>
+        <w:pStyle w:val="Bullets"/>
+      </w:pPr>
+      <w:r>
+        <w:t>Насколько устойчиво ваше ценовое предложение? Есть ли риск, что конкуренты быстро скопируют ваш успех?</w:t>
+      </w:r>
+    </w:p>
+    <w:p>
+      <w:pPr>
+        <w:pStyle w:val="Bullets"/>
+      </w:pPr>
+      <w:r>
+        <w:t xml:space="preserve">Какие планы по развитию и укреплению УТП? </w:t>
+      </w:r>
+    </w:p>
+    <w:p>
+      <w:pPr>
+        <w:pStyle w:val="Bullets"/>
+      </w:pPr>
+      <w:r>
+        <w:t xml:space="preserve">За счет чего вы находитесь в более выгодной ценовой позиции? Сколько это может продолжаться по времени? </w:t>
+      </w:r>
+    </w:p>
+    <w:p>
+      <w:pPr>
+        <w:pStyle w:val="-0"/>
+      </w:pPr>
+      <w:bookmarkStart w:id="30" w:name="_Hlk208394014"/>
+      <w:r>
+        <w:t>ЭФФЕКТИВНЫЙ МАРКЕТИНГ / ДИСТРИБУЦИЯ</w:t>
+      </w:r>
+      <w:bookmarkEnd w:id="30"/>
+    </w:p>
+    <w:p>
+      <w:pPr>
+        <w:rPr>
+          <w:i/>
+          <w:iCs/>
+        </w:rPr>
+      </w:pPr>
+      <w:r>
+        <w:rPr>
+          <w:i/>
+          <w:iCs/>
+        </w:rPr>
+        <w:t>Источники для проверки гипотезы:</w:t>
+      </w:r>
+    </w:p>
+    <w:p>
+      <w:pPr>
+        <w:pStyle w:val="Bullets"/>
+      </w:pPr>
+      <w:r>
+        <w:t>Финансовые отчеты компании и конкурентов</w:t>
+      </w:r>
+    </w:p>
+    <w:p>
+      <w:pPr>
+        <w:pStyle w:val="Bullets"/>
+      </w:pPr>
+      <w:r>
+        <w:t>Отраслевые обзоры независимых агентств</w:t>
+      </w:r>
+    </w:p>
+    <w:p>
+      <w:pPr>
+        <w:pStyle w:val="Bullets"/>
+      </w:pPr>
+      <w:r>
+        <w:t>Интервью экспертов и топ-менеджмента компании</w:t>
+      </w:r>
+    </w:p>
+    <w:p>
+      <w:pPr>
+        <w:pStyle w:val="Bullets"/>
+      </w:pPr>
+      <w:r>
+        <w:t>Сайт компании</w:t>
+      </w:r>
+    </w:p>
+    <w:p>
+      <w:pPr>
+        <w:keepNext/>
+        <w:spacing w:beforeLines="60" w:before="144" w:afterLines="60" w:after="144"/>
+      </w:pPr>
+      <w:r>
+        <w:lastRenderedPageBreak/>
+        <w:t>Признаки подтверждения гипотезы:</w:t>
+      </w:r>
+    </w:p>
+    <w:p>
+      <w:pPr>
+        <w:pStyle w:val="Bullets"/>
+      </w:pPr>
+      <w:r>
+        <w:t xml:space="preserve">Сравнение маржи продаж </w:t>
+      </w:r>
+    </w:p>
+    <w:p>
+      <w:pPr>
+        <w:pStyle w:val="Bullets"/>
+      </w:pPr>
+      <w:r>
+        <w:t xml:space="preserve">Меньше доля в выручке статьи «затраты на продажу и маркетинг» (формулировки могут отличаться в разных финансовых отчетах) </w:t>
+      </w:r>
+    </w:p>
+    <w:p>
+      <w:pPr>
+        <w:pStyle w:val="Bullets"/>
+      </w:pPr>
+      <w:r>
+        <w:t>Число регионов присутствия (сайт компании; чем больше, тем лучше)</w:t>
+      </w:r>
+    </w:p>
+    <w:p>
+      <w:pPr>
+        <w:spacing w:beforeLines="60" w:before="144" w:afterLines="60" w:after="144"/>
+      </w:pPr>
+      <w:r>
+        <w:t>Алгоритм подтверждения гипотезы:</w:t>
+      </w:r>
+    </w:p>
+    <w:p>
+      <w:pPr>
+        <w:pStyle w:val="Bullets"/>
+      </w:pPr>
+      <w:r>
+        <w:t>Последовательно сравниваем указанные выше показатели с ближайшими конкурентами. Эти показатели есть в отчетах (в основном, по МСФО), либо на сайте компании</w:t>
+      </w:r>
+    </w:p>
+    <w:p>
+      <w:pPr>
+        <w:spacing w:beforeLines="60" w:before="144" w:afterLines="60" w:after="144"/>
+      </w:pPr>
+      <w:r>
+        <w:t>Вопросы для обсуждения</w:t>
+      </w:r>
+      <w:r>
+        <w:rPr>
+          <w:lang w:val="en-US"/>
+        </w:rPr>
+        <w:t xml:space="preserve"> /</w:t>
+      </w:r>
+      <w:r>
+        <w:t xml:space="preserve"> уточнения:</w:t>
+      </w:r>
+    </w:p>
+    <w:p>
+      <w:pPr>
+        <w:pStyle w:val="Bullets"/>
+      </w:pPr>
+      <w:r>
+        <w:t>Какие каналы продаж/маркетинга показали наибольшую эффективность в последние 6–12 мес.?</w:t>
+      </w:r>
+    </w:p>
+    <w:p>
+      <w:pPr>
+        <w:pStyle w:val="Bullets"/>
+      </w:pPr>
+      <w:r>
+        <w:t>Какие ресурсы вы готовы выделить для масштабирования?</w:t>
+      </w:r>
+    </w:p>
+    <w:p>
+      <w:pPr>
+        <w:pStyle w:val="Bullets"/>
+      </w:pPr>
+      <w:r>
+        <w:t>Какая доля роста выручки приходится на новых клиентов vs рост от существующих?</w:t>
+      </w:r>
+    </w:p>
+    <w:p>
+      <w:pPr>
+        <w:pStyle w:val="Bullets"/>
+      </w:pPr>
+      <w:r>
+        <w:t>Какой LTV и CAC у новых каналов - сохраняется ли рентабельность при наращивании вложений?</w:t>
+      </w:r>
+    </w:p>
+    <w:p>
+      <w:pPr>
+        <w:pStyle w:val="-0"/>
+      </w:pPr>
+      <w:bookmarkStart w:id="31" w:name="_Hlk208394022"/>
+      <w:r>
+        <w:t>ОСЛАБЛЕНИЕ КОНКУРЕНТОВ (ВЫХОД С РЫНКА, КРИЗИС)</w:t>
+      </w:r>
+    </w:p>
+    <w:bookmarkEnd w:id="31"/>
+    <w:p>
+      <w:pPr>
+        <w:rPr>
+          <w:i/>
+          <w:iCs/>
+        </w:rPr>
+      </w:pPr>
+      <w:r>
+        <w:rPr>
+          <w:i/>
+          <w:iCs/>
+        </w:rPr>
+        <w:t>Источники для проверки гипотезы:</w:t>
+      </w:r>
+    </w:p>
+    <w:p>
+      <w:pPr>
+        <w:pStyle w:val="Bullets"/>
+      </w:pPr>
+      <w:r>
+        <w:t>Финансовые отчеты конкурентов</w:t>
+      </w:r>
+    </w:p>
+    <w:p>
+      <w:pPr>
+        <w:pStyle w:val="Bullets"/>
+      </w:pPr>
+      <w:r>
+        <w:t>Новостные сайты</w:t>
+      </w:r>
+    </w:p>
+    <w:p>
+      <w:pPr>
+        <w:pStyle w:val="Bullets"/>
+      </w:pPr>
+      <w:r>
+        <w:t xml:space="preserve">Данные Сбера </w:t>
+      </w:r>
+    </w:p>
+    <w:p>
+      <w:pPr>
+        <w:spacing w:beforeLines="60" w:before="144" w:afterLines="60" w:after="144"/>
+      </w:pPr>
+      <w:r>
+        <w:t>Признаки подтверждения гипотезы:</w:t>
+      </w:r>
+    </w:p>
+    <w:p>
+      <w:pPr>
+        <w:pStyle w:val="Bullets"/>
+      </w:pPr>
+      <w:r>
+        <w:t xml:space="preserve">Низкая маржа продаж и </w:t>
+      </w:r>
+      <w:r>
+        <w:rPr>
+          <w:lang w:val="en-US"/>
+        </w:rPr>
+        <w:t>EBITDA</w:t>
+      </w:r>
+      <w:r>
+        <w:t>, или отрицательная зона</w:t>
+      </w:r>
+    </w:p>
+    <w:p>
+      <w:pPr>
+        <w:pStyle w:val="Bullets"/>
+      </w:pPr>
+      <w:r>
+        <w:t xml:space="preserve">Нехватка </w:t>
+      </w:r>
+      <w:r>
+        <w:rPr>
+          <w:lang w:val="en-US"/>
+        </w:rPr>
+        <w:t>EBITDA</w:t>
+      </w:r>
+      <w:r>
+        <w:t xml:space="preserve"> для покрытия процентов по кредитам</w:t>
+      </w:r>
+    </w:p>
+    <w:p>
+      <w:pPr>
+        <w:pStyle w:val="Bullets"/>
+      </w:pPr>
+      <w:r>
+        <w:t>Новости о корпоративных конфликтах</w:t>
+      </w:r>
+    </w:p>
+    <w:p>
+      <w:pPr>
+        <w:pStyle w:val="Bullets"/>
+      </w:pPr>
+      <w:r>
+        <w:t>Новости о реструктуризации, банкротстве</w:t>
+      </w:r>
+    </w:p>
+    <w:p>
+      <w:pPr>
+        <w:pStyle w:val="Bullets"/>
+      </w:pPr>
+      <w:r>
+        <w:t xml:space="preserve">Снижение выручки конкурентов или рост медленнее рынка </w:t>
+      </w:r>
+    </w:p>
+    <w:p>
+      <w:pPr>
+        <w:spacing w:beforeLines="60" w:before="144" w:afterLines="60" w:after="144"/>
+      </w:pPr>
+      <w:r>
+        <w:t>Алгоритм подтверждения гипотезы:</w:t>
+      </w:r>
+    </w:p>
+    <w:p>
+      <w:pPr>
+        <w:pStyle w:val="Bullets"/>
+      </w:pPr>
+      <w:r>
+        <w:t>Вначале анализируем отчеты по МСФО, сравниваем показатели</w:t>
+      </w:r>
+    </w:p>
+    <w:p>
+      <w:pPr>
+        <w:pStyle w:val="Bullets"/>
+      </w:pPr>
+      <w:r>
+        <w:t>Далее парсим новости о корп конфликтах и прочих негативных событиях у конкурентов</w:t>
+      </w:r>
+    </w:p>
+    <w:p>
+      <w:pPr>
+        <w:pStyle w:val="Bullets"/>
+      </w:pPr>
+      <w:r>
+        <w:t>Конкурентов подбираем либо больших по размеру, либо сопоставимых. Мелких конкурентов не смотрим</w:t>
+      </w:r>
+    </w:p>
+    <w:p>
+      <w:pPr>
+        <w:spacing w:beforeLines="60" w:before="144" w:afterLines="60" w:after="144"/>
+      </w:pPr>
+      <w:r>
+        <w:t>Вопросы для обсуждения</w:t>
+      </w:r>
+      <w:r>
+        <w:rPr>
+          <w:lang w:val="en-US"/>
+        </w:rPr>
+        <w:t xml:space="preserve"> /</w:t>
+      </w:r>
+      <w:r>
+        <w:t xml:space="preserve"> уточнения:</w:t>
+      </w:r>
+    </w:p>
+    <w:p>
+      <w:pPr>
+        <w:pStyle w:val="Bullets"/>
+      </w:pPr>
+      <w:r>
+        <w:t>Наблюдали ли вы сокращение активности ключевых конкурентов (уход с рынка, снижение рекламного бюджета)?</w:t>
+      </w:r>
+    </w:p>
+    <w:p>
+      <w:pPr>
+        <w:pStyle w:val="Bullets"/>
+      </w:pPr>
+      <w:r>
+        <w:t>Какие сегменты освободились (география, ценовой коридор, продукт)? Занял ли их кто-то из конкурентов?</w:t>
+      </w:r>
+    </w:p>
+    <w:p>
+      <w:pPr>
+        <w:pStyle w:val="Bullets"/>
+      </w:pPr>
+      <w:r>
+        <w:lastRenderedPageBreak/>
+        <w:t>Есть ли риск возобновления активности конкурентов и как это повлияет на ваши темпы роста?</w:t>
+      </w:r>
+    </w:p>
+    <w:p>
+      <w:pPr>
+        <w:keepNext/>
+        <w:spacing w:beforeLines="60" w:before="144" w:afterLines="60" w:after="144"/>
+      </w:pPr>
+      <w:r>
+        <w:t>Возможные действия:</w:t>
+      </w:r>
+    </w:p>
+    <w:p>
+      <w:pPr>
+        <w:pStyle w:val="Bullets"/>
+      </w:pPr>
+      <w:r>
+        <w:t>Продолжить укреплять долю — масштабировать успешные каналы</w:t>
+      </w:r>
+    </w:p>
+    <w:p>
+      <w:pPr>
+        <w:pStyle w:val="Bullets"/>
+      </w:pPr>
+      <w:r>
+        <w:t>Инвестировать в продукт / бренд, пока рынок слаб</w:t>
+      </w:r>
+    </w:p>
+    <w:p>
+      <w:pPr>
+        <w:pStyle w:val="Bullets"/>
+      </w:pPr>
+      <w:r>
+        <w:t>Изучить возможности консолидации рынка</w:t>
+      </w:r>
+    </w:p>
+    <w:p>
+      <w:pPr>
+        <w:pStyle w:val="1"/>
+        <w:ind w:hanging="360"/>
+      </w:pPr>
+      <w:r>
+        <w:t>РЫНОК РАСТЕТ, ВЫРУЧКА КОМПАНИИ ПАДАЕТ</w:t>
+      </w:r>
+    </w:p>
+    <w:p>
+      <w:pPr>
+        <w:spacing w:beforeLines="60" w:before="144" w:afterLines="60" w:after="144"/>
+      </w:pPr>
+      <w:r>
+        <w:rPr>
+          <w:b/>
+          <w:bCs/>
+        </w:rPr>
+        <w:t>ОПИСАНИЕ</w:t>
+      </w:r>
+      <w:r>
+        <w:t>: потеря конкурентоспособности или неудачное позиционирование.</w:t>
+      </w:r>
+    </w:p>
+    <w:p>
+      <w:pPr>
+        <w:spacing w:beforeLines="60" w:before="144" w:afterLines="60" w:after="144"/>
+      </w:pPr>
+      <w:r>
+        <w:rPr>
+          <w:b/>
+          <w:bCs/>
+        </w:rPr>
+        <w:t>ГИПОТЕЗЫ</w:t>
+      </w:r>
+      <w:r>
+        <w:t>:</w:t>
+      </w:r>
+    </w:p>
+    <w:p>
+      <w:pPr>
+        <w:pStyle w:val="-0"/>
+      </w:pPr>
+      <w:bookmarkStart w:id="32" w:name="_Hlk208394046"/>
+      <w:r>
+        <w:t>УТРАТА КОНКУРЕНТНЫХ ПРЕИМУЩЕСТВ (ЦЕНА, КАЧЕСТВО, СЕРВИС)</w:t>
+      </w:r>
+    </w:p>
+    <w:bookmarkEnd w:id="32"/>
+    <w:p>
+      <w:pPr>
+        <w:spacing w:beforeLines="60" w:before="144" w:afterLines="60" w:after="144"/>
+        <w:rPr>
+          <w:i/>
+        </w:rPr>
+      </w:pPr>
+      <w:r>
+        <w:rPr>
+          <w:i/>
+        </w:rPr>
+        <w:t>Источники для проверки гипотезы:</w:t>
+      </w:r>
+    </w:p>
+    <w:p>
+      <w:pPr>
+        <w:pStyle w:val="Bullets"/>
+      </w:pPr>
+      <w:r>
+        <w:t>Финансовые отчеты компании и конкурентов</w:t>
+      </w:r>
+    </w:p>
+    <w:p>
+      <w:pPr>
+        <w:pStyle w:val="Bullets"/>
+      </w:pPr>
+      <w:r>
+        <w:t>Отраслевые обзоры независимых агентств</w:t>
+      </w:r>
+    </w:p>
+    <w:p>
+      <w:pPr>
+        <w:pStyle w:val="Bullets"/>
+      </w:pPr>
+      <w:r>
+        <w:t>Интервью экспертов и топ-менеджмента компании</w:t>
+      </w:r>
+    </w:p>
+    <w:p>
+      <w:pPr>
+        <w:pStyle w:val="Bullets"/>
+      </w:pPr>
+      <w:r>
+        <w:t>Порталы-отзовики</w:t>
+      </w:r>
+    </w:p>
+    <w:p>
+      <w:pPr>
+        <w:spacing w:beforeLines="60" w:before="144" w:afterLines="60" w:after="144"/>
+      </w:pPr>
+      <w:r>
+        <w:t>Признаки подтверждения гипотезы:</w:t>
+      </w:r>
+    </w:p>
+    <w:p>
+      <w:pPr>
+        <w:pStyle w:val="Bullets"/>
+      </w:pPr>
+      <w:r>
+        <w:t>Рост цен на продукцию компании темпом ниже инфляции или снижение</w:t>
+      </w:r>
+    </w:p>
+    <w:p>
+      <w:pPr>
+        <w:pStyle w:val="Bullets"/>
+      </w:pPr>
+      <w:r>
+        <w:t>Резкий рост числа негативных отзывов на порталах-отзовиках</w:t>
+      </w:r>
+    </w:p>
+    <w:p>
+      <w:pPr>
+        <w:pStyle w:val="Bullets"/>
+      </w:pPr>
+      <w:r>
+        <w:t xml:space="preserve">Новости о претензиях со стороны контролирующих органов </w:t>
+      </w:r>
+    </w:p>
+    <w:p>
+      <w:pPr>
+        <w:spacing w:beforeLines="60" w:before="144" w:afterLines="60" w:after="144"/>
+      </w:pPr>
+      <w:r>
+        <w:t>Алгоритм подтверждения гипотезы:</w:t>
+      </w:r>
+    </w:p>
+    <w:p>
+      <w:pPr>
+        <w:pStyle w:val="Bullets"/>
+      </w:pPr>
+      <w:r>
+        <w:t>Вначале сравниваем выручку с инфляцией (из Росстата)</w:t>
+      </w:r>
+    </w:p>
+    <w:p>
+      <w:pPr>
+        <w:pStyle w:val="Bullets"/>
+      </w:pPr>
+      <w:r>
+        <w:t xml:space="preserve">Далее – парсим новостную информацию о компании и ее крупнейших конкурентах в регионах ее деловых интересов </w:t>
+      </w:r>
+    </w:p>
+    <w:p>
+      <w:pPr>
+        <w:spacing w:beforeLines="60" w:before="144" w:afterLines="60" w:after="144"/>
+      </w:pPr>
+      <w:r>
+        <w:t>Вопросы для обсуждения</w:t>
+      </w:r>
+      <w:r>
+        <w:t xml:space="preserve"> /</w:t>
+      </w:r>
+      <w:r>
+        <w:t xml:space="preserve"> уточнения:</w:t>
+      </w:r>
+    </w:p>
+    <w:p>
+      <w:pPr>
+        <w:pStyle w:val="Bullets"/>
+      </w:pPr>
+      <w:r>
+        <w:t>Есть ли дефицит мощностей, задержка сроков поставки?</w:t>
+      </w:r>
+    </w:p>
+    <w:p>
+      <w:pPr>
+        <w:pStyle w:val="Bullets"/>
+      </w:pPr>
+      <w:r>
+        <w:t>Как изменилась ваша доля рынка по ключевым сегментам/каналам за 6–12 мес.?</w:t>
+      </w:r>
+    </w:p>
+    <w:p>
+      <w:pPr>
+        <w:pStyle w:val="Bullets"/>
+      </w:pPr>
+      <w:r>
+        <w:t>Как распределяется отток: потеря клиентов vs снижение среднего чека?</w:t>
+      </w:r>
+    </w:p>
+    <w:p>
+      <w:pPr>
+        <w:pStyle w:val="Bullets"/>
+      </w:pPr>
+      <w:r>
+        <w:t>Как изменилась относительная цена и качество у конкурентов - какие их решения оказали наибольшее влияние?</w:t>
+      </w:r>
+    </w:p>
+    <w:p>
+      <w:pPr>
+        <w:pStyle w:val="-0"/>
+      </w:pPr>
+      <w:bookmarkStart w:id="33" w:name="_Hlk208394052"/>
+      <w:r>
+        <w:t>ОШИБКИ В ПОЗИЦИОНИРОВАНИИ ИЛИ МАРКЕТИНГОВОЙ СТРАТЕГИИ</w:t>
+      </w:r>
+    </w:p>
+    <w:bookmarkEnd w:id="33"/>
+    <w:p>
+      <w:pPr>
+        <w:spacing w:beforeLines="60" w:before="144" w:afterLines="60" w:after="144"/>
+        <w:rPr>
+          <w:i/>
+        </w:rPr>
+      </w:pPr>
+      <w:r>
+        <w:rPr>
+          <w:i/>
+        </w:rPr>
+        <w:t>Источники для проверки гипотезы:</w:t>
+      </w:r>
+    </w:p>
+    <w:p>
+      <w:pPr>
+        <w:pStyle w:val="Bullets"/>
+      </w:pPr>
+      <w:r>
+        <w:t>Новостные порталы</w:t>
+      </w:r>
+    </w:p>
+    <w:p>
+      <w:pPr>
+        <w:pStyle w:val="Bullets"/>
+      </w:pPr>
+      <w:r>
+        <w:t>Отчеты отраслевых агентств</w:t>
+      </w:r>
+    </w:p>
+    <w:p>
+      <w:pPr>
+        <w:spacing w:beforeLines="60" w:before="144" w:afterLines="60" w:after="144"/>
+      </w:pPr>
+      <w:r>
+        <w:t>Признаки подтверждения гипотезы:</w:t>
+      </w:r>
+    </w:p>
+    <w:p>
+      <w:pPr>
+        <w:pStyle w:val="Bullets"/>
+      </w:pPr>
+      <w:r>
+        <w:t>Новости о новых назначениях лидеров функций маркетинга, продаж</w:t>
+      </w:r>
+    </w:p>
+    <w:p>
+      <w:pPr>
+        <w:pStyle w:val="Bullets"/>
+      </w:pPr>
+      <w:r>
+        <w:t>Новости об уходе дистрибьюторов</w:t>
+      </w:r>
+    </w:p>
+    <w:p>
+      <w:pPr>
+        <w:pStyle w:val="Bullets"/>
+      </w:pPr>
+      <w:r>
+        <w:lastRenderedPageBreak/>
+        <w:t>Информация о ребрендинге</w:t>
+      </w:r>
+    </w:p>
+    <w:p>
+      <w:pPr>
+        <w:pStyle w:val="Bullets"/>
+      </w:pPr>
+      <w:r>
+        <w:t xml:space="preserve">Нетипично большое относительно исторических данных число акций </w:t>
+      </w:r>
+    </w:p>
+    <w:p>
+      <w:pPr>
+        <w:pStyle w:val="Bullets"/>
+      </w:pPr>
+      <w:r>
+        <w:t>Объявление о планах ребрендинга</w:t>
+      </w:r>
+    </w:p>
+    <w:p>
+      <w:pPr>
+        <w:spacing w:beforeLines="60" w:before="144" w:afterLines="60" w:after="144"/>
+      </w:pPr>
+      <w:r>
+        <w:t>Алгоритм подтверждения гипотезы:</w:t>
+      </w:r>
+    </w:p>
+    <w:p>
+      <w:pPr>
+        <w:pStyle w:val="Bullets"/>
+      </w:pPr>
+      <w:r>
+        <w:t>Как правило, данную информацию можно получить только косвенным образом, или уже в рамках личной встречи с компанией</w:t>
+      </w:r>
+    </w:p>
+    <w:p>
+      <w:pPr>
+        <w:pStyle w:val="Bullets"/>
+      </w:pPr>
+      <w:r>
+        <w:t xml:space="preserve">Соответственно, здесь помогает только парсинг новостей на указанные выше темы. </w:t>
+      </w:r>
+    </w:p>
+    <w:p>
+      <w:pPr>
+        <w:spacing w:beforeLines="60" w:before="144" w:afterLines="60" w:after="144"/>
+      </w:pPr>
+      <w:r>
+        <w:t>Вопросы для обсуждения</w:t>
+      </w:r>
+      <w:r>
+        <w:t xml:space="preserve"> /</w:t>
+      </w:r>
+      <w:r>
+        <w:t xml:space="preserve"> уточнения:</w:t>
+      </w:r>
+    </w:p>
+    <w:p>
+      <w:pPr>
+        <w:pStyle w:val="Bullets"/>
+      </w:pPr>
+      <w:r>
+        <w:t>Какие растущие сегменты/регионы вы не покрываете (продукт, ценовой коридор, география, канал)?</w:t>
+      </w:r>
+    </w:p>
+    <w:p>
+      <w:pPr>
+        <w:pStyle w:val="Bullets"/>
+      </w:pPr>
+      <w:r>
+        <w:t xml:space="preserve">Насколько текущая коммуникация/бренд резонирует с целевой аудиторией - есть ли признаки несоответствия сообщений и потребностей? </w:t>
+      </w:r>
+    </w:p>
+    <w:p>
+      <w:pPr>
+        <w:pStyle w:val="Bullets"/>
+      </w:pPr>
+      <w:r>
+        <w:t>Планируете ли пересмотреть ассортимент продукции, ценовую политику и каналы распространения? Если да, то как конкретно?</w:t>
+      </w:r>
+    </w:p>
+    <w:p>
+      <w:pPr>
+        <w:pStyle w:val="-0"/>
+        <w:rPr>
+          <w:bCs/>
+        </w:rPr>
+      </w:pPr>
+      <w:bookmarkStart w:id="34" w:name="_Hlk208394058"/>
+      <w:r>
+        <w:t>ОТСТАВАНИЕ ОТ ТРЕНДОВ В ПРОДУКТЕ ИЛИ КАНАЛАХ</w:t>
+      </w:r>
+    </w:p>
+    <w:bookmarkEnd w:id="34"/>
+    <w:p>
+      <w:pPr>
+        <w:spacing w:beforeLines="60" w:before="144" w:afterLines="60" w:after="144"/>
+        <w:rPr>
+          <w:i/>
+        </w:rPr>
+      </w:pPr>
+      <w:r>
+        <w:rPr>
+          <w:i/>
+        </w:rPr>
+        <w:t>Источники для проверки гипотезы:</w:t>
+      </w:r>
+    </w:p>
+    <w:p>
+      <w:pPr>
+        <w:pStyle w:val="Bullets"/>
+      </w:pPr>
+      <w:r>
+        <w:t>Финансовые отчеты компании</w:t>
+      </w:r>
+    </w:p>
+    <w:p>
+      <w:pPr>
+        <w:pStyle w:val="Bullets"/>
+      </w:pPr>
+      <w:r>
+        <w:t>Новостные порталы</w:t>
+      </w:r>
+    </w:p>
+    <w:p>
+      <w:pPr>
+        <w:pStyle w:val="Bullets"/>
+      </w:pPr>
+      <w:r>
+        <w:t>Сайты-отзовики</w:t>
+      </w:r>
+    </w:p>
+    <w:p>
+      <w:pPr>
+        <w:pStyle w:val="Bullets"/>
+      </w:pPr>
+      <w:r>
+        <w:t>Отчеты отраслевых агентств</w:t>
+      </w:r>
+    </w:p>
+    <w:p>
+      <w:pPr>
+        <w:spacing w:beforeLines="60" w:before="144" w:afterLines="60" w:after="144"/>
+      </w:pPr>
+      <w:r>
+        <w:t>Признаки подтверждения гипотезы:</w:t>
+      </w:r>
+    </w:p>
+    <w:p>
+      <w:pPr>
+        <w:pStyle w:val="Bullets"/>
+      </w:pPr>
+      <w:r>
+        <w:t>Увеличение расходов на маркетинг / продажи в финансовом отчете темпом, существенно опережающим инфляцию</w:t>
+      </w:r>
+    </w:p>
+    <w:p>
+      <w:pPr>
+        <w:pStyle w:val="Bullets"/>
+      </w:pPr>
+      <w:r>
+        <w:t>Аналогично: существенное отставание темпов роста таких расходов от инфляции в течение 2-3 лет назад</w:t>
+      </w:r>
+    </w:p>
+    <w:p>
+      <w:pPr>
+        <w:pStyle w:val="Bullets"/>
+      </w:pPr>
+      <w:r>
+        <w:t>Отсутствие собственного онлайн-магазина и низкая доля продаж в онлайне</w:t>
+      </w:r>
+    </w:p>
+    <w:p>
+      <w:pPr>
+        <w:pStyle w:val="Bullets"/>
+      </w:pPr>
+      <w:r>
+        <w:t>Новости о запуске новых маркетинговых программ или каналов</w:t>
+      </w:r>
+    </w:p>
+    <w:p>
+      <w:pPr>
+        <w:pStyle w:val="Bullets"/>
+      </w:pPr>
+      <w:r>
+        <w:t>Интервью с отраслевыми экспертами + иногда в отраслевых отчетах прямо пишут обзоры по компаниям</w:t>
+      </w:r>
+    </w:p>
+    <w:p>
+      <w:pPr>
+        <w:spacing w:beforeLines="60" w:before="144" w:afterLines="60" w:after="144"/>
+      </w:pPr>
+      <w:r>
+        <w:t>Алгоритм подтверждения гипотезы:</w:t>
+      </w:r>
+    </w:p>
+    <w:p>
+      <w:pPr>
+        <w:pStyle w:val="Bullets"/>
+      </w:pPr>
+      <w:r>
+        <w:t>Смотрим отчеты по МСФО и сравниваем с макроэкономической статистикой (ИПЦ)</w:t>
+      </w:r>
+    </w:p>
+    <w:p>
+      <w:pPr>
+        <w:pStyle w:val="Bullets"/>
+      </w:pPr>
+      <w:r>
+        <w:t>Проверяем сайт компании</w:t>
+      </w:r>
+    </w:p>
+    <w:p>
+      <w:pPr>
+        <w:pStyle w:val="Bullets"/>
+      </w:pPr>
+      <w:r>
+        <w:t xml:space="preserve">Парсим новости и интервью </w:t>
+      </w:r>
+    </w:p>
+    <w:p>
+      <w:pPr>
+        <w:spacing w:beforeLines="60" w:before="144" w:afterLines="60" w:after="144"/>
+      </w:pPr>
+      <w:r>
+        <w:t>Вопросы для обсуждения</w:t>
+      </w:r>
+      <w:r>
+        <w:t xml:space="preserve"> /</w:t>
+      </w:r>
+      <w:r>
+        <w:t xml:space="preserve"> уточнения:</w:t>
+      </w:r>
+    </w:p>
+    <w:p>
+      <w:pPr>
+        <w:pStyle w:val="Bullets"/>
+      </w:pPr>
+      <w:r>
+        <w:t>Какие новые тренды/каналы появились у конкурентов, и вы их не используете?</w:t>
+      </w:r>
+    </w:p>
+    <w:p>
+      <w:pPr>
+        <w:pStyle w:val="Bullets"/>
+      </w:pPr>
+      <w:r>
+        <w:t>Как быстро вы адаптируете продуктовую линейку под меняющиеся потребности клиентов? Приведите несколько примеров из последней практики</w:t>
+      </w:r>
+    </w:p>
+    <w:p>
+      <w:pPr>
+        <w:keepNext/>
+        <w:spacing w:beforeLines="60" w:before="144" w:afterLines="60" w:after="144"/>
+      </w:pPr>
+      <w:r>
+        <w:lastRenderedPageBreak/>
+        <w:t>Возможные действия:</w:t>
+      </w:r>
+    </w:p>
+    <w:p>
+      <w:pPr>
+        <w:pStyle w:val="Bullets"/>
+      </w:pPr>
+      <w:r>
+        <w:t>Провести экспресс-аудит продаж и маркетинга</w:t>
+      </w:r>
+    </w:p>
+    <w:p>
+      <w:pPr>
+        <w:pStyle w:val="Bullets"/>
+      </w:pPr>
+      <w:r>
+        <w:t>Перезапустить продукт или запустить пилоты в новых нишах</w:t>
+      </w:r>
+    </w:p>
+    <w:p>
+      <w:pPr>
+        <w:pStyle w:val="Bullets"/>
+      </w:pPr>
+      <w:r>
+        <w:t>Пересмотреть продуктовое и ценовое предложение и каналы дистрибуции</w:t>
+      </w:r>
+    </w:p>
+    <w:p>
+      <w:pPr>
+        <w:pStyle w:val="1"/>
+        <w:ind w:hanging="360"/>
+      </w:pPr>
+      <w:r>
+        <w:t>ВЫРУЧКА РАСТЕТ ИЛИ СТАБИЛЬНА, А ПРИБЫЛЬ СНИЖАЕТСЯ</w:t>
+      </w:r>
+    </w:p>
+    <w:p>
+      <w:pPr>
+        <w:spacing w:beforeLines="60" w:before="144" w:afterLines="60" w:after="144"/>
+      </w:pPr>
+      <w:r>
+        <w:rPr>
+          <w:b/>
+          <w:bCs/>
+        </w:rPr>
+        <w:t>ОПИСАНИЕ</w:t>
+      </w:r>
+      <w:r>
+        <w:t>: рост внутренних затрат, снижение операционной эффективности.</w:t>
+      </w:r>
+    </w:p>
+    <w:p>
+      <w:pPr>
+        <w:spacing w:beforeLines="60" w:before="144" w:afterLines="60" w:after="144"/>
+      </w:pPr>
+      <w:r>
+        <w:rPr>
+          <w:b/>
+          <w:bCs/>
+        </w:rPr>
+        <w:t>ГИПОТЕЗЫ</w:t>
+      </w:r>
+      <w:r>
+        <w:t>:</w:t>
+      </w:r>
+    </w:p>
+    <w:p>
+      <w:pPr>
+        <w:pStyle w:val="-0"/>
+      </w:pPr>
+      <w:bookmarkStart w:id="35" w:name="_Hlk208394084"/>
+      <w:r>
+        <w:t>УДОРОЖАНИЕ СЫРЬЯ, ЛОГИСТИКИ, ФОТ</w:t>
+      </w:r>
+      <w:bookmarkEnd w:id="35"/>
+    </w:p>
+    <w:p>
+      <w:pPr>
+        <w:spacing w:beforeLines="60" w:before="144" w:afterLines="60" w:after="144"/>
+        <w:rPr>
+          <w:i/>
+        </w:rPr>
+      </w:pPr>
+      <w:r>
+        <w:rPr>
+          <w:i/>
+        </w:rPr>
+        <w:t>Источники для проверки гипотезы:</w:t>
+      </w:r>
+    </w:p>
+    <w:p>
+      <w:pPr>
+        <w:pStyle w:val="Bullets"/>
+      </w:pPr>
+      <w:r>
+        <w:t>Финансовые отчеты компании</w:t>
+      </w:r>
+    </w:p>
+    <w:p>
+      <w:pPr>
+        <w:pStyle w:val="Bullets"/>
+      </w:pPr>
+      <w:r>
+        <w:t>Отраслевые агентства</w:t>
+      </w:r>
+    </w:p>
+    <w:p>
+      <w:pPr>
+        <w:pStyle w:val="Bullets"/>
+      </w:pPr>
+      <w:r>
+        <w:t xml:space="preserve">Компании, поставщики услуг (логистика, </w:t>
+      </w:r>
+      <w:r>
+        <w:rPr>
+          <w:lang w:val="en-US"/>
+        </w:rPr>
+        <w:t>HR</w:t>
+      </w:r>
+      <w:r>
+        <w:t>)</w:t>
+      </w:r>
+    </w:p>
+    <w:p>
+      <w:pPr>
+        <w:spacing w:beforeLines="60" w:before="144" w:afterLines="60" w:after="144"/>
+      </w:pPr>
+      <w:r>
+        <w:t>Признаки подтверждения гипотезы:</w:t>
+      </w:r>
+    </w:p>
+    <w:p>
+      <w:pPr>
+        <w:pStyle w:val="Bullets"/>
+      </w:pPr>
+      <w:r>
+        <w:t>Снижение валовой маржи = рост расходов на сырье</w:t>
+      </w:r>
+    </w:p>
+    <w:p>
+      <w:pPr>
+        <w:pStyle w:val="Bullets"/>
+      </w:pPr>
+      <w:r>
+        <w:t>Биржевые цены на сырьевые ресурсы или индексы цен отраслевых агентств</w:t>
+      </w:r>
+    </w:p>
+    <w:p>
+      <w:pPr>
+        <w:pStyle w:val="Bullets"/>
+      </w:pPr>
+      <w:r>
+        <w:t>Рост заработных плат темпом, опережающим инфляцию (в регионе или в отрасли)</w:t>
+      </w:r>
+    </w:p>
+    <w:p>
+      <w:pPr>
+        <w:pStyle w:val="Bullets"/>
+      </w:pPr>
+      <w:r>
+        <w:t xml:space="preserve">Рост ставок фрахта: либо с сайтов логистических компаний, либо на базе отраслевых индексов (по видам транспорта) </w:t>
+      </w:r>
+    </w:p>
+    <w:p>
+      <w:pPr>
+        <w:spacing w:beforeLines="60" w:before="144" w:afterLines="60" w:after="144"/>
+      </w:pPr>
+      <w:r>
+        <w:t>Алгоритм подтверждения гипотезы:</w:t>
+      </w:r>
+    </w:p>
+    <w:p>
+      <w:pPr>
+        <w:pStyle w:val="Bullets"/>
+      </w:pPr>
+      <w:r>
+        <w:t>Проверяем маржу в отчете по МСФО</w:t>
+      </w:r>
+    </w:p>
+    <w:p>
+      <w:pPr>
+        <w:pStyle w:val="Bullets"/>
+      </w:pPr>
+      <w:r>
+        <w:t>Далее парсинг по ресурсам, мониторящим биржевые цены или, в дополнение, запрос цен в аналитический хаб Сбера</w:t>
+      </w:r>
+    </w:p>
+    <w:p>
+      <w:pPr>
+        <w:pStyle w:val="Bullets"/>
+      </w:pPr>
+      <w:r>
+        <w:t>Зарплаты проверяются через Росстат</w:t>
+      </w:r>
+    </w:p>
+    <w:p>
+      <w:pPr>
+        <w:pStyle w:val="Bullets"/>
+      </w:pPr>
+      <w:r>
+        <w:t xml:space="preserve">Ставки фрахта: профильные мониторинговые ресурсы и/или аналитический хаб Сбера </w:t>
+      </w:r>
+    </w:p>
+    <w:p>
+      <w:pPr>
+        <w:pStyle w:val="Bullets"/>
+      </w:pPr>
+      <w:r>
+        <w:t xml:space="preserve">Парсим новости и интервью </w:t>
+      </w:r>
+    </w:p>
+    <w:p>
+      <w:pPr>
+        <w:spacing w:beforeLines="60" w:before="144" w:afterLines="60" w:after="144"/>
+      </w:pPr>
+      <w:r>
+        <w:t>Вопросы для обсуждения</w:t>
+      </w:r>
+      <w:r>
+        <w:t xml:space="preserve"> /</w:t>
+      </w:r>
+      <w:r>
+        <w:t xml:space="preserve"> уточнения:</w:t>
+      </w:r>
+    </w:p>
+    <w:p>
+      <w:pPr>
+        <w:pStyle w:val="Bullets"/>
+      </w:pPr>
+      <w:r>
+        <w:t>Как изменилась маржа по SKU/клиентам/каналам? Где основные потери? Изменилась ли структура себестоимости?</w:t>
+      </w:r>
+    </w:p>
+    <w:p>
+      <w:pPr>
+        <w:pStyle w:val="Bullets"/>
+      </w:pPr>
+      <w:r>
+        <w:t>Как вы переносите удорожание сырья/логистики/энергии в конечные цены?</w:t>
+      </w:r>
+    </w:p>
+    <w:p>
+      <w:pPr>
+        <w:pStyle w:val="Bullets"/>
+      </w:pPr>
+      <w:r>
+        <w:t>Как изменилась производительность (на единицу, загрузка мощностей)?</w:t>
+      </w:r>
+    </w:p>
+    <w:p>
+      <w:pPr>
+        <w:pStyle w:val="Bullets"/>
+      </w:pPr>
+      <w:r>
+        <w:t>Планируете ли оптимизировать внутренние затраты через улучшение производственных процессов или систему сквозного контроля затрат?</w:t>
+      </w:r>
+    </w:p>
+    <w:p>
+      <w:pPr>
+        <w:pStyle w:val="Bullets"/>
+      </w:pPr>
+      <w:r>
+        <w:t xml:space="preserve">Какие альтернативные поставщики или материалы вы исследовали для снижения себестоимости? </w:t>
+      </w:r>
+    </w:p>
+    <w:p>
+      <w:pPr>
+        <w:pStyle w:val="Bullets"/>
+      </w:pPr>
+      <w:r>
+        <w:t>Рассматриваете ли вы возможность вертикальной (обратной) интеграции?</w:t>
+      </w:r>
+    </w:p>
+    <w:p>
+      <w:pPr>
+        <w:pStyle w:val="-0"/>
+        <w:keepNext/>
+      </w:pPr>
+      <w:bookmarkStart w:id="36" w:name="_Hlk208394091"/>
+      <w:r>
+        <w:lastRenderedPageBreak/>
+        <w:t>УВЕЛИЧЕНИЕ БРАКА И СКЛАДСКИХ ОСТАТКОВ</w:t>
+      </w:r>
+      <w:bookmarkEnd w:id="36"/>
+    </w:p>
+    <w:p>
+      <w:pPr>
+        <w:spacing w:beforeLines="60" w:before="144" w:afterLines="60" w:after="144"/>
+        <w:rPr>
+          <w:i/>
+        </w:rPr>
+      </w:pPr>
+      <w:r>
+        <w:rPr>
+          <w:i/>
+        </w:rPr>
+        <w:t>Источники для проверки гипотезы:</w:t>
+      </w:r>
+    </w:p>
+    <w:p>
+      <w:pPr>
+        <w:pStyle w:val="Bullets"/>
+      </w:pPr>
+      <w:r>
+        <w:t>Финансовые отчеты компании</w:t>
+      </w:r>
+    </w:p>
+    <w:p>
+      <w:pPr>
+        <w:pStyle w:val="Bullets"/>
+      </w:pPr>
+      <w:r>
+        <w:t>Сайты-отзовики</w:t>
+      </w:r>
+    </w:p>
+    <w:p>
+      <w:pPr>
+        <w:spacing w:beforeLines="60" w:before="144" w:afterLines="60" w:after="144"/>
+      </w:pPr>
+      <w:r>
+        <w:t>Признаки подтверждения гипотезы:</w:t>
+      </w:r>
+    </w:p>
+    <w:p>
+      <w:pPr>
+        <w:pStyle w:val="Bullets"/>
+      </w:pPr>
+      <w:r>
+        <w:t>Величина складских остатков готовой продукции выше, чем в среднем по отрасли; либо выше, чем исторически у компании (в днях оборота или в % к выручке); либо поступательно растет относительно прошлых периодов</w:t>
+      </w:r>
+    </w:p>
+    <w:p>
+      <w:pPr>
+        <w:pStyle w:val="Bullets"/>
+      </w:pPr>
+      <w:r>
+        <w:t>Информация об авариях / нестандартных ситуациях на производстве</w:t>
+      </w:r>
+    </w:p>
+    <w:p>
+      <w:pPr>
+        <w:pStyle w:val="Bullets"/>
+      </w:pPr>
+      <w:r>
+        <w:t>Всплеск жалоб на сайтах-отзовиках</w:t>
+      </w:r>
+    </w:p>
+    <w:p>
+      <w:pPr>
+        <w:spacing w:beforeLines="60" w:before="144" w:afterLines="60" w:after="144"/>
+      </w:pPr>
+      <w:r>
+        <w:t>Алгоритм подтверждения гипотезы:</w:t>
+      </w:r>
+    </w:p>
+    <w:p>
+      <w:pPr>
+        <w:pStyle w:val="Bullets"/>
+      </w:pPr>
+      <w:r>
+        <w:t>В отчетах по МСФО считаем оборачиваемость, делаем сравнение</w:t>
+      </w:r>
+    </w:p>
+    <w:p>
+      <w:pPr>
+        <w:pStyle w:val="Bullets"/>
+      </w:pPr>
+      <w:r>
+        <w:t>Среднеотраслевая оборачиваемость может быть в отчетах профильных агентств</w:t>
+      </w:r>
+    </w:p>
+    <w:p>
+      <w:pPr>
+        <w:pStyle w:val="Bullets"/>
+      </w:pPr>
+      <w:r>
+        <w:t xml:space="preserve">Далее парсим информацию с сайтов-отзовиков </w:t>
+      </w:r>
+    </w:p>
+    <w:p>
+      <w:pPr>
+        <w:spacing w:beforeLines="60" w:before="144" w:afterLines="60" w:after="144"/>
+      </w:pPr>
+      <w:r>
+        <w:t>Вопросы для обсуждения</w:t>
+      </w:r>
+      <w:r>
+        <w:t xml:space="preserve"> /</w:t>
+      </w:r>
+      <w:r>
+        <w:t xml:space="preserve"> уточнения:</w:t>
+      </w:r>
+    </w:p>
+    <w:p>
+      <w:pPr>
+        <w:pStyle w:val="Bullets"/>
+      </w:pPr>
+      <w:r>
+        <w:t>Есть ли рост брака, возвратов, гарантийных расходов, сервисных штрафов?</w:t>
+      </w:r>
+    </w:p>
+    <w:p>
+      <w:pPr>
+        <w:pStyle w:val="Bullets"/>
+      </w:pPr>
+      <w:r>
+        <w:t xml:space="preserve">Каков уровень списаний/обесценения запасов и как он изменился? </w:t>
+      </w:r>
+    </w:p>
+    <w:p>
+      <w:pPr>
+        <w:pStyle w:val="Bullets"/>
+      </w:pPr>
+      <w:r>
+        <w:t>Какие метрики контроля качества и возвратов вы отслеживаете и где узкие места?</w:t>
+      </w:r>
+    </w:p>
+    <w:p>
+      <w:pPr>
+        <w:pStyle w:val="Bullets"/>
+      </w:pPr>
+      <w:r>
+        <w:t xml:space="preserve">Какие категории товаров обладают высокими показателями оборачиваемости? </w:t>
+      </w:r>
+    </w:p>
+    <w:p>
+      <w:pPr>
+        <w:pStyle w:val="Bullets"/>
+      </w:pPr>
+      <w:r>
+        <w:t>Проводите ли вы категоризацию и анализ затрат? Приведите примеры решений по итогам такого анализа</w:t>
+      </w:r>
+    </w:p>
+    <w:p>
+      <w:pPr>
+        <w:pStyle w:val="-0"/>
+      </w:pPr>
+      <w:bookmarkStart w:id="37" w:name="_Hlk208394098"/>
+      <w:r>
+        <w:t>СМЕЩЕНИЕ ПРОДУКТОВОГО ПОРТФЕЛЯ В СТОРОНУ НИЗКОМАРЖИНАЛЬНОГО</w:t>
+      </w:r>
+      <w:bookmarkEnd w:id="37"/>
+    </w:p>
+    <w:p>
+      <w:pPr>
+        <w:spacing w:beforeLines="60" w:before="144" w:afterLines="60" w:after="144"/>
+        <w:rPr>
+          <w:i/>
+        </w:rPr>
+      </w:pPr>
+      <w:r>
+        <w:rPr>
+          <w:i/>
+        </w:rPr>
+        <w:t>Источники для проверки гипотезы:</w:t>
+      </w:r>
+    </w:p>
+    <w:p>
+      <w:pPr>
+        <w:pStyle w:val="Bullets"/>
+      </w:pPr>
+      <w:r>
+        <w:t>Финансовые отчеты компании</w:t>
+      </w:r>
+    </w:p>
+    <w:p>
+      <w:pPr>
+        <w:spacing w:beforeLines="60" w:before="144" w:afterLines="60" w:after="144"/>
+      </w:pPr>
+      <w:r>
+        <w:t>Признаки подтверждения гипотезы:</w:t>
+      </w:r>
+    </w:p>
+    <w:p>
+      <w:pPr>
+        <w:pStyle w:val="Bullets"/>
+      </w:pPr>
+      <w:r>
+        <w:t>Уменьшение средней цены единицы реализованной продукции</w:t>
+      </w:r>
+    </w:p>
+    <w:p>
+      <w:pPr>
+        <w:pStyle w:val="Bullets"/>
+      </w:pPr>
+      <w:r>
+        <w:t>Снижение маржи продаж при сохранении или росте выручки (здесь помимо смещения продуктового портфеля могут быть и иные причины уменьшения)</w:t>
+      </w:r>
+    </w:p>
+    <w:p>
+      <w:pPr>
+        <w:spacing w:beforeLines="60" w:before="144" w:afterLines="60" w:after="144"/>
+      </w:pPr>
+      <w:r>
+        <w:t>Алгоритм подтверждения гипотезы:</w:t>
+      </w:r>
+    </w:p>
+    <w:p>
+      <w:pPr>
+        <w:pStyle w:val="Bullets"/>
+      </w:pPr>
+      <w:r>
+        <w:t>Расчеты на базе отчетов по МСФО и РСБУ</w:t>
+      </w:r>
+    </w:p>
+    <w:p>
+      <w:pPr>
+        <w:spacing w:beforeLines="60" w:before="144" w:afterLines="60" w:after="144"/>
+      </w:pPr>
+      <w:r>
+        <w:t>Вопросы для обсуждения</w:t>
+      </w:r>
+      <w:r>
+        <w:t xml:space="preserve"> /</w:t>
+      </w:r>
+      <w:r>
+        <w:t xml:space="preserve"> уточнения:</w:t>
+      </w:r>
+    </w:p>
+    <w:p>
+      <w:pPr>
+        <w:pStyle w:val="Bullets"/>
+      </w:pPr>
+      <w:r>
+        <w:t>Как изменилась структура продаж по маржинальности - куда сместился спрос?</w:t>
+      </w:r>
+    </w:p>
+    <w:p>
+      <w:pPr>
+        <w:pStyle w:val="Bullets"/>
+      </w:pPr>
+      <w:r>
+        <w:t>Есть ли возможность пересмотра ассортимента или изменение ценовой политики по низкомаржинальным SKU?</w:t>
+      </w:r>
+    </w:p>
+    <w:p>
+      <w:pPr>
+        <w:pStyle w:val="Bullets"/>
+      </w:pPr>
+      <w:r>
+        <w:t xml:space="preserve">Какие стимулирующие промо/каналы приводят к росту низкомаржинальных продаж и можно ли их скорректировать? </w:t>
+      </w:r>
+    </w:p>
+    <w:p>
+      <w:pPr>
+        <w:spacing w:beforeLines="60" w:before="144" w:afterLines="60" w:after="144"/>
+      </w:pPr>
+      <w:r>
+        <w:t>Возможные действия:</w:t>
+      </w:r>
+    </w:p>
+    <w:p>
+      <w:pPr>
+        <w:pStyle w:val="Bullets"/>
+      </w:pPr>
+      <w:r>
+        <w:t>Сократить маркетинговые и непроизводственные расходы</w:t>
+      </w:r>
+    </w:p>
+    <w:p>
+      <w:pPr>
+        <w:pStyle w:val="Bullets"/>
+      </w:pPr>
+      <w:r>
+        <w:lastRenderedPageBreak/>
+        <w:t>Оптимизировать процессы (lean, 5S, устранение потерь)</w:t>
+      </w:r>
+    </w:p>
+    <w:p>
+      <w:pPr>
+        <w:pStyle w:val="Bullets"/>
+      </w:pPr>
+      <w:r>
+        <w:t xml:space="preserve">Внедрить сквозной контроль затрат </w:t>
+      </w:r>
+    </w:p>
+    <w:p>
+      <w:pPr>
+        <w:pStyle w:val="1"/>
+        <w:ind w:hanging="360"/>
+      </w:pPr>
+      <w:r>
+        <w:t>РОСТ ПРИБЫЛИ БЕЗ РОСТА ВЫРУЧКИ</w:t>
+      </w:r>
+    </w:p>
+    <w:p>
+      <w:pPr>
+        <w:spacing w:beforeLines="60" w:before="144" w:afterLines="60" w:after="144"/>
+      </w:pPr>
+      <w:r>
+        <w:rPr>
+          <w:b/>
+          <w:bCs/>
+        </w:rPr>
+        <w:t>ОПИСАНИЕ</w:t>
+      </w:r>
+      <w:r>
+        <w:t>: оптимизация затрат или смена фокуса на более маржинальные продукты.</w:t>
+      </w:r>
+    </w:p>
+    <w:p>
+      <w:pPr>
+        <w:spacing w:beforeLines="60" w:before="144" w:afterLines="60" w:after="144"/>
+      </w:pPr>
+      <w:r>
+        <w:rPr>
+          <w:b/>
+          <w:bCs/>
+        </w:rPr>
+        <w:t>ГИПОТЕЗЫ</w:t>
+      </w:r>
+      <w:r>
+        <w:t>:</w:t>
+      </w:r>
+    </w:p>
+    <w:p>
+      <w:pPr>
+        <w:pStyle w:val="-0"/>
+      </w:pPr>
+      <w:bookmarkStart w:id="38" w:name="_Hlk208394121"/>
+      <w:r>
+        <w:t>СОКРАЩЕНИЕ ЗАТРАТ НА ПЕРСОНАЛ, АРЕНДУ, МАРКЕТИНГ</w:t>
+      </w:r>
+    </w:p>
+    <w:bookmarkEnd w:id="38"/>
+    <w:p>
+      <w:pPr>
+        <w:spacing w:beforeLines="60" w:before="144" w:afterLines="60" w:after="144"/>
+        <w:rPr>
+          <w:i/>
+        </w:rPr>
+      </w:pPr>
+      <w:r>
+        <w:rPr>
+          <w:i/>
+        </w:rPr>
+        <w:t>Источники для проверки гипотезы:</w:t>
+      </w:r>
+    </w:p>
+    <w:p>
+      <w:pPr>
+        <w:pStyle w:val="Bullets"/>
+      </w:pPr>
+      <w:r>
+        <w:t>Финансовые отчеты компании</w:t>
+      </w:r>
+    </w:p>
+    <w:p>
+      <w:pPr>
+        <w:spacing w:beforeLines="60" w:before="144" w:afterLines="60" w:after="144"/>
+      </w:pPr>
+      <w:r>
+        <w:t>Признаки подтверждения гипотезы:</w:t>
+      </w:r>
+    </w:p>
+    <w:p>
+      <w:pPr>
+        <w:pStyle w:val="Bullets"/>
+      </w:pPr>
+      <w:r>
+        <w:t xml:space="preserve">Уменьшение соответствующих статей в абсолютном выражении или в % к выручке </w:t>
+      </w:r>
+    </w:p>
+    <w:p>
+      <w:pPr>
+        <w:spacing w:beforeLines="60" w:before="144" w:afterLines="60" w:after="144"/>
+      </w:pPr>
+      <w:r>
+        <w:t>Алгоритм подтверждения гипотезы:</w:t>
+      </w:r>
+    </w:p>
+    <w:p>
+      <w:pPr>
+        <w:pStyle w:val="Bullets"/>
+      </w:pPr>
+      <w:r>
+        <w:t>Расчеты на базе отчетов МСФО и/или РСБУ</w:t>
+      </w:r>
+    </w:p>
+    <w:p>
+      <w:pPr>
+        <w:spacing w:beforeLines="60" w:before="144" w:afterLines="60" w:after="144"/>
+      </w:pPr>
+      <w:r>
+        <w:t>Вопросы для обсуждения</w:t>
+      </w:r>
+      <w:r>
+        <w:t xml:space="preserve"> /</w:t>
+      </w:r>
+      <w:r>
+        <w:t xml:space="preserve"> уточнения:</w:t>
+      </w:r>
+    </w:p>
+    <w:p>
+      <w:pPr>
+        <w:pStyle w:val="Bullets"/>
+      </w:pPr>
+      <w:r>
+        <w:t>Были ли изменения в себестоимости продаж или операционных расходах за этот период? Насколько значимые? За счет чего?</w:t>
+      </w:r>
+    </w:p>
+    <w:p>
+      <w:pPr>
+        <w:pStyle w:val="Bullets"/>
+      </w:pPr>
+      <w:r>
+        <w:t xml:space="preserve">Какие статьи расходов были оптимизированы и каковы долговременные риски от этих сокращений? </w:t>
+      </w:r>
+    </w:p>
+    <w:p>
+      <w:pPr>
+        <w:pStyle w:val="Bullets"/>
+      </w:pPr>
+      <w:r>
+        <w:t>Снижаются ли операционные метрики (качество, скорость) вследствие сокращений?</w:t>
+      </w:r>
+    </w:p>
+    <w:p>
+      <w:pPr>
+        <w:pStyle w:val="-0"/>
+      </w:pPr>
+      <w:bookmarkStart w:id="39" w:name="_Hlk208394125"/>
+      <w:r>
+        <w:t>ПЕРЕКЛЮЧЕНИЕ С ОБЪ</w:t>
+      </w:r>
+      <w:r>
+        <w:t>Е</w:t>
+      </w:r>
+      <w:r>
+        <w:t>МОВ НА МАРЖИНАЛЬНОСТЬ</w:t>
+      </w:r>
+      <w:bookmarkEnd w:id="39"/>
+    </w:p>
+    <w:p>
+      <w:pPr>
+        <w:spacing w:beforeLines="60" w:before="144" w:afterLines="60" w:after="144"/>
+        <w:rPr>
+          <w:i/>
+        </w:rPr>
+      </w:pPr>
+      <w:r>
+        <w:rPr>
+          <w:i/>
+        </w:rPr>
+        <w:t>Источники для проверки гипотезы:</w:t>
+      </w:r>
+    </w:p>
+    <w:p>
+      <w:pPr>
+        <w:pStyle w:val="Bullets"/>
+      </w:pPr>
+      <w:r>
+        <w:t>Финансовые отчеты компании</w:t>
+      </w:r>
+    </w:p>
+    <w:p>
+      <w:pPr>
+        <w:spacing w:beforeLines="60" w:before="144" w:afterLines="60" w:after="144"/>
+      </w:pPr>
+      <w:r>
+        <w:t>Признаки подтверждения гипотезы:</w:t>
+      </w:r>
+    </w:p>
+    <w:p>
+      <w:pPr>
+        <w:pStyle w:val="Bullets"/>
+      </w:pPr>
+      <w:r>
+        <w:t>Увеличение средней цены единицы продукции</w:t>
+      </w:r>
+    </w:p>
+    <w:p>
+      <w:pPr>
+        <w:spacing w:beforeLines="60" w:before="144" w:afterLines="60" w:after="144"/>
+      </w:pPr>
+      <w:r>
+        <w:t>Алгоритм подтверждения гипотезы:</w:t>
+      </w:r>
+    </w:p>
+    <w:p>
+      <w:pPr>
+        <w:pStyle w:val="Bullets"/>
+      </w:pPr>
+      <w:r>
+        <w:t xml:space="preserve">Расчет на базе отчета по МСФО и/или РСБУ </w:t>
+      </w:r>
+    </w:p>
+    <w:p>
+      <w:pPr>
+        <w:spacing w:beforeLines="60" w:before="144" w:afterLines="60" w:after="144"/>
+      </w:pPr>
+      <w:r>
+        <w:t>Вопросы для обсуждения</w:t>
+      </w:r>
+      <w:r>
+        <w:t xml:space="preserve"> /</w:t>
+      </w:r>
+      <w:r>
+        <w:t xml:space="preserve"> уточнения:</w:t>
+      </w:r>
+    </w:p>
+    <w:p>
+      <w:pPr>
+        <w:pStyle w:val="Bullets"/>
+      </w:pPr>
+      <w:r>
+        <w:t>Изменялась ли структура продаж? Для более маржинальных продуктов/услуг или клиентов в общем объеме выручки?</w:t>
+      </w:r>
+    </w:p>
+    <w:p>
+      <w:pPr>
+        <w:pStyle w:val="Bullets"/>
+      </w:pPr>
+      <w:r>
+        <w:t>Была ли это сознательная стратегия по переориентации?</w:t>
+      </w:r>
+    </w:p>
+    <w:p>
+      <w:pPr>
+        <w:pStyle w:val="Bullets"/>
+      </w:pPr>
+      <w:r>
+        <w:t xml:space="preserve">Какой вклад в прибыль дали изменения в ценовой политике по ключевым сегментам? </w:t>
+      </w:r>
+    </w:p>
+    <w:p>
+      <w:pPr>
+        <w:pStyle w:val="-0"/>
+      </w:pPr>
+      <w:bookmarkStart w:id="40" w:name="_Hlk208394130"/>
+      <w:r>
+        <w:t>РАЗОВЫЕ ЭФФЕКТЫ — СПИСАНИЯ, РЕСТРУКТУРИЗАЦИЯ</w:t>
+      </w:r>
+    </w:p>
+    <w:bookmarkEnd w:id="40"/>
+    <w:p>
+      <w:pPr>
+        <w:spacing w:beforeLines="60" w:before="144" w:afterLines="60" w:after="144"/>
+        <w:rPr>
+          <w:i/>
+        </w:rPr>
+      </w:pPr>
+      <w:r>
+        <w:rPr>
+          <w:i/>
+        </w:rPr>
+        <w:t>Источники для проверки гипотезы:</w:t>
+      </w:r>
+    </w:p>
+    <w:p>
+      <w:pPr>
+        <w:pStyle w:val="Bullets"/>
+      </w:pPr>
+      <w:r>
+        <w:t>Финансовые отчеты компании</w:t>
+      </w:r>
+    </w:p>
+    <w:p>
+      <w:pPr>
+        <w:keepNext/>
+        <w:spacing w:beforeLines="60" w:before="144" w:afterLines="60" w:after="144"/>
+      </w:pPr>
+      <w:r>
+        <w:lastRenderedPageBreak/>
+        <w:t>Признаки подтверждения гипотезы:</w:t>
+      </w:r>
+    </w:p>
+    <w:p>
+      <w:pPr>
+        <w:pStyle w:val="Bullets"/>
+      </w:pPr>
+      <w:r>
+        <w:t>Изменения статьи «Гудвил»</w:t>
+      </w:r>
+    </w:p>
+    <w:p>
+      <w:pPr>
+        <w:pStyle w:val="Bullets"/>
+      </w:pPr>
+      <w:r>
+        <w:t>Существенное изменение статей «Внеоборотные активы»</w:t>
+      </w:r>
+    </w:p>
+    <w:p>
+      <w:pPr>
+        <w:pStyle w:val="Bullets"/>
+      </w:pPr>
+      <w:r>
+        <w:t>Капитализация процентов в сумму долга</w:t>
+      </w:r>
+    </w:p>
+    <w:p>
+      <w:pPr>
+        <w:pStyle w:val="Bullets"/>
+      </w:pPr>
+      <w:r>
+        <w:t>Списание части долга</w:t>
+      </w:r>
+    </w:p>
+    <w:p>
+      <w:pPr>
+        <w:pStyle w:val="Bullets"/>
+      </w:pPr>
+      <w:r>
+        <w:t>Списание (прощение) начисленных процентов</w:t>
+      </w:r>
+    </w:p>
+    <w:p>
+      <w:pPr>
+        <w:spacing w:beforeLines="60" w:before="144" w:afterLines="60" w:after="144"/>
+      </w:pPr>
+      <w:r>
+        <w:t>Алгоритм подтверждения гипотезы:</w:t>
+      </w:r>
+    </w:p>
+    <w:p>
+      <w:pPr>
+        <w:pStyle w:val="Bullets"/>
+      </w:pPr>
+      <w:r>
+        <w:t xml:space="preserve">Расчеты на базе отчетов по МСФО </w:t>
+      </w:r>
+    </w:p>
+    <w:p>
+      <w:pPr>
+        <w:spacing w:beforeLines="60" w:before="144" w:afterLines="60" w:after="144"/>
+      </w:pPr>
+      <w:r>
+        <w:t>Вопросы для обсуждения</w:t>
+      </w:r>
+      <w:r>
+        <w:t xml:space="preserve"> /</w:t>
+      </w:r>
+      <w:r>
+        <w:t xml:space="preserve"> уточнения:</w:t>
+      </w:r>
+    </w:p>
+    <w:p>
+      <w:pPr>
+        <w:pStyle w:val="Bullets"/>
+      </w:pPr>
+      <w:r>
+        <w:t>Были ли в отчетном периоде разовые или неоперационные доходы/расходы, которые значительно повлияли на прибыль?</w:t>
+      </w:r>
+    </w:p>
+    <w:p>
+      <w:pPr>
+        <w:pStyle w:val="Bullets"/>
+      </w:pPr>
+      <w:r>
+        <w:t xml:space="preserve">Какой у вас прогноз по повторяемости положительных эффектов? Являются ли они одноразовыми? </w:t>
+      </w:r>
+    </w:p>
+    <w:p>
+      <w:pPr>
+        <w:pStyle w:val="Bullets"/>
+      </w:pPr>
+      <w:r>
+        <w:t xml:space="preserve">Какую долю в показателе </w:t>
+      </w:r>
+      <w:r>
+        <w:rPr>
+          <w:lang w:val="en-US"/>
+        </w:rPr>
+        <w:t>EBITDA</w:t>
+      </w:r>
+      <w:r>
+        <w:t xml:space="preserve"> занимаются разовые эффекты?</w:t>
+      </w:r>
+    </w:p>
+    <w:p>
+      <w:pPr>
+        <w:spacing w:beforeLines="60" w:before="144" w:afterLines="60" w:after="144"/>
+      </w:pPr>
+      <w:r>
+        <w:t>Возможные действия:</w:t>
+      </w:r>
+    </w:p>
+    <w:p>
+      <w:pPr>
+        <w:pStyle w:val="Bullets"/>
+      </w:pPr>
+      <w:r>
+        <w:t>Закрепить достигнутый уровень эффективности, расширить применяемые практики на другие товары/категории либо виды бизнеса</w:t>
+      </w:r>
+    </w:p>
+    <w:p>
+      <w:pPr>
+        <w:pStyle w:val="Bullets"/>
+      </w:pPr>
+      <w:r>
+        <w:t>Отстроить категорийное управление по маржинальности</w:t>
+      </w:r>
+    </w:p>
+    <w:p>
+      <w:pPr>
+        <w:pStyle w:val="Bullets"/>
+      </w:pPr>
+      <w:r>
+        <w:t>Инвестировать в развитие премиального сегмента</w:t>
+      </w:r>
+    </w:p>
+    <w:p>
+      <w:pPr>
+        <w:pStyle w:val="Bullets"/>
+      </w:pPr>
+      <w:r>
+        <w:t>Разработать меры по управлению долгом</w:t>
+      </w:r>
+    </w:p>
+    <w:p>
+      <w:pPr>
+        <w:pStyle w:val="1"/>
+        <w:ind w:hanging="360"/>
+      </w:pPr>
+      <w:r>
+        <w:t>ЦЕНА НА РЫНКЕ РАСТЕТ, МАРЖА БИЗНЕСА ПАДАЕТ</w:t>
+      </w:r>
+    </w:p>
+    <w:p>
+      <w:pPr>
+        <w:spacing w:beforeLines="60" w:before="144" w:afterLines="60" w:after="144"/>
+      </w:pPr>
+      <w:r>
+        <w:rPr>
+          <w:b/>
+          <w:bCs/>
+        </w:rPr>
+        <w:t>ОПИСАНИЕ</w:t>
+      </w:r>
+      <w:r>
+        <w:t>: издержки растут быстрее, чем их удается переложить на клиента.</w:t>
+      </w:r>
+    </w:p>
+    <w:p>
+      <w:pPr>
+        <w:spacing w:beforeLines="60" w:before="144" w:afterLines="60" w:after="144"/>
+      </w:pPr>
+      <w:r>
+        <w:rPr>
+          <w:b/>
+          <w:bCs/>
+        </w:rPr>
+        <w:t>ГИПОТЕЗЫ</w:t>
+      </w:r>
+      <w:r>
+        <w:t>:</w:t>
+      </w:r>
+    </w:p>
+    <w:p>
+      <w:pPr>
+        <w:pStyle w:val="-0"/>
+      </w:pPr>
+      <w:bookmarkStart w:id="41" w:name="_Hlk208394149"/>
+      <w:r>
+        <w:t>РОСТ СЕБЕСТОИМОСТИ (СЫРЬ</w:t>
+      </w:r>
+      <w:r>
+        <w:t>Е</w:t>
+      </w:r>
+      <w:r>
+        <w:t>, ЛОГИСТИКА, ПЕРСОНАЛ)</w:t>
+      </w:r>
+    </w:p>
+    <w:bookmarkEnd w:id="41"/>
+    <w:p>
+      <w:pPr>
+        <w:spacing w:beforeLines="60" w:before="144" w:afterLines="60" w:after="144"/>
+        <w:rPr>
+          <w:i/>
+        </w:rPr>
+      </w:pPr>
+      <w:r>
+        <w:rPr>
+          <w:i/>
+        </w:rPr>
+        <w:t>Источники для проверки гипотезы:</w:t>
+      </w:r>
+    </w:p>
+    <w:p>
+      <w:pPr>
+        <w:pStyle w:val="Bullets"/>
+      </w:pPr>
+      <w:r>
+        <w:t>Финансовые отчеты компании</w:t>
+      </w:r>
+    </w:p>
+    <w:p>
+      <w:pPr>
+        <w:spacing w:beforeLines="60" w:before="144" w:afterLines="60" w:after="144"/>
+      </w:pPr>
+      <w:r>
+        <w:t>Признаки подтверждения гипотезы:</w:t>
+      </w:r>
+    </w:p>
+    <w:p>
+      <w:pPr>
+        <w:pStyle w:val="Bullets"/>
+      </w:pPr>
+      <w:r>
+        <w:t>Увеличение соответствующих затрат в % от выручки</w:t>
+      </w:r>
+    </w:p>
+    <w:p>
+      <w:pPr>
+        <w:spacing w:beforeLines="60" w:before="144" w:afterLines="60" w:after="144"/>
+      </w:pPr>
+      <w:r>
+        <w:t>Алгоритм подтверждения гипотезы:</w:t>
+      </w:r>
+    </w:p>
+    <w:p>
+      <w:pPr>
+        <w:pStyle w:val="Bullets"/>
+      </w:pPr>
+      <w:r>
+        <w:t xml:space="preserve">Расчеты на базе отчетов по МСФО </w:t>
+      </w:r>
+    </w:p>
+    <w:p>
+      <w:pPr>
+        <w:spacing w:beforeLines="60" w:before="144" w:afterLines="60" w:after="144"/>
+      </w:pPr>
+      <w:r>
+        <w:t>Вопросы для обсуждения</w:t>
+      </w:r>
+      <w:r>
+        <w:t xml:space="preserve"> /</w:t>
+      </w:r>
+      <w:r>
+        <w:t xml:space="preserve"> уточнения:</w:t>
+      </w:r>
+    </w:p>
+    <w:p>
+      <w:pPr>
+        <w:pStyle w:val="Bullets"/>
+      </w:pPr>
+      <w:r>
+        <w:t>Какие из статей затрат росли быстрее всего в последнее время (сырье, логистика, энергия, зарплаты)?</w:t>
+      </w:r>
+    </w:p>
+    <w:p>
+      <w:pPr>
+        <w:pStyle w:val="Bullets"/>
+      </w:pPr>
+      <w:r>
+        <w:t xml:space="preserve">Какая доля каждой статьи в себестоимости и какие из них наиболее волатильны? </w:t>
+      </w:r>
+    </w:p>
+    <w:p>
+      <w:pPr>
+        <w:pStyle w:val="Bullets"/>
+      </w:pPr>
+      <w:r>
+        <w:t>Какие контракты/процессы можно пересмотреть для снижения влияния удорожания? Какие направления возможной оптимизации вы видите?</w:t>
+      </w:r>
+    </w:p>
+    <w:p>
+      <w:pPr>
+        <w:pStyle w:val="-0"/>
+        <w:keepNext/>
+      </w:pPr>
+      <w:bookmarkStart w:id="42" w:name="_Hlk208394153"/>
+      <w:r>
+        <w:lastRenderedPageBreak/>
+        <w:t>КОНТРАКТЫ С ФИКСИРОВАННЫМИ ЦЕНАМИ</w:t>
+      </w:r>
+    </w:p>
+    <w:bookmarkEnd w:id="42"/>
+    <w:p>
+      <w:pPr>
+        <w:keepNext/>
+        <w:spacing w:beforeLines="60" w:before="144" w:afterLines="60" w:after="144"/>
+        <w:rPr>
+          <w:i/>
+        </w:rPr>
+      </w:pPr>
+      <w:r>
+        <w:rPr>
+          <w:i/>
+        </w:rPr>
+        <w:t>Источники для проверки гипотезы:</w:t>
+      </w:r>
+    </w:p>
+    <w:p>
+      <w:pPr>
+        <w:pStyle w:val="Bullets"/>
+      </w:pPr>
+      <w:r>
+        <w:t>Финансовые отчеты компании</w:t>
+      </w:r>
+    </w:p>
+    <w:p>
+      <w:pPr>
+        <w:pStyle w:val="Bullets"/>
+      </w:pPr>
+      <w:r>
+        <w:t>Новостные сайты</w:t>
+      </w:r>
+    </w:p>
+    <w:p>
+      <w:pPr>
+        <w:spacing w:beforeLines="60" w:before="144" w:afterLines="60" w:after="144"/>
+      </w:pPr>
+      <w:r>
+        <w:t>Признаки подтверждения гипотезы:</w:t>
+      </w:r>
+    </w:p>
+    <w:p>
+      <w:pPr>
+        <w:pStyle w:val="Bullets"/>
+      </w:pPr>
+      <w:r>
+        <w:t xml:space="preserve">Стабильная или медленно растущая (существенно ниже инфляции) средняя цена единицы продаваемой продукции </w:t>
+      </w:r>
+    </w:p>
+    <w:p>
+      <w:pPr>
+        <w:pStyle w:val="Bullets"/>
+      </w:pPr>
+      <w:r>
+        <w:t>Парсинг интервью топ-менеджмента или ключевых клиентов: упоминания о наличии таких контрактов</w:t>
+      </w:r>
+    </w:p>
+    <w:p>
+      <w:pPr>
+        <w:spacing w:beforeLines="60" w:before="144" w:afterLines="60" w:after="144"/>
+      </w:pPr>
+      <w:r>
+        <w:t>Алгоритм подтверждения гипотезы:</w:t>
+      </w:r>
+    </w:p>
+    <w:p>
+      <w:pPr>
+        <w:pStyle w:val="Bullets"/>
+      </w:pPr>
+      <w:r>
+        <w:t>Расчеты на базе отчетов по МСФО, сравниваем показатели с инфляцией (Росстат)</w:t>
+      </w:r>
+    </w:p>
+    <w:p>
+      <w:pPr>
+        <w:pStyle w:val="Bullets"/>
+      </w:pPr>
+      <w:r>
+        <w:t xml:space="preserve">Далее парсим информацию из новостных сайтов или корпоративных журналов </w:t>
+      </w:r>
+    </w:p>
+    <w:p>
+      <w:pPr>
+        <w:spacing w:beforeLines="60" w:before="144" w:afterLines="60" w:after="144"/>
+      </w:pPr>
+      <w:r>
+        <w:t>Вопросы для обсуждения</w:t>
+      </w:r>
+      <w:r>
+        <w:t xml:space="preserve"> /</w:t>
+      </w:r>
+      <w:r>
+        <w:t xml:space="preserve"> уточнения:</w:t>
+      </w:r>
+    </w:p>
+    <w:p>
+      <w:pPr>
+        <w:pStyle w:val="Bullets"/>
+      </w:pPr>
+      <w:r>
+        <w:t>Есть ли у вас значимые долгосрочные контракты с фиксированными ценами? Есть ли риск их переоценки?</w:t>
+      </w:r>
+    </w:p>
+    <w:p>
+      <w:pPr>
+        <w:pStyle w:val="Bullets"/>
+      </w:pPr>
+      <w:r>
+        <w:t>В каких договорах возможна индексация и когда планируется следующий пересмотр?</w:t>
+      </w:r>
+    </w:p>
+    <w:p>
+      <w:pPr>
+        <w:pStyle w:val="Bullets"/>
+      </w:pPr>
+      <w:r>
+        <w:t xml:space="preserve">Можно ли предложить контрагентам варианты индексирования или частичной передачи рисков? </w:t>
+      </w:r>
+    </w:p>
+    <w:p>
+      <w:pPr>
+        <w:pStyle w:val="-0"/>
+      </w:pPr>
+      <w:bookmarkStart w:id="43" w:name="_Hlk208394156"/>
+      <w:r>
+        <w:t>СЛАБЫЙ КОНТРОЛЬ ЦЕНООБРАЗОВАНИЯ</w:t>
+      </w:r>
+    </w:p>
+    <w:bookmarkEnd w:id="43"/>
+    <w:p>
+      <w:pPr>
+        <w:spacing w:beforeLines="60" w:before="144" w:afterLines="60" w:after="144"/>
+        <w:rPr>
+          <w:i/>
+        </w:rPr>
+      </w:pPr>
+      <w:r>
+        <w:rPr>
+          <w:i/>
+        </w:rPr>
+        <w:t>Источники для проверки гипотезы:</w:t>
+      </w:r>
+    </w:p>
+    <w:p>
+      <w:pPr>
+        <w:pStyle w:val="Bullets"/>
+      </w:pPr>
+      <w:r>
+        <w:t>Финансовые отчеты компании и конкурентов</w:t>
+      </w:r>
+    </w:p>
+    <w:p>
+      <w:pPr>
+        <w:spacing w:beforeLines="60" w:before="144" w:afterLines="60" w:after="144"/>
+      </w:pPr>
+      <w:r>
+        <w:t>Признаки подтверждения гипотезы:</w:t>
+      </w:r>
+    </w:p>
+    <w:p>
+      <w:pPr>
+        <w:pStyle w:val="Bullets"/>
+      </w:pPr>
+      <w:r>
+        <w:t>Скорость роста единицы продаваемой продукции у конкурентов и компании: заметное отставание у компании</w:t>
+      </w:r>
+    </w:p>
+    <w:p>
+      <w:pPr>
+        <w:pStyle w:val="Bullets"/>
+      </w:pPr>
+      <w:r>
+        <w:t>Скорость роста выручки у компании заметно медленнее, чем у большинства конкурентов</w:t>
+      </w:r>
+    </w:p>
+    <w:p>
+      <w:pPr>
+        <w:spacing w:beforeLines="60" w:before="144" w:afterLines="60" w:after="144"/>
+      </w:pPr>
+      <w:r>
+        <w:t>Алгоритм подтверждения гипотезы:</w:t>
+      </w:r>
+    </w:p>
+    <w:p>
+      <w:pPr>
+        <w:pStyle w:val="Bullets"/>
+      </w:pPr>
+      <w:r>
+        <w:t>Расчеты на базе отчетов по МСФО компании и конкурентов</w:t>
+      </w:r>
+    </w:p>
+    <w:p>
+      <w:pPr>
+        <w:pStyle w:val="Bullets"/>
+      </w:pPr>
+      <w:r>
+        <w:t>Вопросы для обсуждения</w:t>
+      </w:r>
+      <w:r>
+        <w:t xml:space="preserve"> /</w:t>
+      </w:r>
+      <w:r>
+        <w:t xml:space="preserve"> уточнения:</w:t>
+      </w:r>
+    </w:p>
+    <w:p>
+      <w:pPr>
+        <w:pStyle w:val="Bullets"/>
+      </w:pPr>
+      <w:r>
+        <w:t>Замеряли ли вы метрики операционной эффективности? Как они изменились?</w:t>
+      </w:r>
+    </w:p>
+    <w:p>
+      <w:pPr>
+        <w:pStyle w:val="Bullets"/>
+      </w:pPr>
+      <w:r>
+        <w:t>Производили ли вы корректировку цен? В связи с чем?</w:t>
+      </w:r>
+      <w:r>
+        <w:t xml:space="preserve"> В ответ на действия конкурентов или из-за роста затрат компании?</w:t>
+      </w:r>
+    </w:p>
+    <w:p>
+      <w:pPr>
+        <w:pStyle w:val="Bullets"/>
+      </w:pPr>
+      <w:r>
+        <w:t xml:space="preserve">Есть ли политика ценообразования (ценовые коридоры, скидочные правила) и соблюдается ли она на практике? </w:t>
+      </w:r>
+    </w:p>
+    <w:p>
+      <w:pPr>
+        <w:spacing w:beforeLines="60" w:before="144" w:afterLines="60" w:after="144"/>
+      </w:pPr>
+      <w:r>
+        <w:t>Возможные действия:</w:t>
+      </w:r>
+    </w:p>
+    <w:p>
+      <w:pPr>
+        <w:pStyle w:val="Bullets"/>
+      </w:pPr>
+      <w:r>
+        <w:t>Пересмотреть условия контрактов, индексировать цены</w:t>
+      </w:r>
+    </w:p>
+    <w:p>
+      <w:pPr>
+        <w:pStyle w:val="Bullets"/>
+      </w:pPr>
+      <w:r>
+        <w:t>Внедрить динамическое ценообразование</w:t>
+      </w:r>
+    </w:p>
+    <w:p>
+      <w:pPr>
+        <w:pStyle w:val="Bullets"/>
+      </w:pPr>
+      <w:r>
+        <w:t>Запустить собственное производство</w:t>
+      </w:r>
+    </w:p>
+    <w:p>
+      <w:pPr>
+        <w:pStyle w:val="1"/>
+        <w:ind w:hanging="360"/>
+      </w:pPr>
+      <w:r>
+        <w:lastRenderedPageBreak/>
+        <w:t>ДЕНЕЖНЫЙ ПОТОК ОТРИЦАТЕЛЬНЫЙ, НЕСМОТРЯ НА ПРИБЫЛЬ</w:t>
+      </w:r>
+    </w:p>
+    <w:p>
+      <w:pPr>
+        <w:spacing w:beforeLines="60" w:before="144" w:afterLines="60" w:after="144"/>
+      </w:pPr>
+      <w:r>
+        <w:rPr>
+          <w:b/>
+          <w:bCs/>
+        </w:rPr>
+        <w:t>ОПИСАНИЕ</w:t>
+      </w:r>
+      <w:r>
+        <w:t>: проблемы с управлением оборотным капиталом.</w:t>
+      </w:r>
+    </w:p>
+    <w:p>
+      <w:pPr>
+        <w:spacing w:beforeLines="60" w:before="144" w:afterLines="60" w:after="144"/>
+      </w:pPr>
+      <w:r>
+        <w:rPr>
+          <w:b/>
+          <w:bCs/>
+        </w:rPr>
+        <w:t>ГИПОТЕЗЫ</w:t>
+      </w:r>
+      <w:r>
+        <w:t>:</w:t>
+      </w:r>
+    </w:p>
+    <w:p>
+      <w:pPr>
+        <w:pStyle w:val="-0"/>
+      </w:pPr>
+      <w:bookmarkStart w:id="44" w:name="_Hlk208394174"/>
+      <w:r>
+        <w:t>РОСТ ДЕБИТОРСКОЙ ЗАДОЛЖЕННОСТИ</w:t>
+      </w:r>
+      <w:bookmarkEnd w:id="44"/>
+    </w:p>
+    <w:p>
+      <w:pPr>
+        <w:spacing w:beforeLines="60" w:before="144" w:afterLines="60" w:after="144"/>
+        <w:rPr>
+          <w:i/>
+        </w:rPr>
+      </w:pPr>
+      <w:r>
+        <w:rPr>
+          <w:i/>
+        </w:rPr>
+        <w:t>Источники для проверки гипотезы:</w:t>
+      </w:r>
+    </w:p>
+    <w:p>
+      <w:pPr>
+        <w:pStyle w:val="Bullets"/>
+      </w:pPr>
+      <w:r>
+        <w:t>Финансовые отчеты компании</w:t>
+      </w:r>
+    </w:p>
+    <w:p>
+      <w:pPr>
+        <w:spacing w:beforeLines="60" w:before="144" w:afterLines="60" w:after="144"/>
+      </w:pPr>
+      <w:r>
+        <w:t>Признаки подтверждения гипотезы:</w:t>
+      </w:r>
+    </w:p>
+    <w:p>
+      <w:pPr>
+        <w:pStyle w:val="Bullets"/>
+      </w:pPr>
+      <w:r>
+        <w:t xml:space="preserve">Рост ДЗ в днях оборота или в % к выручке </w:t>
+      </w:r>
+    </w:p>
+    <w:p>
+      <w:pPr>
+        <w:pStyle w:val="Bullets"/>
+      </w:pPr>
+      <w:r>
+        <w:t>Поступательный рост данного показателя относительно нескольких предыдущих лет, либо большой разовый рост [обычно, вследствие получения какого-то крупного контракта]</w:t>
+      </w:r>
+    </w:p>
+    <w:p>
+      <w:pPr>
+        <w:spacing w:beforeLines="60" w:before="144" w:afterLines="60" w:after="144"/>
+      </w:pPr>
+      <w:r>
+        <w:t>Алгоритм подтверждения гипотезы:</w:t>
+      </w:r>
+    </w:p>
+    <w:p>
+      <w:pPr>
+        <w:pStyle w:val="Bullets"/>
+      </w:pPr>
+      <w:r>
+        <w:t xml:space="preserve">Расчеты на базе отчетов по МСФО </w:t>
+      </w:r>
+    </w:p>
+    <w:p>
+      <w:pPr>
+        <w:spacing w:beforeLines="60" w:before="144" w:afterLines="60" w:after="144"/>
+      </w:pPr>
+      <w:r>
+        <w:t>Вопросы для обсуждения</w:t>
+      </w:r>
+      <w:r>
+        <w:t xml:space="preserve"> /</w:t>
+      </w:r>
+      <w:r>
+        <w:t xml:space="preserve"> уточнения:</w:t>
+      </w:r>
+    </w:p>
+    <w:p>
+      <w:pPr>
+        <w:pStyle w:val="Bullets"/>
+      </w:pPr>
+      <w:r>
+        <w:t>Как изменилась оборачиваемость дебиторской и кредиторской задолженности, запасов за последние 6-12 месяцев? За счет чего?</w:t>
+      </w:r>
+    </w:p>
+    <w:p>
+      <w:pPr>
+        <w:pStyle w:val="Bullets"/>
+      </w:pPr>
+      <w:r>
+        <w:t>Доля просроченной/спорной дебиторской задолженности? Есть ли у вас скоринг клиентов и лимиты для них? Рассматриваете ли возможность ужесточения политики?</w:t>
+      </w:r>
+    </w:p>
+    <w:p>
+      <w:pPr>
+        <w:pStyle w:val="Bullets"/>
+      </w:pPr>
+      <w:r>
+        <w:t>Какие меры по управлению дебиторской задолженностью вы планируете принимать? Какие эффекты ожидаете получить?</w:t>
+      </w:r>
+    </w:p>
+    <w:p>
+      <w:pPr>
+        <w:pStyle w:val="-0"/>
+      </w:pPr>
+      <w:bookmarkStart w:id="45" w:name="_Hlk208394179"/>
+      <w:r>
+        <w:t>РОСТ ЗАПАСОВ</w:t>
+      </w:r>
+    </w:p>
+    <w:bookmarkEnd w:id="45"/>
+    <w:p>
+      <w:pPr>
+        <w:spacing w:beforeLines="60" w:before="144" w:afterLines="60" w:after="144"/>
+        <w:rPr>
+          <w:i/>
+        </w:rPr>
+      </w:pPr>
+      <w:r>
+        <w:rPr>
+          <w:i/>
+        </w:rPr>
+        <w:t>Источники для проверки гипотезы:</w:t>
+      </w:r>
+    </w:p>
+    <w:p>
+      <w:pPr>
+        <w:pStyle w:val="Bullets"/>
+      </w:pPr>
+      <w:r>
+        <w:t>Финансовые отчеты компании</w:t>
+      </w:r>
+    </w:p>
+    <w:p>
+      <w:pPr>
+        <w:spacing w:beforeLines="60" w:before="144" w:afterLines="60" w:after="144"/>
+      </w:pPr>
+      <w:r>
+        <w:t>Признаки подтверждения гипотезы:</w:t>
+      </w:r>
+    </w:p>
+    <w:p>
+      <w:pPr>
+        <w:pStyle w:val="Bullets"/>
+      </w:pPr>
+      <w:r>
+        <w:t>Аналогично дебиторской задолженности, только по статям «запасы» готовой продукции, незавершенного производства, сырья. По каждой статьи буду свои причины возникновения проблем, которые далее уточняются в вопросах на встрече</w:t>
+      </w:r>
+    </w:p>
+    <w:p>
+      <w:pPr>
+        <w:spacing w:beforeLines="60" w:before="144" w:afterLines="60" w:after="144"/>
+      </w:pPr>
+      <w:r>
+        <w:t>Алгоритм подтверждения гипотезы:</w:t>
+      </w:r>
+    </w:p>
+    <w:p>
+      <w:pPr>
+        <w:pStyle w:val="Bullets"/>
+      </w:pPr>
+      <w:r>
+        <w:t xml:space="preserve">Расчеты на базе отчетов по МСФО </w:t>
+      </w:r>
+    </w:p>
+    <w:p>
+      <w:pPr>
+        <w:spacing w:beforeLines="60" w:before="144" w:afterLines="60" w:after="144"/>
+      </w:pPr>
+      <w:r>
+        <w:t>Вопросы для обсуждения</w:t>
+      </w:r>
+      <w:r>
+        <w:t xml:space="preserve"> /</w:t>
+      </w:r>
+      <w:r>
+        <w:t xml:space="preserve"> уточнения:</w:t>
+      </w:r>
+    </w:p>
+    <w:p>
+      <w:pPr>
+        <w:pStyle w:val="Bullets"/>
+      </w:pPr>
+      <w:r>
+        <w:t>Растут ли запасы, нет ли их устаревания? Как организована система управления запасами?</w:t>
+      </w:r>
+    </w:p>
+    <w:p>
+      <w:pPr>
+        <w:pStyle w:val="Bullets"/>
+      </w:pPr>
+      <w:r>
+        <w:t xml:space="preserve">Какой процент запасов заморожен в неликвидах и как часто проводится ревизия по годности/востребованности? </w:t>
+      </w:r>
+    </w:p>
+    <w:p>
+      <w:pPr>
+        <w:pStyle w:val="Bullets"/>
+      </w:pPr>
+      <w:r>
+        <w:t>Рассматривали ли вы динамическое управление запасами или программы распродаж для высвобождения CF?</w:t>
+      </w:r>
+    </w:p>
+    <w:p>
+      <w:pPr>
+        <w:keepNext/>
+        <w:spacing w:beforeLines="60" w:before="144" w:afterLines="60" w:after="144"/>
+      </w:pPr>
+      <w:r>
+        <w:lastRenderedPageBreak/>
+        <w:t>Возможные действия:</w:t>
+      </w:r>
+    </w:p>
+    <w:p>
+      <w:pPr>
+        <w:pStyle w:val="Bullets"/>
+      </w:pPr>
+      <w:r>
+        <w:t>Ужесточить политику по работе с дебиторской задолженностью, внедрить практику управления запасами</w:t>
+      </w:r>
+    </w:p>
+    <w:p>
+      <w:pPr>
+        <w:pStyle w:val="Bullets"/>
+      </w:pPr>
+      <w:r>
+        <w:t>Внедрить систему планирования cash flow и управления оборотным капиталом</w:t>
+      </w:r>
+    </w:p>
+    <w:p>
+      <w:pPr>
+        <w:pStyle w:val="Bullets"/>
+      </w:pPr>
+      <w:r>
+        <w:t>Пересмотреть инвестиционную стратегию</w:t>
+      </w:r>
+    </w:p>
+    <w:p>
+      <w:pPr>
+        <w:pStyle w:val="1"/>
+        <w:ind w:hanging="360"/>
+      </w:pPr>
+      <w:r>
+        <w:t>ВЫСОКАЯ РЕНТАБЕЛЬНОСТЬ, НО НИЗКАЯ ЛИКВИДНОСТЬ</w:t>
+      </w:r>
+    </w:p>
+    <w:p>
+      <w:pPr>
+        <w:spacing w:beforeLines="60" w:before="144" w:afterLines="60" w:after="144"/>
+      </w:pPr>
+      <w:r>
+        <w:rPr>
+          <w:b/>
+          <w:bCs/>
+        </w:rPr>
+        <w:t>ОПИСАНИЕ</w:t>
+      </w:r>
+      <w:r>
+        <w:t>: прибыль заморожена в активах (недвижимость, оборудование и пр.).</w:t>
+      </w:r>
+    </w:p>
+    <w:p>
+      <w:pPr>
+        <w:spacing w:beforeLines="60" w:before="144" w:afterLines="60" w:after="144"/>
+      </w:pPr>
+      <w:r>
+        <w:rPr>
+          <w:b/>
+          <w:bCs/>
+        </w:rPr>
+        <w:t>ГИПОТЕЗЫ</w:t>
+      </w:r>
+      <w:r>
+        <w:t>:</w:t>
+      </w:r>
+    </w:p>
+    <w:p>
+      <w:pPr>
+        <w:pStyle w:val="-0"/>
+      </w:pPr>
+      <w:bookmarkStart w:id="46" w:name="_Hlk208394204"/>
+      <w:r>
+        <w:t>ОТСУТСТВИЕ КОНТРОЛЯ ЗА ДЕНЕЖНОЙ ПОЗИЦИЕЙ</w:t>
+      </w:r>
+      <w:bookmarkEnd w:id="46"/>
+    </w:p>
+    <w:p>
+      <w:pPr>
+        <w:spacing w:beforeLines="60" w:before="144" w:afterLines="60" w:after="144"/>
+        <w:rPr>
+          <w:i/>
+        </w:rPr>
+      </w:pPr>
+      <w:r>
+        <w:rPr>
+          <w:i/>
+        </w:rPr>
+        <w:t>Источники для проверки гипотезы:</w:t>
+      </w:r>
+    </w:p>
+    <w:p>
+      <w:pPr>
+        <w:pStyle w:val="Bullets"/>
+      </w:pPr>
+      <w:r>
+        <w:t>Финансовые отчеты компании</w:t>
+      </w:r>
+    </w:p>
+    <w:p>
+      <w:pPr>
+        <w:spacing w:beforeLines="60" w:before="144" w:afterLines="60" w:after="144"/>
+      </w:pPr>
+      <w:r>
+        <w:t>Признаки подтверждения гипотезы:</w:t>
+      </w:r>
+    </w:p>
+    <w:p>
+      <w:pPr>
+        <w:pStyle w:val="Bullets"/>
+      </w:pPr>
+      <w:r>
+        <w:t>Существенное увеличение статей оборотного капитала: запасы, незавершенное производство, дебиторская задолженность; авансы поставщикам</w:t>
+      </w:r>
+    </w:p>
+    <w:p>
+      <w:pPr>
+        <w:pStyle w:val="Bullets"/>
+      </w:pPr>
+      <w:r>
+        <w:t>Существенное снижение статьи «кредиторская задолженность»</w:t>
+      </w:r>
+    </w:p>
+    <w:p>
+      <w:pPr>
+        <w:pStyle w:val="Bullets"/>
+      </w:pPr>
+      <w:r>
+        <w:t>Денежный поток от операционной деятельности меньше, чем денежный отток по инвестиционной деятельности и/или финансовой</w:t>
+      </w:r>
+    </w:p>
+    <w:p>
+      <w:pPr>
+        <w:spacing w:beforeLines="60" w:before="144" w:afterLines="60" w:after="144"/>
+      </w:pPr>
+      <w:r>
+        <w:t>Алгоритм подтверждения гипотезы:</w:t>
+      </w:r>
+    </w:p>
+    <w:p>
+      <w:pPr>
+        <w:pStyle w:val="Bullets"/>
+      </w:pPr>
+      <w:r>
+        <w:t xml:space="preserve">Расчеты на базе отчетов по МСФО </w:t>
+      </w:r>
+    </w:p>
+    <w:p>
+      <w:pPr>
+        <w:spacing w:beforeLines="60" w:before="144" w:afterLines="60" w:after="144"/>
+      </w:pPr>
+      <w:r>
+        <w:t>Вопросы для обсуждения</w:t>
+      </w:r>
+      <w:r>
+        <w:t xml:space="preserve"> /</w:t>
+      </w:r>
+      <w:r>
+        <w:t xml:space="preserve"> уточнения:</w:t>
+      </w:r>
+    </w:p>
+    <w:p>
+      <w:pPr>
+        <w:pStyle w:val="Bullets"/>
+      </w:pPr>
+      <w:r>
+        <w:t>Где замораживается оборотный капитал (дебиторская задолженность или запасы)?</w:t>
+      </w:r>
+    </w:p>
+    <w:p>
+      <w:pPr>
+        <w:pStyle w:val="Bullets"/>
+      </w:pPr>
+      <w:r>
+        <w:t xml:space="preserve">Есть ли еженедельный/ежедневный cash-flow прогноз? </w:t>
+      </w:r>
+    </w:p>
+    <w:p>
+      <w:pPr>
+        <w:pStyle w:val="Bullets"/>
+      </w:pPr>
+      <w:r>
+        <w:t>Какие лимиты денежных средств вы держите на случай просадок?</w:t>
+      </w:r>
+    </w:p>
+    <w:p>
+      <w:pPr>
+        <w:pStyle w:val="-0"/>
+      </w:pPr>
+      <w:bookmarkStart w:id="47" w:name="_Hlk208394209"/>
+      <w:r>
+        <w:t>ИНВЕСТИЦИИ БЕЗ РАСЧ</w:t>
+      </w:r>
+      <w:r>
+        <w:t>Е</w:t>
+      </w:r>
+      <w:r>
+        <w:t>ТА НА ВОЗВРАТ</w:t>
+      </w:r>
+      <w:bookmarkEnd w:id="47"/>
+    </w:p>
+    <w:p>
+      <w:pPr>
+        <w:spacing w:beforeLines="60" w:before="144" w:afterLines="60" w:after="144"/>
+        <w:rPr>
+          <w:i/>
+        </w:rPr>
+      </w:pPr>
+      <w:r>
+        <w:rPr>
+          <w:i/>
+        </w:rPr>
+        <w:t>Источники для проверки гипотезы:</w:t>
+      </w:r>
+    </w:p>
+    <w:p>
+      <w:pPr>
+        <w:pStyle w:val="Bullets"/>
+      </w:pPr>
+      <w:r>
+        <w:t>Финансовые отчеты компании</w:t>
+      </w:r>
+    </w:p>
+    <w:p>
+      <w:pPr>
+        <w:pStyle w:val="Bullets"/>
+      </w:pPr>
+      <w:r>
+        <w:t>Интервью топ-менеджмента</w:t>
+      </w:r>
+    </w:p>
+    <w:p>
+      <w:pPr>
+        <w:spacing w:beforeLines="60" w:before="144" w:afterLines="60" w:after="144"/>
+      </w:pPr>
+      <w:r>
+        <w:t>Признаки подтверждения гипотезы:</w:t>
+      </w:r>
+    </w:p>
+    <w:p>
+      <w:pPr>
+        <w:pStyle w:val="Bullets"/>
+      </w:pPr>
+      <w:r>
+        <w:t>Увеличение инвестиций во внеоборотные средства на фоне высоких процентных ставок: реальная процентная ставка от 6-8 п.п.</w:t>
+      </w:r>
+    </w:p>
+    <w:p>
+      <w:pPr>
+        <w:pStyle w:val="Bullets"/>
+      </w:pPr>
+      <w:r>
+        <w:t xml:space="preserve">Информация из интервью топ-менеджмента об инвестициях в проектах с </w:t>
+      </w:r>
+      <w:r>
+        <w:rPr>
+          <w:lang w:val="en-US"/>
+        </w:rPr>
+        <w:t>IRR</w:t>
+      </w:r>
+      <w:r>
+        <w:t xml:space="preserve"> менее 15-20%</w:t>
+      </w:r>
+    </w:p>
+    <w:p>
+      <w:pPr>
+        <w:spacing w:beforeLines="60" w:before="144" w:afterLines="60" w:after="144"/>
+      </w:pPr>
+      <w:r>
+        <w:t>Алгоритм подтверждения гипотезы:</w:t>
+      </w:r>
+    </w:p>
+    <w:p>
+      <w:pPr>
+        <w:pStyle w:val="Bullets"/>
+      </w:pPr>
+      <w:r>
+        <w:t xml:space="preserve">Смотрим динамику по статьям внеоборотных средств на базе отчетов по МСФО </w:t>
+      </w:r>
+    </w:p>
+    <w:p>
+      <w:pPr>
+        <w:pStyle w:val="Bullets"/>
+      </w:pPr>
+      <w:r>
+        <w:t>Реальную ставку считаем как «номинальная процентная ставка по кредиту минус инфляция (обычно ИПЦ)»</w:t>
+      </w:r>
+    </w:p>
+    <w:p>
+      <w:pPr>
+        <w:pStyle w:val="Bullets"/>
+      </w:pPr>
+      <w:r>
+        <w:t>Смотрим бизнес-план по инвест проекту, если направлялся в банк</w:t>
+      </w:r>
+    </w:p>
+    <w:p>
+      <w:pPr>
+        <w:pStyle w:val="Bullets"/>
+      </w:pPr>
+      <w:r>
+        <w:lastRenderedPageBreak/>
+        <w:t>Парсим новости</w:t>
+      </w:r>
+    </w:p>
+    <w:p>
+      <w:pPr>
+        <w:spacing w:beforeLines="60" w:before="144" w:afterLines="60" w:after="144"/>
+      </w:pPr>
+      <w:r>
+        <w:t>Вопросы для обсуждения</w:t>
+      </w:r>
+      <w:r>
+        <w:t xml:space="preserve"> /</w:t>
+      </w:r>
+      <w:r>
+        <w:t xml:space="preserve"> уточнения:</w:t>
+      </w:r>
+    </w:p>
+    <w:p>
+      <w:pPr>
+        <w:pStyle w:val="Bullets"/>
+      </w:pPr>
+      <w:r>
+        <w:t>Какие текущие инвестиции не дают ожидаемого возврата и через какой срок ожидается окупаемость?</w:t>
+      </w:r>
+    </w:p>
+    <w:p>
+      <w:pPr>
+        <w:pStyle w:val="Bullets"/>
+      </w:pPr>
+      <w:r>
+        <w:t>Как оценивалась привлекательность инвестпроектов при принятии решения?</w:t>
+      </w:r>
+    </w:p>
+    <w:p>
+      <w:pPr>
+        <w:pStyle w:val="Bullets"/>
+      </w:pPr>
+      <w:r>
+        <w:t xml:space="preserve">Проводится ли оценка фактических показателей? </w:t>
+      </w:r>
+    </w:p>
+    <w:p>
+      <w:pPr>
+        <w:pStyle w:val="Bullets"/>
+      </w:pPr>
+      <w:r>
+        <w:t>Рассматривали ли вы временное замораживание CAPEX или продажу активов для восстановления ликвидности?</w:t>
+      </w:r>
+    </w:p>
+    <w:p>
+      <w:pPr>
+        <w:spacing w:beforeLines="60" w:before="144" w:afterLines="60" w:after="144"/>
+      </w:pPr>
+      <w:r>
+        <w:t>Возможные действия:</w:t>
+      </w:r>
+    </w:p>
+    <w:p>
+      <w:pPr>
+        <w:pStyle w:val="Bullets"/>
+      </w:pPr>
+      <w:r>
+        <w:t xml:space="preserve">Продать часть активов </w:t>
+      </w:r>
+    </w:p>
+    <w:p>
+      <w:pPr>
+        <w:pStyle w:val="Bullets"/>
+      </w:pPr>
+      <w:r>
+        <w:t>Оптимизировать структуру капитала</w:t>
+      </w:r>
+    </w:p>
+    <w:p>
+      <w:pPr>
+        <w:pStyle w:val="Bullets"/>
+      </w:pPr>
+      <w:r>
+        <w:t xml:space="preserve">Внедрить </w:t>
+      </w:r>
+      <w:r>
+        <w:t>KPI</w:t>
+      </w:r>
+      <w:r>
+        <w:t xml:space="preserve"> по денежному циклу</w:t>
+      </w:r>
+    </w:p>
+    <w:p>
+      <w:pPr>
+        <w:pStyle w:val="1"/>
+        <w:ind w:hanging="360"/>
+      </w:pPr>
+      <w:r>
+        <w:t>КУРС ВАЛЮТ МЕНЯЕТСЯ, ЧТО ПРИВОДИТ К РЕЗКОМУ РОСТУ ЗАТРАТ</w:t>
+      </w:r>
+    </w:p>
+    <w:p>
+      <w:pPr>
+        <w:spacing w:beforeLines="60" w:before="144" w:afterLines="60" w:after="144"/>
+      </w:pPr>
+      <w:r>
+        <w:rPr>
+          <w:b/>
+          <w:bCs/>
+        </w:rPr>
+        <w:t>ОПИСАНИЕ</w:t>
+      </w:r>
+      <w:r>
+        <w:t>: зависимость от импорта без хеджирования рисков.</w:t>
+      </w:r>
+    </w:p>
+    <w:p>
+      <w:pPr>
+        <w:spacing w:beforeLines="60" w:before="144" w:afterLines="60" w:after="144"/>
+      </w:pPr>
+      <w:r>
+        <w:rPr>
+          <w:b/>
+          <w:bCs/>
+        </w:rPr>
+        <w:t>ГИПОТЕЗЫ</w:t>
+      </w:r>
+      <w:r>
+        <w:t>:</w:t>
+      </w:r>
+    </w:p>
+    <w:p>
+      <w:pPr>
+        <w:pStyle w:val="-0"/>
+      </w:pPr>
+      <w:bookmarkStart w:id="48" w:name="_Hlk208394227"/>
+      <w:r>
+        <w:t>ВАЛЮТНЫЕ ЗАКУПКИ БЕЗ ХЕДЖИРОВАНИЯ</w:t>
+      </w:r>
+    </w:p>
+    <w:bookmarkEnd w:id="48"/>
+    <w:p>
+      <w:pPr>
+        <w:spacing w:beforeLines="60" w:before="144" w:afterLines="60" w:after="144"/>
+        <w:rPr>
+          <w:i/>
+        </w:rPr>
+      </w:pPr>
+      <w:r>
+        <w:rPr>
+          <w:i/>
+        </w:rPr>
+        <w:t>Источники для проверки гипотезы:</w:t>
+      </w:r>
+    </w:p>
+    <w:p>
+      <w:pPr>
+        <w:pStyle w:val="Bullets"/>
+      </w:pPr>
+      <w:r>
+        <w:t>Финансовые отчеты компании</w:t>
+      </w:r>
+    </w:p>
+    <w:p>
+      <w:pPr>
+        <w:pStyle w:val="Bullets"/>
+      </w:pPr>
+      <w:r>
+        <w:t>Банк России</w:t>
+      </w:r>
+    </w:p>
+    <w:p>
+      <w:pPr>
+        <w:pStyle w:val="Bullets"/>
+      </w:pPr>
+      <w:r>
+        <w:t>Отраслевые агентства</w:t>
+      </w:r>
+    </w:p>
+    <w:p>
+      <w:pPr>
+        <w:spacing w:beforeLines="60" w:before="144" w:afterLines="60" w:after="144"/>
+      </w:pPr>
+      <w:r>
+        <w:t>Признаки подтверждения гипотезы:</w:t>
+      </w:r>
+    </w:p>
+    <w:p>
+      <w:pPr>
+        <w:pStyle w:val="Bullets"/>
+      </w:pPr>
+      <w:r>
+        <w:t>Отсутствие форвардных или иных хеджирующих контрактов на валютный курс</w:t>
+      </w:r>
+    </w:p>
+    <w:p>
+      <w:pPr>
+        <w:pStyle w:val="Bullets"/>
+      </w:pPr>
+      <w:r>
+        <w:t>Зависимость отрасли от импорта сырья (в отчетах отраслевых агентств)</w:t>
+      </w:r>
+    </w:p>
+    <w:p>
+      <w:pPr>
+        <w:pStyle w:val="Bullets"/>
+      </w:pPr>
+      <w:r>
+        <w:t>Негативная динамика курса рубля в отчетном периоде</w:t>
+      </w:r>
+    </w:p>
+    <w:p>
+      <w:pPr>
+        <w:spacing w:beforeLines="60" w:before="144" w:afterLines="60" w:after="144"/>
+      </w:pPr>
+      <w:r>
+        <w:t>Алгоритм подтверждения гипотезы:</w:t>
+      </w:r>
+    </w:p>
+    <w:p>
+      <w:pPr>
+        <w:pStyle w:val="Bullets"/>
+      </w:pPr>
+      <w:r>
+        <w:t>Смотрим комментарии в отчетах по МСФО по хеджированию</w:t>
+      </w:r>
+    </w:p>
+    <w:p>
+      <w:pPr>
+        <w:pStyle w:val="Bullets"/>
+      </w:pPr>
+      <w:r>
+        <w:t>В отчетах агентств или аналитическом хабе берем долю импорта сырья в отрасли. Альтернативно, можно посмотреть импорт через статистику ФТС. Потребление сырья либо есть в отчетах агентств, либо может быть рассчитано на основе удельных норм расхода</w:t>
+      </w:r>
+    </w:p>
+    <w:p>
+      <w:pPr>
+        <w:pStyle w:val="Bullets"/>
+      </w:pPr>
+      <w:r>
+        <w:t>Динамика курса берется с сайта Банка России</w:t>
+      </w:r>
+    </w:p>
+    <w:p>
+      <w:pPr>
+        <w:spacing w:beforeLines="60" w:before="144" w:afterLines="60" w:after="144"/>
+      </w:pPr>
+      <w:r>
+        <w:t>Вопросы для обсуждения</w:t>
+      </w:r>
+      <w:r>
+        <w:t xml:space="preserve"> /</w:t>
+      </w:r>
+      <w:r>
+        <w:t xml:space="preserve"> уточнения:</w:t>
+      </w:r>
+    </w:p>
+    <w:p>
+      <w:pPr>
+        <w:pStyle w:val="Bullets"/>
+      </w:pPr>
+      <w:r>
+        <w:t>Какая доля валютной составляющей в себестоимости и операционных расходах? В какой валюте происходят оплаты поставщикам?</w:t>
+      </w:r>
+    </w:p>
+    <w:p>
+      <w:pPr>
+        <w:pStyle w:val="Bullets"/>
+      </w:pPr>
+      <w:r>
+        <w:t>Утверждена ли политика хеджирования валютных рисков и какой статус текущего портфеля хеджей? Используются ли методы сценарного планирования в компании?</w:t>
+      </w:r>
+    </w:p>
+    <w:p>
+      <w:pPr>
+        <w:pStyle w:val="Bullets"/>
+      </w:pPr>
+      <w:r>
+        <w:lastRenderedPageBreak/>
+        <w:t xml:space="preserve">Какие быстрые меры по снижению валютного риска возможны (переговоры о валюте контрактов, переключение на локальных поставщиков)? </w:t>
+      </w:r>
+    </w:p>
+    <w:p>
+      <w:pPr>
+        <w:pStyle w:val="-0"/>
+      </w:pPr>
+      <w:bookmarkStart w:id="49" w:name="_Hlk208394232"/>
+      <w:r>
+        <w:t>ВАЛЮТНЫЕ КРЕДИТЫ С ПЕРЕОЦЕНКОЙ</w:t>
+      </w:r>
+    </w:p>
+    <w:bookmarkEnd w:id="49"/>
+    <w:p>
+      <w:pPr>
+        <w:spacing w:beforeLines="60" w:before="144" w:afterLines="60" w:after="144"/>
+        <w:rPr>
+          <w:i/>
+        </w:rPr>
+      </w:pPr>
+      <w:r>
+        <w:rPr>
+          <w:i/>
+        </w:rPr>
+        <w:t>Источники для проверки гипотезы:</w:t>
+      </w:r>
+    </w:p>
+    <w:p>
+      <w:pPr>
+        <w:pStyle w:val="Bullets"/>
+      </w:pPr>
+      <w:r>
+        <w:t>Финансовые отчеты компании</w:t>
+      </w:r>
+    </w:p>
+    <w:p>
+      <w:pPr>
+        <w:pStyle w:val="Bullets"/>
+      </w:pPr>
+      <w:r>
+        <w:t>Банк России</w:t>
+      </w:r>
+    </w:p>
+    <w:p>
+      <w:r>
+        <w:t>Признаки подтверждения гипотезы:</w:t>
+      </w:r>
+    </w:p>
+    <w:p>
+      <w:pPr>
+        <w:pStyle w:val="Bullets"/>
+      </w:pPr>
+      <w:r>
+        <w:t>Существенный объем активов или пассивов, номинированных в валюте</w:t>
+      </w:r>
+    </w:p>
+    <w:p>
+      <w:pPr>
+        <w:pStyle w:val="Bullets"/>
+      </w:pPr>
+      <w:r>
+        <w:t>Негативная динамика курса рубля в отчетном периоде</w:t>
+      </w:r>
+    </w:p>
+    <w:p>
+      <w:pPr>
+        <w:spacing w:beforeLines="60" w:before="144" w:afterLines="60" w:after="144"/>
+      </w:pPr>
+      <w:r>
+        <w:t>Алгоритм подтверждения гипотезы:</w:t>
+      </w:r>
+    </w:p>
+    <w:p>
+      <w:pPr>
+        <w:pStyle w:val="Bullets"/>
+      </w:pPr>
+      <w:r>
+        <w:t xml:space="preserve">Расчеты на базе отчетов по МСФО </w:t>
+      </w:r>
+    </w:p>
+    <w:p>
+      <w:pPr>
+        <w:pStyle w:val="Bullets"/>
+      </w:pPr>
+      <w:r>
+        <w:t>Курс рубля на сайте Банка России</w:t>
+      </w:r>
+    </w:p>
+    <w:p>
+      <w:pPr>
+        <w:spacing w:beforeLines="60" w:before="144" w:afterLines="60" w:after="144"/>
+      </w:pPr>
+      <w:r>
+        <w:t>Вопросы для обсуждения</w:t>
+      </w:r>
+      <w:r>
+        <w:t xml:space="preserve"> /</w:t>
+      </w:r>
+      <w:r>
+        <w:t xml:space="preserve"> уточнения:</w:t>
+      </w:r>
+    </w:p>
+    <w:p>
+      <w:pPr>
+        <w:pStyle w:val="Bullets"/>
+      </w:pPr>
+      <w:r>
+        <w:t>Доля валютных кредитов в балансе и как часто происходит переоценка?</w:t>
+      </w:r>
+    </w:p>
+    <w:p>
+      <w:pPr>
+        <w:pStyle w:val="Bullets"/>
+      </w:pPr>
+      <w:r>
+        <w:t xml:space="preserve">Как изменение курса влияет на процентные расходы и ковенанты по долгам? </w:t>
+      </w:r>
+    </w:p>
+    <w:p>
+      <w:pPr>
+        <w:pStyle w:val="Bullets"/>
+      </w:pPr>
+      <w:r>
+        <w:t>Есть ли опции рефинансирования или перекредитования в локальной валюте?</w:t>
+      </w:r>
+    </w:p>
+    <w:p>
+      <w:pPr>
+        <w:pStyle w:val="-0"/>
+      </w:pPr>
+      <w:bookmarkStart w:id="50" w:name="_Hlk208394235"/>
+      <w:r>
+        <w:t>ОТСУТСТВИЕ ПОЛИТИКИ УПРАВЛЕНИЯ РИСКАМИ</w:t>
+      </w:r>
+    </w:p>
+    <w:bookmarkEnd w:id="50"/>
+    <w:p>
+      <w:pPr>
+        <w:spacing w:beforeLines="60" w:before="144" w:afterLines="60" w:after="144"/>
+        <w:rPr>
+          <w:i/>
+        </w:rPr>
+      </w:pPr>
+      <w:r>
+        <w:rPr>
+          <w:i/>
+        </w:rPr>
+        <w:t>Источники для проверки гипотезы:</w:t>
+      </w:r>
+    </w:p>
+    <w:p>
+      <w:pPr>
+        <w:pStyle w:val="Bullets"/>
+      </w:pPr>
+      <w:r>
+        <w:t>Финансовые отчеты компании</w:t>
+      </w:r>
+    </w:p>
+    <w:p>
+      <w:pPr>
+        <w:spacing w:beforeLines="60" w:before="144" w:afterLines="60" w:after="144"/>
+      </w:pPr>
+      <w:r>
+        <w:t>Признаки подтверждения гипотезы:</w:t>
+      </w:r>
+    </w:p>
+    <w:p>
+      <w:pPr>
+        <w:pStyle w:val="Bullets"/>
+      </w:pPr>
+      <w:r>
+        <w:t>Отсутствие упоминания о политике управления рисками в финансовых отчетах</w:t>
+      </w:r>
+    </w:p>
+    <w:p>
+      <w:pPr>
+        <w:spacing w:beforeLines="60" w:before="144" w:afterLines="60" w:after="144"/>
+      </w:pPr>
+      <w:r>
+        <w:t>Алгоритм подтверждения гипотезы:</w:t>
+      </w:r>
+    </w:p>
+    <w:p>
+      <w:pPr>
+        <w:pStyle w:val="Bullets"/>
+      </w:pPr>
+      <w:r>
+        <w:t>Смотрим в комментариях к отчету по МСФО в разделе «управление рисками» или аналогичном</w:t>
+      </w:r>
+    </w:p>
+    <w:p>
+      <w:pPr>
+        <w:spacing w:beforeLines="60" w:before="144" w:afterLines="60" w:after="144"/>
+      </w:pPr>
+      <w:r>
+        <w:t>Вопросы для обсуждения</w:t>
+      </w:r>
+      <w:r>
+        <w:t xml:space="preserve"> /</w:t>
+      </w:r>
+      <w:r>
+        <w:t xml:space="preserve"> уточнения:</w:t>
+      </w:r>
+    </w:p>
+    <w:p>
+      <w:pPr>
+        <w:pStyle w:val="Bullets"/>
+      </w:pPr>
+      <w:r>
+        <w:t>Есть ли политика по управлению финансовыми рисками (валютным, процентным и т.д.)?</w:t>
+      </w:r>
+    </w:p>
+    <w:p>
+      <w:pPr>
+        <w:pStyle w:val="Bullets"/>
+      </w:pPr>
+      <w:r>
+        <w:t xml:space="preserve">Проводились ли стресс-тесты на валютные шоки и какие сценарии прорабатывались? </w:t>
+      </w:r>
+    </w:p>
+    <w:p>
+      <w:pPr>
+        <w:pStyle w:val="Bullets"/>
+      </w:pPr>
+      <w:r>
+        <w:t>Кто отвечает в компании за риск-менеджмент и как быстро принимаются решения по корректировке позиций?</w:t>
+      </w:r>
+    </w:p>
+    <w:p>
+      <w:pPr>
+        <w:spacing w:beforeLines="60" w:before="144" w:afterLines="60" w:after="144"/>
+      </w:pPr>
+      <w:r>
+        <w:t>Возможные действия:</w:t>
+      </w:r>
+    </w:p>
+    <w:p>
+      <w:pPr>
+        <w:pStyle w:val="Bullets"/>
+      </w:pPr>
+      <w:r>
+        <w:t>Закрыть открытые валютные позиции</w:t>
+      </w:r>
+    </w:p>
+    <w:p>
+      <w:pPr>
+        <w:pStyle w:val="Bullets"/>
+      </w:pPr>
+      <w:r>
+        <w:t>Внедрить практики сценарного планирования</w:t>
+      </w:r>
+    </w:p>
+    <w:p>
+      <w:pPr>
+        <w:pStyle w:val="1"/>
+        <w:ind w:hanging="360"/>
+      </w:pPr>
+      <w:r>
+        <w:lastRenderedPageBreak/>
+        <w:t>СЕЗОННЫЕ СКАЧКИ ПРИБЫЛИ</w:t>
+      </w:r>
+    </w:p>
+    <w:p>
+      <w:pPr>
+        <w:keepNext/>
+        <w:spacing w:beforeLines="60" w:before="144" w:afterLines="60" w:after="144"/>
+      </w:pPr>
+      <w:r>
+        <w:rPr>
+          <w:b/>
+          <w:bCs/>
+        </w:rPr>
+        <w:t>ОПИСАНИЕ</w:t>
+      </w:r>
+      <w:r>
+        <w:t>: неэффективное управление затратами (закупки + ФОТ).</w:t>
+      </w:r>
+    </w:p>
+    <w:p>
+      <w:pPr>
+        <w:keepNext/>
+        <w:spacing w:beforeLines="60" w:before="144" w:afterLines="60" w:after="144"/>
+      </w:pPr>
+      <w:r>
+        <w:rPr>
+          <w:b/>
+          <w:bCs/>
+        </w:rPr>
+        <w:t>ГИПОТЕЗЫ</w:t>
+      </w:r>
+      <w:r>
+        <w:t>:</w:t>
+      </w:r>
+    </w:p>
+    <w:p>
+      <w:pPr>
+        <w:pStyle w:val="-0"/>
+      </w:pPr>
+      <w:bookmarkStart w:id="51" w:name="_Hlk208394286"/>
+      <w:r>
+        <w:t xml:space="preserve">ПРОДУКТОВЫЙ ПОРТФЕЛЬ НЕ СБАЛАНСИРОВАН </w:t>
+      </w:r>
+    </w:p>
+    <w:bookmarkEnd w:id="51"/>
+    <w:p>
+      <w:pPr>
+        <w:spacing w:beforeLines="60" w:before="144" w:afterLines="60" w:after="144"/>
+        <w:rPr>
+          <w:i/>
+        </w:rPr>
+      </w:pPr>
+      <w:r>
+        <w:rPr>
+          <w:i/>
+        </w:rPr>
+        <w:t>Источники для проверки гипотезы:</w:t>
+      </w:r>
+    </w:p>
+    <w:p>
+      <w:pPr>
+        <w:pStyle w:val="Bullets"/>
+      </w:pPr>
+      <w:r>
+        <w:t>Финансовые отчеты компании</w:t>
+      </w:r>
+    </w:p>
+    <w:p>
+      <w:pPr>
+        <w:spacing w:beforeLines="60" w:before="144" w:afterLines="60" w:after="144"/>
+      </w:pPr>
+      <w:r>
+        <w:t>Признаки подтверждения гипотезы:</w:t>
+      </w:r>
+    </w:p>
+    <w:p>
+      <w:pPr>
+        <w:pStyle w:val="Bullets"/>
+      </w:pPr>
+      <w:r>
+        <w:t xml:space="preserve">Высокая сезонность выручки между кварталами на историческом интервале от 3 лет </w:t>
+      </w:r>
+    </w:p>
+    <w:p>
+      <w:pPr>
+        <w:spacing w:beforeLines="60" w:before="144" w:afterLines="60" w:after="144"/>
+      </w:pPr>
+      <w:r>
+        <w:t>Алгоритм подтверждения гипотезы:</w:t>
+      </w:r>
+    </w:p>
+    <w:p>
+      <w:pPr>
+        <w:pStyle w:val="Bullets"/>
+      </w:pPr>
+      <w:r>
+        <w:t>Расчеты на базе квартальных отчетов по МСФО в течение нескольких лет. Расчет исторической сезонности продаж</w:t>
+      </w:r>
+    </w:p>
+    <w:p>
+      <w:pPr>
+        <w:spacing w:beforeLines="60" w:before="144" w:afterLines="60" w:after="144"/>
+      </w:pPr>
+      <w:r>
+        <w:t>Вопросы для обсуждения</w:t>
+      </w:r>
+      <w:r>
+        <w:t xml:space="preserve"> /</w:t>
+      </w:r>
+      <w:r>
+        <w:t xml:space="preserve"> уточнения:</w:t>
+      </w:r>
+    </w:p>
+    <w:p>
+      <w:pPr>
+        <w:pStyle w:val="Bullets"/>
+      </w:pPr>
+      <w:r>
+        <w:t>Как распределяются выручка и маржа по месяцам? Где пики/провалы и почему?</w:t>
+      </w:r>
+    </w:p>
+    <w:p>
+      <w:pPr>
+        <w:pStyle w:val="Bullets"/>
+      </w:pPr>
+      <w:r>
+        <w:t>Есть ли внесезонные предложения товаров для выравнивания загрузки и CF? Рассматриваете ли возможность создания продукта с увеличенным сроком годности? Что это может быть за продукт?</w:t>
+      </w:r>
+    </w:p>
+    <w:p>
+      <w:pPr>
+        <w:pStyle w:val="Bullets"/>
+      </w:pPr>
+      <w:r>
+        <w:t xml:space="preserve">Какие продукты наиболее зависимы от сезона и можно ли их заменить/дополнить линейкой вне сезона? </w:t>
+      </w:r>
+    </w:p>
+    <w:p>
+      <w:pPr>
+        <w:pStyle w:val="-0"/>
+      </w:pPr>
+      <w:bookmarkStart w:id="52" w:name="_Hlk208394290"/>
+      <w:r>
+        <w:t>НЕЭФФЕКТИВНОЕ УПРАВЛЕНИЕ ЗАТРАТАМИ</w:t>
+      </w:r>
+    </w:p>
+    <w:bookmarkEnd w:id="52"/>
+    <w:p>
+      <w:pPr>
+        <w:spacing w:beforeLines="60" w:before="144" w:afterLines="60" w:after="144"/>
+        <w:rPr>
+          <w:i/>
+        </w:rPr>
+      </w:pPr>
+      <w:r>
+        <w:rPr>
+          <w:i/>
+        </w:rPr>
+        <w:t>Источники для проверки гипотезы:</w:t>
+      </w:r>
+    </w:p>
+    <w:p>
+      <w:pPr>
+        <w:pStyle w:val="Bullets"/>
+      </w:pPr>
+      <w:r>
+        <w:t>Финансовые отчеты компании и конкурентов</w:t>
+      </w:r>
+    </w:p>
+    <w:p>
+      <w:pPr>
+        <w:spacing w:beforeLines="60" w:before="144" w:afterLines="60" w:after="144"/>
+      </w:pPr>
+      <w:r>
+        <w:t>Признаки подтверждения гипотезы:</w:t>
+      </w:r>
+    </w:p>
+    <w:p>
+      <w:pPr>
+        <w:pStyle w:val="Bullets"/>
+      </w:pPr>
+      <w:r>
+        <w:t xml:space="preserve">Маржа валовая (сырье), продаж (коммерческие расходы), </w:t>
+      </w:r>
+      <w:r>
+        <w:rPr>
+          <w:lang w:val="en-US"/>
+        </w:rPr>
+        <w:t>EBITDA</w:t>
+      </w:r>
+      <w:r>
+        <w:t xml:space="preserve"> (общие и административные расходы) ниже средней по отрасли </w:t>
+      </w:r>
+    </w:p>
+    <w:p>
+      <w:pPr>
+        <w:spacing w:beforeLines="60" w:before="144" w:afterLines="60" w:after="144"/>
+      </w:pPr>
+      <w:r>
+        <w:t>Алгоритм подтверждения гипотезы:</w:t>
+      </w:r>
+    </w:p>
+    <w:p>
+      <w:pPr>
+        <w:pStyle w:val="Bullets"/>
+      </w:pPr>
+      <w:r>
+        <w:t xml:space="preserve">Расчеты на базе отчетов по МСФО </w:t>
+      </w:r>
+    </w:p>
+    <w:p>
+      <w:pPr>
+        <w:spacing w:beforeLines="60" w:before="144" w:afterLines="60" w:after="144"/>
+      </w:pPr>
+      <w:r>
+        <w:t>Вопросы для обсуждения</w:t>
+      </w:r>
+      <w:r>
+        <w:t xml:space="preserve"> /</w:t>
+      </w:r>
+      <w:r>
+        <w:t xml:space="preserve"> уточнения:</w:t>
+      </w:r>
+    </w:p>
+    <w:p>
+      <w:pPr>
+        <w:pStyle w:val="Bullets"/>
+      </w:pPr>
+      <w:r>
+        <w:t>Насколько гибок производственный/логистический контур компании? Какая доля постоянных затрат внутри года?</w:t>
+      </w:r>
+    </w:p>
+    <w:p>
+      <w:pPr>
+        <w:pStyle w:val="Bullets"/>
+      </w:pPr>
+      <w:r>
+        <w:t>Какие меры принимаются для управления затратами в низкий сезон (сокращение переменных затрат, временные контракты)?</w:t>
+      </w:r>
+    </w:p>
+    <w:p>
+      <w:pPr>
+        <w:pStyle w:val="Bullets"/>
+      </w:pPr>
+      <w:r>
+        <w:t xml:space="preserve">Есть ли сценарии сокращения постоянных затрат без потери уровня сервиса? </w:t>
+      </w:r>
+    </w:p>
+    <w:p>
+      <w:pPr>
+        <w:pStyle w:val="-0"/>
+      </w:pPr>
+      <w:bookmarkStart w:id="53" w:name="_Hlk208394293"/>
+      <w:r>
+        <w:t>СЛАБОЕ ПЛАНИРОВАНИЕ ПРОИЗВОДСТВЕННО-СБЫТОВОГО ЦИКЛА</w:t>
+      </w:r>
+    </w:p>
+    <w:bookmarkEnd w:id="53"/>
+    <w:p>
+      <w:pPr>
+        <w:spacing w:beforeLines="60" w:before="144" w:afterLines="60" w:after="144"/>
+        <w:rPr>
+          <w:i/>
+        </w:rPr>
+      </w:pPr>
+      <w:r>
+        <w:rPr>
+          <w:i/>
+        </w:rPr>
+        <w:t>Источники для проверки гипотезы:</w:t>
+      </w:r>
+    </w:p>
+    <w:p>
+      <w:pPr>
+        <w:pStyle w:val="Bullets"/>
+      </w:pPr>
+      <w:r>
+        <w:t>Финансовые отчеты компании и конкурентов</w:t>
+      </w:r>
+    </w:p>
+    <w:p>
+      <w:pPr>
+        <w:spacing w:beforeLines="60" w:before="144" w:afterLines="60" w:after="144"/>
+      </w:pPr>
+      <w:r>
+        <w:t>Признаки подтверждения гипотезы:</w:t>
+      </w:r>
+    </w:p>
+    <w:p>
+      <w:pPr>
+        <w:pStyle w:val="Bullets"/>
+      </w:pPr>
+      <w:r>
+        <w:lastRenderedPageBreak/>
+        <w:t>Продажи существенно более изменчивы, чем в среднем по отрасли (более ярко проявляется сезонность, т.к. отклонения между продажами в отдельные кварталы года)</w:t>
+      </w:r>
+    </w:p>
+    <w:p>
+      <w:pPr>
+        <w:spacing w:beforeLines="60" w:before="144" w:afterLines="60" w:after="144"/>
+      </w:pPr>
+      <w:r>
+        <w:t>Алгоритм подтверждения гипотезы:</w:t>
+      </w:r>
+    </w:p>
+    <w:p>
+      <w:pPr>
+        <w:pStyle w:val="Bullets"/>
+      </w:pPr>
+      <w:r>
+        <w:t xml:space="preserve">Прирост продаж компании отстает от конкурентов, падение, наоборот, выше </w:t>
+      </w:r>
+    </w:p>
+    <w:p>
+      <w:pPr>
+        <w:pStyle w:val="Bullets"/>
+      </w:pPr>
+      <w:r>
+        <w:t>Ситуация повторяется систематически</w:t>
+      </w:r>
+    </w:p>
+    <w:p>
+      <w:pPr>
+        <w:spacing w:beforeLines="60" w:before="144" w:afterLines="60" w:after="144"/>
+      </w:pPr>
+      <w:r>
+        <w:t>Вопросы для обсуждения</w:t>
+      </w:r>
+      <w:r>
+        <w:t xml:space="preserve"> /</w:t>
+      </w:r>
+      <w:r>
+        <w:t xml:space="preserve"> уточнения:</w:t>
+      </w:r>
+    </w:p>
+    <w:p>
+      <w:pPr>
+        <w:pStyle w:val="Bullets"/>
+      </w:pPr>
+      <w:r>
+        <w:t>Как вы управляете предзаказами, запасами, чтобы сглаживать сезонные дефициты?</w:t>
+      </w:r>
+    </w:p>
+    <w:p>
+      <w:pPr>
+        <w:pStyle w:val="Bullets"/>
+      </w:pPr>
+      <w:r>
+        <w:t>Как планируется ликвидность на пики?</w:t>
+      </w:r>
+    </w:p>
+    <w:p>
+      <w:pPr>
+        <w:pStyle w:val="Bullets"/>
+      </w:pPr>
+      <w:r>
+        <w:t>Используются ли прогностические модели спроса и S&amp;OP для сезонного планирования</w:t>
+      </w:r>
+      <w:r>
+        <w:t xml:space="preserve">? Замеряете ли вы точность планирования? Какая она сейчас? Что делаете для повышения ее уровня? </w:t>
+      </w:r>
+    </w:p>
+    <w:p>
+      <w:pPr>
+        <w:spacing w:beforeLines="60" w:before="144" w:afterLines="60" w:after="144"/>
+      </w:pPr>
+      <w:r>
+        <w:t>Возможные действия:</w:t>
+      </w:r>
+    </w:p>
+    <w:p>
+      <w:pPr>
+        <w:pStyle w:val="Bullets"/>
+      </w:pPr>
+      <w:r>
+        <w:t>Создать продукт с более длительным сроком годности</w:t>
+      </w:r>
+    </w:p>
+    <w:p>
+      <w:pPr>
+        <w:pStyle w:val="Bullets"/>
+      </w:pPr>
+      <w:r>
+        <w:t>Перестроить планирование закупок и производства под сезонность</w:t>
+      </w:r>
+    </w:p>
+    <w:p>
+      <w:pPr>
+        <w:pStyle w:val="Bullets"/>
+      </w:pPr>
+      <w:r>
+        <w:t>Разработать сезонные предложения</w:t>
+      </w:r>
     </w:p>
     <w:sectPr>
       <w:headerReference w:type="default" r:id="rId8"/>
